--- a/exports/architecture-spec-arc42.docx
+++ b/exports/architecture-spec-arc42.docx
@@ -66,7 +66,7 @@
           <w:i w:val="0"/>
           <w:sz w:val="22"/>
         </w:rPr>
-        <w:t xml:space="preserve"> Dr. Floriment Klinaku </w:t>
+        <w:t xml:space="preserve"> the course supervisor </w:t>
       </w:r>
       <w:r>
         <w:rPr>

--- a/exports/architecture-spec-arc42.docx
+++ b/exports/architecture-spec-arc42.docx
@@ -930,6 +930,67 @@
     </w:p>
     <w:p>
       <w:pPr>
+        <w:spacing w:after="120"/>
+      </w:pPr>
+      <w:r>
+        <w:rPr>
+          <w:b w:val="0"/>
+          <w:i w:val="0"/>
+          <w:sz w:val="22"/>
+        </w:rPr>
+        <w:t xml:space="preserve">This section follows the arc42 convention of progressive zoom: §5.1 shows the </w:t>
+      </w:r>
+      <w:r>
+        <w:rPr>
+          <w:b/>
+          <w:i w:val="0"/>
+          <w:sz w:val="22"/>
+        </w:rPr>
+        <w:t>whole system at level 1</w:t>
+      </w:r>
+      <w:r>
+        <w:rPr>
+          <w:b w:val="0"/>
+          <w:i w:val="0"/>
+          <w:sz w:val="22"/>
+        </w:rPr>
+        <w:t xml:space="preserve"> (which top-level building blocks exist and how they depend on each other); §5.2–§5.4 zoom into the three Maven modules at </w:t>
+      </w:r>
+      <w:r>
+        <w:rPr>
+          <w:b/>
+          <w:i w:val="0"/>
+          <w:sz w:val="22"/>
+        </w:rPr>
+        <w:t>level 2</w:t>
+      </w:r>
+      <w:r>
+        <w:rPr>
+          <w:b w:val="0"/>
+          <w:i w:val="0"/>
+          <w:sz w:val="22"/>
+        </w:rPr>
+        <w:t xml:space="preserve"> (which packages each module contains and what each package is responsible for); §5.5 zooms into the </w:t>
+      </w:r>
+      <w:r>
+        <w:rPr>
+          <w:b/>
+          <w:i w:val="0"/>
+          <w:sz w:val="22"/>
+        </w:rPr>
+        <w:t>simulation core at level 3</w:t>
+      </w:r>
+      <w:r>
+        <w:rPr>
+          <w:b w:val="0"/>
+          <w:i w:val="0"/>
+          <w:sz w:val="22"/>
+        </w:rPr>
+        <w:t xml:space="preserve"> because that block carries most of the architectural risk and is the most-asked block in the viva.</w:t>
+      </w:r>
+    </w:p>
+    <w:p>
+      <w:pPr>
         <w:spacing w:before="240" w:after="80"/>
       </w:pPr>
       <w:r>
@@ -939,7 +1000,7 @@
           <w:color w:val="101010"/>
           <w:sz w:val="26"/>
         </w:rPr>
-        <w:t>5.1 Level 1 — System overview</w:t>
+        <w:t>5.1 Level 1 — Whitebox of the overall system</w:t>
       </w:r>
     </w:p>
     <w:p>
@@ -952,7 +1013,7 @@
           <w:i w:val="0"/>
           <w:sz w:val="22"/>
         </w:rPr>
-        <w:t xml:space="preserve">The three Maven modules form three building blocks. </w:t>
+        <w:t xml:space="preserve">At the top level the system is exactly three building blocks plus two optional sidecars. The arrows are strictly one-directional: </w:t>
       </w:r>
       <w:r>
         <w:rPr>
@@ -961,7 +1022,7 @@
           <w:i w:val="0"/>
           <w:sz w:val="20"/>
         </w:rPr>
-        <w:t>bomberman-core</w:t>
+        <w:t>bomberman-server</w:t>
       </w:r>
       <w:r>
         <w:rPr>
@@ -969,7 +1030,7 @@
           <w:i w:val="0"/>
           <w:sz w:val="22"/>
         </w:rPr>
-        <w:t xml:space="preserve"> is the shared library that defines the domain entities and wire types. </w:t>
+        <w:t xml:space="preserve"> and </w:t>
       </w:r>
       <w:r>
         <w:rPr>
@@ -978,7 +1039,7 @@
           <w:i w:val="0"/>
           <w:sz w:val="20"/>
         </w:rPr>
-        <w:t>bomberman-server</w:t>
+        <w:t>bomberman-client</w:t>
       </w:r>
       <w:r>
         <w:rPr>
@@ -986,7 +1047,7 @@
           <w:i w:val="0"/>
           <w:sz w:val="22"/>
         </w:rPr>
-        <w:t xml:space="preserve"> depends on </w:t>
+        <w:t xml:space="preserve"> both depend on </w:t>
       </w:r>
       <w:r>
         <w:rPr>
@@ -995,7 +1056,7 @@
           <w:i w:val="0"/>
           <w:sz w:val="20"/>
         </w:rPr>
-        <w:t>core</w:t>
+        <w:t>bomberman-core</w:t>
       </w:r>
       <w:r>
         <w:rPr>
@@ -1003,41 +1064,7 @@
           <w:i w:val="0"/>
           <w:sz w:val="22"/>
         </w:rPr>
-        <w:t xml:space="preserve"> and adds the Netty WebSocket endpoint, the match manager, the authentication providers, and the bot AI. </w:t>
-      </w:r>
-      <w:r>
-        <w:rPr>
-          <w:rFonts w:ascii="Consolas" w:hAnsi="Consolas"/>
-          <w:b w:val="0"/>
-          <w:i w:val="0"/>
-          <w:sz w:val="20"/>
-        </w:rPr>
-        <w:t>bomberman-client</w:t>
-      </w:r>
-      <w:r>
-        <w:rPr>
-          <w:b w:val="0"/>
-          <w:i w:val="0"/>
-          <w:sz w:val="22"/>
-        </w:rPr>
-        <w:t xml:space="preserve"> depends on </w:t>
-      </w:r>
-      <w:r>
-        <w:rPr>
-          <w:rFonts w:ascii="Consolas" w:hAnsi="Consolas"/>
-          <w:b w:val="0"/>
-          <w:i w:val="0"/>
-          <w:sz w:val="20"/>
-        </w:rPr>
-        <w:t>core</w:t>
-      </w:r>
-      <w:r>
-        <w:rPr>
-          <w:b w:val="0"/>
-          <w:i w:val="0"/>
-          <w:sz w:val="22"/>
-        </w:rPr>
-        <w:t xml:space="preserve"> and adds the JavaFX scene graph, the renderer, the audio bus, the gamepad poller, and the haptics service.</w:t>
+        <w:t>; nothing depends on either of them at compile time. The client and server only meet at runtime over the WebSocket wire.</w:t>
       </w:r>
     </w:p>
     <w:p>
@@ -1050,85 +1077,901 @@
           <w:rFonts w:ascii="Consolas" w:hAnsi="Consolas"/>
           <w:sz w:val="18"/>
         </w:rPr>
-        <w:t>classDiagram</w:t>
+        <w:t>flowchart LR</w:t>
         <w:br/>
-        <w:t xml:space="preserve">    class BombermanCore {</w:t>
+        <w:t xml:space="preserve">    subgraph CLIENT_TIER["CLIENT TIER (host machine)"]</w:t>
         <w:br/>
-        <w:t xml:space="preserve">        +GameWorld</w:t>
+        <w:t xml:space="preserve">        CL["&lt;b&gt;bomberman-client&lt;/b&gt;&lt;br/&gt;JavaFX desktop"]</w:t>
         <w:br/>
-        <w:t xml:space="preserve">        +Snapshotter</w:t>
+        <w:t xml:space="preserve">    end</w:t>
         <w:br/>
-        <w:t xml:space="preserve">        +WireCodec</w:t>
         <w:br/>
-        <w:t xml:space="preserve">        +Envelope</w:t>
+        <w:t xml:space="preserve">    subgraph SHARED["SHARED CONTRACT"]</w:t>
         <w:br/>
-        <w:t xml:space="preserve">        +MessageType</w:t>
+        <w:t xml:space="preserve">        CO["&lt;b&gt;bomberman-core&lt;/b&gt;&lt;br/&gt;domain + wire DTOs&lt;br/&gt;+ headless sim"]</w:t>
         <w:br/>
-        <w:t xml:space="preserve">        +PlayerInput</w:t>
+        <w:t xml:space="preserve">    end</w:t>
         <w:br/>
-        <w:t xml:space="preserve">        +Bomberman</w:t>
         <w:br/>
-        <w:t xml:space="preserve">        +Bomb</w:t>
+        <w:t xml:space="preserve">    subgraph SERVER_TIER["SERVER TIER (single JVM process)"]</w:t>
         <w:br/>
-        <w:t xml:space="preserve">        +Explosion</w:t>
+        <w:t xml:space="preserve">        SV["&lt;b&gt;bomberman-server&lt;/b&gt;&lt;br/&gt;Netty + match orchestration"]</w:t>
         <w:br/>
-        <w:t xml:space="preserve">        +Arena</w:t>
+        <w:t xml:space="preserve">        PG["postgres&lt;br/&gt;(v0.3 sidecar)"]</w:t>
         <w:br/>
-        <w:t xml:space="preserve">        +PowerUpItem</w:t>
+        <w:t xml:space="preserve">        RD["redis&lt;br/&gt;(v0.3 sidecar)"]</w:t>
         <w:br/>
-        <w:t xml:space="preserve">    }</w:t>
+        <w:t xml:space="preserve">    end</w:t>
         <w:br/>
-        <w:t xml:space="preserve">    class BombermanServer {</w:t>
         <w:br/>
-        <w:t xml:space="preserve">        +BombServerApplication</w:t>
+        <w:t xml:space="preserve">    CL -- "compile-time dep" --&gt; CO</w:t>
         <w:br/>
-        <w:t xml:space="preserve">        +GameServer</w:t>
+        <w:t xml:space="preserve">    SV -- "compile-time dep" --&gt; CO</w:t>
         <w:br/>
-        <w:t xml:space="preserve">        +WebSocketServer</w:t>
+        <w:t xml:space="preserve">    CL &lt;== "WebSocket /ws&lt;br/&gt;JSON Envelope" ==&gt; SV</w:t>
         <w:br/>
-        <w:t xml:space="preserve">        +GameServerHandler</w:t>
+        <w:t xml:space="preserve">    SV -. "JDBC (deferred)" .-&gt; PG</w:t>
         <w:br/>
-        <w:t xml:space="preserve">        +MatchManager</w:t>
-        <w:br/>
-        <w:t xml:space="preserve">        +LobbyService</w:t>
-        <w:br/>
-        <w:t xml:space="preserve">        +AuthRegistry</w:t>
-        <w:br/>
-        <w:t xml:space="preserve">        +BotController</w:t>
-        <w:br/>
-        <w:t xml:space="preserve">        +ChatRouter</w:t>
-        <w:br/>
-        <w:t xml:space="preserve">        +SessionRegistry</w:t>
-        <w:br/>
-        <w:t xml:space="preserve">    }</w:t>
-        <w:br/>
-        <w:t xml:space="preserve">    class BombermanClient {</w:t>
-        <w:br/>
-        <w:t xml:space="preserve">        +ClientLauncher</w:t>
-        <w:br/>
-        <w:t xml:space="preserve">        +SceneRouter</w:t>
-        <w:br/>
-        <w:t xml:space="preserve">        +ArenaView</w:t>
-        <w:br/>
-        <w:t xml:space="preserve">        +ArenaRenderer</w:t>
-        <w:br/>
-        <w:t xml:space="preserve">        +GameClient</w:t>
-        <w:br/>
-        <w:t xml:space="preserve">        +HudOverlay</w:t>
-        <w:br/>
-        <w:t xml:space="preserve">        +GamepadPoller</w:t>
-        <w:br/>
-        <w:t xml:space="preserve">        +AudioBus</w:t>
-        <w:br/>
-        <w:t xml:space="preserve">        +MandalaTheme</w:t>
-        <w:br/>
-        <w:t xml:space="preserve">    }</w:t>
-        <w:br/>
-        <w:t xml:space="preserve">    BombermanServer --&gt; BombermanCore : depends on</w:t>
-        <w:br/>
-        <w:t xml:space="preserve">    BombermanClient --&gt; BombermanCore : depends on</w:t>
-        <w:br/>
-        <w:t xml:space="preserve">    BombermanServer ..&gt; BombermanClient : wire protocol</w:t>
+        <w:t xml:space="preserve">    SV -. "RESP (deferred)" .-&gt; RD</w:t>
+      </w:r>
+    </w:p>
+    <w:tbl>
+      <w:tblPr>
+        <w:tblStyle w:val="LightGrid-Accent1"/>
+        <w:tblW w:type="auto" w:w="0"/>
+        <w:tblLook w:firstColumn="1" w:firstRow="1" w:lastColumn="0" w:lastRow="0" w:noHBand="0" w:noVBand="1" w:val="04A0"/>
+      </w:tblPr>
+      <w:tblGrid>
+        <w:gridCol w:w="2160"/>
+        <w:gridCol w:w="2160"/>
+        <w:gridCol w:w="2160"/>
+        <w:gridCol w:w="2160"/>
+      </w:tblGrid>
+      <w:tr>
+        <w:tc>
+          <w:tcPr>
+            <w:tcW w:type="dxa" w:w="2160"/>
+          </w:tcPr>
+          <w:p>
+            <w:r/>
+            <w:r>
+              <w:rPr>
+                <w:b/>
+                <w:i w:val="0"/>
+                <w:sz w:val="22"/>
+              </w:rPr>
+              <w:t>Block</w:t>
+            </w:r>
+          </w:p>
+        </w:tc>
+        <w:tc>
+          <w:tcPr>
+            <w:tcW w:type="dxa" w:w="2160"/>
+          </w:tcPr>
+          <w:p>
+            <w:r/>
+            <w:r>
+              <w:rPr>
+                <w:b/>
+                <w:i w:val="0"/>
+                <w:sz w:val="22"/>
+              </w:rPr>
+              <w:t>Purpose</w:t>
+            </w:r>
+          </w:p>
+        </w:tc>
+        <w:tc>
+          <w:tcPr>
+            <w:tcW w:type="dxa" w:w="2160"/>
+          </w:tcPr>
+          <w:p>
+            <w:r/>
+            <w:r>
+              <w:rPr>
+                <w:b/>
+                <w:i w:val="0"/>
+                <w:sz w:val="22"/>
+              </w:rPr>
+              <w:t>Key contents</w:t>
+            </w:r>
+          </w:p>
+        </w:tc>
+        <w:tc>
+          <w:tcPr>
+            <w:tcW w:type="dxa" w:w="2160"/>
+          </w:tcPr>
+          <w:p>
+            <w:r/>
+            <w:r>
+              <w:rPr>
+                <w:b/>
+                <w:i w:val="0"/>
+                <w:sz w:val="22"/>
+              </w:rPr>
+              <w:t>Owner</w:t>
+            </w:r>
+          </w:p>
+        </w:tc>
+      </w:tr>
+      <w:tr>
+        <w:tc>
+          <w:tcPr>
+            <w:tcW w:type="dxa" w:w="2160"/>
+          </w:tcPr>
+          <w:p>
+            <w:r/>
+            <w:r>
+              <w:rPr>
+                <w:b/>
+                <w:i w:val="0"/>
+                <w:sz w:val="22"/>
+              </w:rPr>
+              <w:t>bomberman-core</w:t>
+            </w:r>
+          </w:p>
+        </w:tc>
+        <w:tc>
+          <w:tcPr>
+            <w:tcW w:type="dxa" w:w="2160"/>
+          </w:tcPr>
+          <w:p>
+            <w:r/>
+            <w:r>
+              <w:rPr>
+                <w:b w:val="0"/>
+                <w:i w:val="0"/>
+                <w:sz w:val="22"/>
+              </w:rPr>
+              <w:t>Single source of truth for domain entities and the on-wire DTOs. Linked by both client and server, so a DTO drift is structurally impossible.</w:t>
+            </w:r>
+          </w:p>
+        </w:tc>
+        <w:tc>
+          <w:tcPr>
+            <w:tcW w:type="dxa" w:w="2160"/>
+          </w:tcPr>
+          <w:p>
+            <w:r/>
+            <w:r>
+              <w:rPr>
+                <w:rFonts w:ascii="Consolas" w:hAnsi="Consolas"/>
+                <w:b w:val="0"/>
+                <w:i w:val="0"/>
+                <w:sz w:val="20"/>
+              </w:rPr>
+              <w:t>entity/</w:t>
+            </w:r>
+            <w:r>
+              <w:rPr>
+                <w:b w:val="0"/>
+                <w:i w:val="0"/>
+                <w:sz w:val="22"/>
+              </w:rPr>
+              <w:t xml:space="preserve">, </w:t>
+            </w:r>
+            <w:r>
+              <w:rPr>
+                <w:rFonts w:ascii="Consolas" w:hAnsi="Consolas"/>
+                <w:b w:val="0"/>
+                <w:i w:val="0"/>
+                <w:sz w:val="20"/>
+              </w:rPr>
+              <w:t>world/</w:t>
+            </w:r>
+            <w:r>
+              <w:rPr>
+                <w:b w:val="0"/>
+                <w:i w:val="0"/>
+                <w:sz w:val="22"/>
+              </w:rPr>
+              <w:t xml:space="preserve">, </w:t>
+            </w:r>
+            <w:r>
+              <w:rPr>
+                <w:rFonts w:ascii="Consolas" w:hAnsi="Consolas"/>
+                <w:b w:val="0"/>
+                <w:i w:val="0"/>
+                <w:sz w:val="20"/>
+              </w:rPr>
+              <w:t>sim/</w:t>
+            </w:r>
+            <w:r>
+              <w:rPr>
+                <w:b w:val="0"/>
+                <w:i w:val="0"/>
+                <w:sz w:val="22"/>
+              </w:rPr>
+              <w:t xml:space="preserve">, </w:t>
+            </w:r>
+            <w:r>
+              <w:rPr>
+                <w:rFonts w:ascii="Consolas" w:hAnsi="Consolas"/>
+                <w:b w:val="0"/>
+                <w:i w:val="0"/>
+                <w:sz w:val="20"/>
+              </w:rPr>
+              <w:t>net/</w:t>
+            </w:r>
+            <w:r>
+              <w:rPr>
+                <w:b w:val="0"/>
+                <w:i w:val="0"/>
+                <w:sz w:val="22"/>
+              </w:rPr>
+              <w:t xml:space="preserve">, </w:t>
+            </w:r>
+            <w:r>
+              <w:rPr>
+                <w:rFonts w:ascii="Consolas" w:hAnsi="Consolas"/>
+                <w:b w:val="0"/>
+                <w:i w:val="0"/>
+                <w:sz w:val="20"/>
+              </w:rPr>
+              <w:t>input/</w:t>
+            </w:r>
+            <w:r>
+              <w:rPr>
+                <w:b w:val="0"/>
+                <w:i w:val="0"/>
+                <w:sz w:val="22"/>
+              </w:rPr>
+              <w:t xml:space="preserve">, </w:t>
+            </w:r>
+            <w:r>
+              <w:rPr>
+                <w:rFonts w:ascii="Consolas" w:hAnsi="Consolas"/>
+                <w:b w:val="0"/>
+                <w:i w:val="0"/>
+                <w:sz w:val="20"/>
+              </w:rPr>
+              <w:t>geom/</w:t>
+            </w:r>
+          </w:p>
+        </w:tc>
+        <w:tc>
+          <w:tcPr>
+            <w:tcW w:type="dxa" w:w="2160"/>
+          </w:tcPr>
+          <w:p>
+            <w:r/>
+            <w:r>
+              <w:rPr>
+                <w:b w:val="0"/>
+                <w:i w:val="0"/>
+                <w:sz w:val="22"/>
+              </w:rPr>
+              <w:t>AA + SK</w:t>
+            </w:r>
+          </w:p>
+        </w:tc>
+      </w:tr>
+      <w:tr>
+        <w:tc>
+          <w:tcPr>
+            <w:tcW w:type="dxa" w:w="2160"/>
+          </w:tcPr>
+          <w:p>
+            <w:r/>
+            <w:r>
+              <w:rPr>
+                <w:b/>
+                <w:i w:val="0"/>
+                <w:sz w:val="22"/>
+              </w:rPr>
+              <w:t>bomberman-server</w:t>
+            </w:r>
+          </w:p>
+        </w:tc>
+        <w:tc>
+          <w:tcPr>
+            <w:tcW w:type="dxa" w:w="2160"/>
+          </w:tcPr>
+          <w:p>
+            <w:r/>
+            <w:r>
+              <w:rPr>
+                <w:b w:val="0"/>
+                <w:i w:val="0"/>
+                <w:sz w:val="22"/>
+              </w:rPr>
+              <w:t xml:space="preserve">Hosts the only mutable </w:t>
+            </w:r>
+            <w:r>
+              <w:rPr>
+                <w:rFonts w:ascii="Consolas" w:hAnsi="Consolas"/>
+                <w:b w:val="0"/>
+                <w:i w:val="0"/>
+                <w:sz w:val="20"/>
+              </w:rPr>
+              <w:t>GameWorld</w:t>
+            </w:r>
+            <w:r>
+              <w:rPr>
+                <w:b w:val="0"/>
+                <w:i w:val="0"/>
+                <w:sz w:val="22"/>
+              </w:rPr>
+              <w:t>, terminates WebSocket connections, runs the 60 Hz tick, fills empty slots with bots, exposes a metrics endpoint.</w:t>
+            </w:r>
+          </w:p>
+        </w:tc>
+        <w:tc>
+          <w:tcPr>
+            <w:tcW w:type="dxa" w:w="2160"/>
+          </w:tcPr>
+          <w:p>
+            <w:r/>
+            <w:r>
+              <w:rPr>
+                <w:rFonts w:ascii="Consolas" w:hAnsi="Consolas"/>
+                <w:b w:val="0"/>
+                <w:i w:val="0"/>
+                <w:sz w:val="20"/>
+              </w:rPr>
+              <w:t>net/</w:t>
+            </w:r>
+            <w:r>
+              <w:rPr>
+                <w:b w:val="0"/>
+                <w:i w:val="0"/>
+                <w:sz w:val="22"/>
+              </w:rPr>
+              <w:t xml:space="preserve">, </w:t>
+            </w:r>
+            <w:r>
+              <w:rPr>
+                <w:rFonts w:ascii="Consolas" w:hAnsi="Consolas"/>
+                <w:b w:val="0"/>
+                <w:i w:val="0"/>
+                <w:sz w:val="20"/>
+              </w:rPr>
+              <w:t>lobby/</w:t>
+            </w:r>
+            <w:r>
+              <w:rPr>
+                <w:b w:val="0"/>
+                <w:i w:val="0"/>
+                <w:sz w:val="22"/>
+              </w:rPr>
+              <w:t xml:space="preserve">, </w:t>
+            </w:r>
+            <w:r>
+              <w:rPr>
+                <w:rFonts w:ascii="Consolas" w:hAnsi="Consolas"/>
+                <w:b w:val="0"/>
+                <w:i w:val="0"/>
+                <w:sz w:val="20"/>
+              </w:rPr>
+              <w:t>match/</w:t>
+            </w:r>
+            <w:r>
+              <w:rPr>
+                <w:b w:val="0"/>
+                <w:i w:val="0"/>
+                <w:sz w:val="22"/>
+              </w:rPr>
+              <w:t xml:space="preserve">, </w:t>
+            </w:r>
+            <w:r>
+              <w:rPr>
+                <w:rFonts w:ascii="Consolas" w:hAnsi="Consolas"/>
+                <w:b w:val="0"/>
+                <w:i w:val="0"/>
+                <w:sz w:val="20"/>
+              </w:rPr>
+              <w:t>auth/</w:t>
+            </w:r>
+            <w:r>
+              <w:rPr>
+                <w:b w:val="0"/>
+                <w:i w:val="0"/>
+                <w:sz w:val="22"/>
+              </w:rPr>
+              <w:t xml:space="preserve">, </w:t>
+            </w:r>
+            <w:r>
+              <w:rPr>
+                <w:rFonts w:ascii="Consolas" w:hAnsi="Consolas"/>
+                <w:b w:val="0"/>
+                <w:i w:val="0"/>
+                <w:sz w:val="20"/>
+              </w:rPr>
+              <w:t>session/</w:t>
+            </w:r>
+            <w:r>
+              <w:rPr>
+                <w:b w:val="0"/>
+                <w:i w:val="0"/>
+                <w:sz w:val="22"/>
+              </w:rPr>
+              <w:t xml:space="preserve">, </w:t>
+            </w:r>
+            <w:r>
+              <w:rPr>
+                <w:rFonts w:ascii="Consolas" w:hAnsi="Consolas"/>
+                <w:b w:val="0"/>
+                <w:i w:val="0"/>
+                <w:sz w:val="20"/>
+              </w:rPr>
+              <w:t>ai/</w:t>
+            </w:r>
+            <w:r>
+              <w:rPr>
+                <w:b w:val="0"/>
+                <w:i w:val="0"/>
+                <w:sz w:val="22"/>
+              </w:rPr>
+              <w:t xml:space="preserve">, </w:t>
+            </w:r>
+            <w:r>
+              <w:rPr>
+                <w:rFonts w:ascii="Consolas" w:hAnsi="Consolas"/>
+                <w:b w:val="0"/>
+                <w:i w:val="0"/>
+                <w:sz w:val="20"/>
+              </w:rPr>
+              <w:t>chat/</w:t>
+            </w:r>
+            <w:r>
+              <w:rPr>
+                <w:b w:val="0"/>
+                <w:i w:val="0"/>
+                <w:sz w:val="22"/>
+              </w:rPr>
+              <w:t xml:space="preserve">, </w:t>
+            </w:r>
+            <w:r>
+              <w:rPr>
+                <w:rFonts w:ascii="Consolas" w:hAnsi="Consolas"/>
+                <w:b w:val="0"/>
+                <w:i w:val="0"/>
+                <w:sz w:val="20"/>
+              </w:rPr>
+              <w:t>moderation/</w:t>
+            </w:r>
+            <w:r>
+              <w:rPr>
+                <w:b w:val="0"/>
+                <w:i w:val="0"/>
+                <w:sz w:val="22"/>
+              </w:rPr>
+              <w:t xml:space="preserve">, </w:t>
+            </w:r>
+            <w:r>
+              <w:rPr>
+                <w:rFonts w:ascii="Consolas" w:hAnsi="Consolas"/>
+                <w:b w:val="0"/>
+                <w:i w:val="0"/>
+                <w:sz w:val="20"/>
+              </w:rPr>
+              <w:t>config/</w:t>
+            </w:r>
+          </w:p>
+        </w:tc>
+        <w:tc>
+          <w:tcPr>
+            <w:tcW w:type="dxa" w:w="2160"/>
+          </w:tcPr>
+          <w:p>
+            <w:r/>
+            <w:r>
+              <w:rPr>
+                <w:b w:val="0"/>
+                <w:i w:val="0"/>
+                <w:sz w:val="22"/>
+              </w:rPr>
+              <w:t>JC</w:t>
+            </w:r>
+          </w:p>
+        </w:tc>
+      </w:tr>
+      <w:tr>
+        <w:tc>
+          <w:tcPr>
+            <w:tcW w:type="dxa" w:w="2160"/>
+          </w:tcPr>
+          <w:p>
+            <w:r/>
+            <w:r>
+              <w:rPr>
+                <w:b/>
+                <w:i w:val="0"/>
+                <w:sz w:val="22"/>
+              </w:rPr>
+              <w:t>bomberman-client</w:t>
+            </w:r>
+          </w:p>
+        </w:tc>
+        <w:tc>
+          <w:tcPr>
+            <w:tcW w:type="dxa" w:w="2160"/>
+          </w:tcPr>
+          <w:p>
+            <w:r/>
+            <w:r>
+              <w:rPr>
+                <w:b w:val="0"/>
+                <w:i w:val="0"/>
+                <w:sz w:val="22"/>
+              </w:rPr>
+              <w:t>JavaFX desktop UI. Renders snapshots, collects input, plays sound, applies haptics. Holds no authoritative state.</w:t>
+            </w:r>
+          </w:p>
+        </w:tc>
+        <w:tc>
+          <w:tcPr>
+            <w:tcW w:type="dxa" w:w="2160"/>
+          </w:tcPr>
+          <w:p>
+            <w:r/>
+            <w:r>
+              <w:rPr>
+                <w:rFonts w:ascii="Consolas" w:hAnsi="Consolas"/>
+                <w:b w:val="0"/>
+                <w:i w:val="0"/>
+                <w:sz w:val="20"/>
+              </w:rPr>
+              <w:t>ui/</w:t>
+            </w:r>
+            <w:r>
+              <w:rPr>
+                <w:b w:val="0"/>
+                <w:i w:val="0"/>
+                <w:sz w:val="22"/>
+              </w:rPr>
+              <w:t xml:space="preserve">, </w:t>
+            </w:r>
+            <w:r>
+              <w:rPr>
+                <w:rFonts w:ascii="Consolas" w:hAnsi="Consolas"/>
+                <w:b w:val="0"/>
+                <w:i w:val="0"/>
+                <w:sz w:val="20"/>
+              </w:rPr>
+              <w:t>render/</w:t>
+            </w:r>
+            <w:r>
+              <w:rPr>
+                <w:b w:val="0"/>
+                <w:i w:val="0"/>
+                <w:sz w:val="22"/>
+              </w:rPr>
+              <w:t xml:space="preserve">, </w:t>
+            </w:r>
+            <w:r>
+              <w:rPr>
+                <w:rFonts w:ascii="Consolas" w:hAnsi="Consolas"/>
+                <w:b w:val="0"/>
+                <w:i w:val="0"/>
+                <w:sz w:val="20"/>
+              </w:rPr>
+              <w:t>net/</w:t>
+            </w:r>
+            <w:r>
+              <w:rPr>
+                <w:b w:val="0"/>
+                <w:i w:val="0"/>
+                <w:sz w:val="22"/>
+              </w:rPr>
+              <w:t xml:space="preserve">, </w:t>
+            </w:r>
+            <w:r>
+              <w:rPr>
+                <w:rFonts w:ascii="Consolas" w:hAnsi="Consolas"/>
+                <w:b w:val="0"/>
+                <w:i w:val="0"/>
+                <w:sz w:val="20"/>
+              </w:rPr>
+              <w:t>audio/</w:t>
+            </w:r>
+            <w:r>
+              <w:rPr>
+                <w:b w:val="0"/>
+                <w:i w:val="0"/>
+                <w:sz w:val="22"/>
+              </w:rPr>
+              <w:t xml:space="preserve">, </w:t>
+            </w:r>
+            <w:r>
+              <w:rPr>
+                <w:rFonts w:ascii="Consolas" w:hAnsi="Consolas"/>
+                <w:b w:val="0"/>
+                <w:i w:val="0"/>
+                <w:sz w:val="20"/>
+              </w:rPr>
+              <w:t>input/</w:t>
+            </w:r>
+            <w:r>
+              <w:rPr>
+                <w:b w:val="0"/>
+                <w:i w:val="0"/>
+                <w:sz w:val="22"/>
+              </w:rPr>
+              <w:t xml:space="preserve">, </w:t>
+            </w:r>
+            <w:r>
+              <w:rPr>
+                <w:rFonts w:ascii="Consolas" w:hAnsi="Consolas"/>
+                <w:b w:val="0"/>
+                <w:i w:val="0"/>
+                <w:sz w:val="20"/>
+              </w:rPr>
+              <w:t>safety/</w:t>
+            </w:r>
+          </w:p>
+        </w:tc>
+        <w:tc>
+          <w:tcPr>
+            <w:tcW w:type="dxa" w:w="2160"/>
+          </w:tcPr>
+          <w:p>
+            <w:r/>
+            <w:r>
+              <w:rPr>
+                <w:b w:val="0"/>
+                <w:i w:val="0"/>
+                <w:sz w:val="22"/>
+              </w:rPr>
+              <w:t>SK</w:t>
+            </w:r>
+          </w:p>
+        </w:tc>
+      </w:tr>
+      <w:tr>
+        <w:tc>
+          <w:tcPr>
+            <w:tcW w:type="dxa" w:w="2160"/>
+          </w:tcPr>
+          <w:p>
+            <w:r/>
+            <w:r>
+              <w:rPr>
+                <w:b w:val="0"/>
+                <w:i w:val="0"/>
+                <w:sz w:val="22"/>
+              </w:rPr>
+              <w:t>postgres (v0.3)</w:t>
+            </w:r>
+          </w:p>
+        </w:tc>
+        <w:tc>
+          <w:tcPr>
+            <w:tcW w:type="dxa" w:w="2160"/>
+          </w:tcPr>
+          <w:p>
+            <w:r/>
+            <w:r>
+              <w:rPr>
+                <w:b w:val="0"/>
+                <w:i w:val="0"/>
+                <w:sz w:val="22"/>
+              </w:rPr>
+              <w:t>Persistent ranking and account metadata. Optional sidecar; the prototype runs without it.</w:t>
+            </w:r>
+          </w:p>
+        </w:tc>
+        <w:tc>
+          <w:tcPr>
+            <w:tcW w:type="dxa" w:w="2160"/>
+          </w:tcPr>
+          <w:p>
+            <w:r/>
+            <w:r>
+              <w:rPr>
+                <w:b w:val="0"/>
+                <w:i w:val="0"/>
+                <w:sz w:val="22"/>
+              </w:rPr>
+              <w:t>—</w:t>
+            </w:r>
+          </w:p>
+        </w:tc>
+        <w:tc>
+          <w:tcPr>
+            <w:tcW w:type="dxa" w:w="2160"/>
+          </w:tcPr>
+          <w:p>
+            <w:r/>
+            <w:r>
+              <w:rPr>
+                <w:b w:val="0"/>
+                <w:i w:val="0"/>
+                <w:sz w:val="22"/>
+              </w:rPr>
+              <w:t>—</w:t>
+            </w:r>
+          </w:p>
+        </w:tc>
+      </w:tr>
+      <w:tr>
+        <w:tc>
+          <w:tcPr>
+            <w:tcW w:type="dxa" w:w="2160"/>
+          </w:tcPr>
+          <w:p>
+            <w:r/>
+            <w:r>
+              <w:rPr>
+                <w:b w:val="0"/>
+                <w:i w:val="0"/>
+                <w:sz w:val="22"/>
+              </w:rPr>
+              <w:t>redis (v0.3)</w:t>
+            </w:r>
+          </w:p>
+        </w:tc>
+        <w:tc>
+          <w:tcPr>
+            <w:tcW w:type="dxa" w:w="2160"/>
+          </w:tcPr>
+          <w:p>
+            <w:r/>
+            <w:r>
+              <w:rPr>
+                <w:b w:val="0"/>
+                <w:i w:val="0"/>
+                <w:sz w:val="22"/>
+              </w:rPr>
+              <w:t>Match-state cache for crash recovery. Optional.</w:t>
+            </w:r>
+          </w:p>
+        </w:tc>
+        <w:tc>
+          <w:tcPr>
+            <w:tcW w:type="dxa" w:w="2160"/>
+          </w:tcPr>
+          <w:p>
+            <w:r/>
+            <w:r>
+              <w:rPr>
+                <w:b w:val="0"/>
+                <w:i w:val="0"/>
+                <w:sz w:val="22"/>
+              </w:rPr>
+              <w:t>—</w:t>
+            </w:r>
+          </w:p>
+        </w:tc>
+        <w:tc>
+          <w:tcPr>
+            <w:tcW w:type="dxa" w:w="2160"/>
+          </w:tcPr>
+          <w:p>
+            <w:r/>
+            <w:r>
+              <w:rPr>
+                <w:b w:val="0"/>
+                <w:i w:val="0"/>
+                <w:sz w:val="22"/>
+              </w:rPr>
+              <w:t>—</w:t>
+            </w:r>
+          </w:p>
+        </w:tc>
+      </w:tr>
+    </w:tbl>
+    <w:p/>
+    <w:p>
+      <w:pPr>
+        <w:spacing w:after="120"/>
+      </w:pPr>
+      <w:r>
+        <w:rPr>
+          <w:b/>
+          <w:i w:val="0"/>
+          <w:sz w:val="22"/>
+        </w:rPr>
+        <w:t>Interfaces at level 1.</w:t>
+      </w:r>
+      <w:r>
+        <w:rPr>
+          <w:b w:val="0"/>
+          <w:i w:val="0"/>
+          <w:sz w:val="22"/>
+        </w:rPr>
+        <w:t xml:space="preserve"> </w:t>
+      </w:r>
+      <w:r>
+        <w:rPr>
+          <w:rFonts w:ascii="Consolas" w:hAnsi="Consolas"/>
+          <w:b w:val="0"/>
+          <w:i w:val="0"/>
+          <w:sz w:val="20"/>
+        </w:rPr>
+        <w:t>bomberman-core</w:t>
+      </w:r>
+      <w:r>
+        <w:rPr>
+          <w:b w:val="0"/>
+          <w:i w:val="0"/>
+          <w:sz w:val="22"/>
+        </w:rPr>
+        <w:t xml:space="preserve"> exposes a Java API consumed by both the client and the server at compile time (entities, DTO records, </w:t>
+      </w:r>
+      <w:r>
+        <w:rPr>
+          <w:rFonts w:ascii="Consolas" w:hAnsi="Consolas"/>
+          <w:b w:val="0"/>
+          <w:i w:val="0"/>
+          <w:sz w:val="20"/>
+        </w:rPr>
+        <w:t>WireCodec</w:t>
+      </w:r>
+      <w:r>
+        <w:rPr>
+          <w:b w:val="0"/>
+          <w:i w:val="0"/>
+          <w:sz w:val="22"/>
+        </w:rPr>
+        <w:t xml:space="preserve">). The client talks to the server over exactly one runtime interface — a WebSocket at </w:t>
+      </w:r>
+      <w:r>
+        <w:rPr>
+          <w:rFonts w:ascii="Consolas" w:hAnsi="Consolas"/>
+          <w:b w:val="0"/>
+          <w:i w:val="0"/>
+          <w:sz w:val="20"/>
+        </w:rPr>
+        <w:t>/ws</w:t>
+      </w:r>
+      <w:r>
+        <w:rPr>
+          <w:b w:val="0"/>
+          <w:i w:val="0"/>
+          <w:sz w:val="22"/>
+        </w:rPr>
+        <w:t xml:space="preserve"> carrying JSON </w:t>
+      </w:r>
+      <w:r>
+        <w:rPr>
+          <w:rFonts w:ascii="Consolas" w:hAnsi="Consolas"/>
+          <w:b w:val="0"/>
+          <w:i w:val="0"/>
+          <w:sz w:val="20"/>
+        </w:rPr>
+        <w:t>Envelope</w:t>
+      </w:r>
+      <w:r>
+        <w:rPr>
+          <w:b w:val="0"/>
+          <w:i w:val="0"/>
+          <w:sz w:val="22"/>
+        </w:rPr>
+        <w:t xml:space="preserve"> objects discriminated by </w:t>
+      </w:r>
+      <w:r>
+        <w:rPr>
+          <w:rFonts w:ascii="Consolas" w:hAnsi="Consolas"/>
+          <w:b w:val="0"/>
+          <w:i w:val="0"/>
+          <w:sz w:val="20"/>
+        </w:rPr>
+        <w:t>MessageType</w:t>
+      </w:r>
+      <w:r>
+        <w:rPr>
+          <w:b w:val="0"/>
+          <w:i w:val="0"/>
+          <w:sz w:val="22"/>
+        </w:rPr>
+        <w:t>. The metrics interface (</w:t>
+      </w:r>
+      <w:r>
+        <w:rPr>
+          <w:rFonts w:ascii="Consolas" w:hAnsi="Consolas"/>
+          <w:b w:val="0"/>
+          <w:i w:val="0"/>
+          <w:sz w:val="20"/>
+        </w:rPr>
+        <w:t>/metrics</w:t>
+      </w:r>
+      <w:r>
+        <w:rPr>
+          <w:b w:val="0"/>
+          <w:i w:val="0"/>
+          <w:sz w:val="22"/>
+        </w:rPr>
+        <w:t>) is separate, scraped by Prometheus, and never used by the client.</w:t>
       </w:r>
     </w:p>
     <w:p>
@@ -1142,7 +1985,17 @@
           <w:color w:val="101010"/>
           <w:sz w:val="26"/>
         </w:rPr>
-        <w:t>5.2 Level 2 — Core module decomposition</w:t>
+        <w:t xml:space="preserve">5.2 Level 2 — Whitebox of </w:t>
+      </w:r>
+      <w:r>
+        <w:rPr>
+          <w:rFonts w:ascii="Consolas" w:hAnsi="Consolas"/>
+          <w:b/>
+          <w:i w:val="0"/>
+          <w:color w:val="101010"/>
+          <w:sz w:val="20"/>
+        </w:rPr>
+        <w:t>bomberman-core</w:t>
       </w:r>
     </w:p>
     <w:p>
@@ -1164,15 +2017,1218 @@
           <w:i w:val="0"/>
           <w:sz w:val="22"/>
         </w:rPr>
-        <w:t xml:space="preserve"> contains four logical packages. The </w:t>
-      </w:r>
+        <w:t xml:space="preserve"> is the shared contract. It has no I/O, no threads, no logging — it is a pure-Java domain library that can be unit-tested in milliseconds. Six packages.</w:t>
+      </w:r>
+    </w:p>
+    <w:p>
+      <w:pPr>
+        <w:spacing w:before="80" w:after="160"/>
+        <w:ind w:left="360"/>
+      </w:pPr>
+      <w:r>
+        <w:rPr>
+          <w:rFonts w:ascii="Consolas" w:hAnsi="Consolas"/>
+          <w:sz w:val="18"/>
+        </w:rPr>
+        <w:t>flowchart TB</w:t>
+        <w:br/>
+        <w:t xml:space="preserve">    subgraph CORE["bomberman-core"]</w:t>
+        <w:br/>
+        <w:t xml:space="preserve">        ENT["&lt;b&gt;entity&lt;/b&gt;&lt;br/&gt;Bomberman · Player · Score&lt;br/&gt;Bomb · Explosion · PowerUpItem"]</w:t>
+        <w:br/>
+        <w:t xml:space="preserve">        WLD["&lt;b&gt;world&lt;/b&gt;&lt;br/&gt;Arena · Tile · TileType&lt;br/&gt;ArenaTheme · Bonus + 7 subclasses&lt;br/&gt;PowerUpType"]</w:t>
+        <w:br/>
+        <w:t xml:space="preserve">        SIM["&lt;b&gt;sim&lt;/b&gt;&lt;br/&gt;GameWorld · Snapshotter&lt;br/&gt;GameMode · GameState"]</w:t>
+        <w:br/>
+        <w:t xml:space="preserve">        NET["&lt;b&gt;net&lt;/b&gt;&lt;br/&gt;Envelope · MessageType&lt;br/&gt;WireCodec&lt;br/&gt;net/dto/* (~30 DTOs)"]</w:t>
+        <w:br/>
+        <w:t xml:space="preserve">        INP["&lt;b&gt;input&lt;/b&gt;&lt;br/&gt;PlayerInput"]</w:t>
+        <w:br/>
+        <w:t xml:space="preserve">        GEO["&lt;b&gt;geom&lt;/b&gt;&lt;br/&gt;TilePos · Direction"]</w:t>
+        <w:br/>
+        <w:t xml:space="preserve">    end</w:t>
+        <w:br/>
+        <w:br/>
+        <w:t xml:space="preserve">    SIM --&gt; ENT</w:t>
+        <w:br/>
+        <w:t xml:space="preserve">    SIM --&gt; WLD</w:t>
+        <w:br/>
+        <w:t xml:space="preserve">    SIM --&gt; INP</w:t>
+        <w:br/>
+        <w:t xml:space="preserve">    SIM --&gt; GEO</w:t>
+        <w:br/>
+        <w:t xml:space="preserve">    ENT --&gt; WLD</w:t>
+        <w:br/>
+        <w:t xml:space="preserve">    ENT --&gt; GEO</w:t>
+        <w:br/>
+        <w:t xml:space="preserve">    NET --&gt; ENT</w:t>
+        <w:br/>
+        <w:t xml:space="preserve">    NET --&gt; WLD</w:t>
+        <w:br/>
+        <w:t xml:space="preserve">    NET --&gt; INP</w:t>
+      </w:r>
+    </w:p>
+    <w:tbl>
+      <w:tblPr>
+        <w:tblStyle w:val="LightGrid-Accent1"/>
+        <w:tblW w:type="auto" w:w="0"/>
+        <w:tblLook w:firstColumn="1" w:firstRow="1" w:lastColumn="0" w:lastRow="0" w:noHBand="0" w:noVBand="1" w:val="04A0"/>
+      </w:tblPr>
+      <w:tblGrid>
+        <w:gridCol w:w="2160"/>
+        <w:gridCol w:w="2160"/>
+        <w:gridCol w:w="2160"/>
+        <w:gridCol w:w="2160"/>
+      </w:tblGrid>
+      <w:tr>
+        <w:tc>
+          <w:tcPr>
+            <w:tcW w:type="dxa" w:w="2160"/>
+          </w:tcPr>
+          <w:p>
+            <w:r/>
+            <w:r>
+              <w:rPr>
+                <w:b/>
+                <w:i w:val="0"/>
+                <w:sz w:val="22"/>
+              </w:rPr>
+              <w:t>Package</w:t>
+            </w:r>
+          </w:p>
+        </w:tc>
+        <w:tc>
+          <w:tcPr>
+            <w:tcW w:type="dxa" w:w="2160"/>
+          </w:tcPr>
+          <w:p>
+            <w:r/>
+            <w:r>
+              <w:rPr>
+                <w:b/>
+                <w:i w:val="0"/>
+                <w:sz w:val="22"/>
+              </w:rPr>
+              <w:t>Responsibility</w:t>
+            </w:r>
+          </w:p>
+        </w:tc>
+        <w:tc>
+          <w:tcPr>
+            <w:tcW w:type="dxa" w:w="2160"/>
+          </w:tcPr>
+          <w:p>
+            <w:r/>
+            <w:r>
+              <w:rPr>
+                <w:b/>
+                <w:i w:val="0"/>
+                <w:sz w:val="22"/>
+              </w:rPr>
+              <w:t>Notable classes</w:t>
+            </w:r>
+          </w:p>
+        </w:tc>
+        <w:tc>
+          <w:tcPr>
+            <w:tcW w:type="dxa" w:w="2160"/>
+          </w:tcPr>
+          <w:p>
+            <w:r/>
+            <w:r>
+              <w:rPr>
+                <w:b/>
+                <w:i w:val="0"/>
+                <w:sz w:val="22"/>
+              </w:rPr>
+              <w:t>Tested by</w:t>
+            </w:r>
+          </w:p>
+        </w:tc>
+      </w:tr>
+      <w:tr>
+        <w:tc>
+          <w:tcPr>
+            <w:tcW w:type="dxa" w:w="2160"/>
+          </w:tcPr>
+          <w:p>
+            <w:r/>
+            <w:r>
+              <w:rPr>
+                <w:rFonts w:ascii="Consolas" w:hAnsi="Consolas"/>
+                <w:b w:val="0"/>
+                <w:i w:val="0"/>
+                <w:sz w:val="20"/>
+              </w:rPr>
+              <w:t>entity/</w:t>
+            </w:r>
+          </w:p>
+        </w:tc>
+        <w:tc>
+          <w:tcPr>
+            <w:tcW w:type="dxa" w:w="2160"/>
+          </w:tcPr>
+          <w:p>
+            <w:r/>
+            <w:r>
+              <w:rPr>
+                <w:b w:val="0"/>
+                <w:i w:val="0"/>
+                <w:sz w:val="22"/>
+              </w:rPr>
+              <w:t xml:space="preserve">Mutable game entities that live inside a </w:t>
+            </w:r>
+            <w:r>
+              <w:rPr>
+                <w:rFonts w:ascii="Consolas" w:hAnsi="Consolas"/>
+                <w:b w:val="0"/>
+                <w:i w:val="0"/>
+                <w:sz w:val="20"/>
+              </w:rPr>
+              <w:t>GameWorld</w:t>
+            </w:r>
+            <w:r>
+              <w:rPr>
+                <w:b w:val="0"/>
+                <w:i w:val="0"/>
+                <w:sz w:val="22"/>
+              </w:rPr>
+              <w:t>.</w:t>
+            </w:r>
+          </w:p>
+        </w:tc>
+        <w:tc>
+          <w:tcPr>
+            <w:tcW w:type="dxa" w:w="2160"/>
+          </w:tcPr>
+          <w:p>
+            <w:r/>
+            <w:r>
+              <w:rPr>
+                <w:rFonts w:ascii="Consolas" w:hAnsi="Consolas"/>
+                <w:b w:val="0"/>
+                <w:i w:val="0"/>
+                <w:sz w:val="20"/>
+              </w:rPr>
+              <w:t>Bomberman</w:t>
+            </w:r>
+            <w:r>
+              <w:rPr>
+                <w:b w:val="0"/>
+                <w:i w:val="0"/>
+                <w:sz w:val="22"/>
+              </w:rPr>
+              <w:t xml:space="preserve"> (pos, range, lives, speed, kick), </w:t>
+            </w:r>
+            <w:r>
+              <w:rPr>
+                <w:rFonts w:ascii="Consolas" w:hAnsi="Consolas"/>
+                <w:b w:val="0"/>
+                <w:i w:val="0"/>
+                <w:sz w:val="20"/>
+              </w:rPr>
+              <w:t>Player</w:t>
+            </w:r>
+            <w:r>
+              <w:rPr>
+                <w:b w:val="0"/>
+                <w:i w:val="0"/>
+                <w:sz w:val="22"/>
+              </w:rPr>
+              <w:t xml:space="preserve"> (owns </w:t>
+            </w:r>
+            <w:r>
+              <w:rPr>
+                <w:rFonts w:ascii="Consolas" w:hAnsi="Consolas"/>
+                <w:b w:val="0"/>
+                <w:i w:val="0"/>
+                <w:sz w:val="20"/>
+              </w:rPr>
+              <w:t>Bomberman</w:t>
+            </w:r>
+            <w:r>
+              <w:rPr>
+                <w:b w:val="0"/>
+                <w:i w:val="0"/>
+                <w:sz w:val="22"/>
+              </w:rPr>
+              <w:t xml:space="preserve"> + </w:t>
+            </w:r>
+            <w:r>
+              <w:rPr>
+                <w:rFonts w:ascii="Consolas" w:hAnsi="Consolas"/>
+                <w:b w:val="0"/>
+                <w:i w:val="0"/>
+                <w:sz w:val="20"/>
+              </w:rPr>
+              <w:t>Score</w:t>
+            </w:r>
+            <w:r>
+              <w:rPr>
+                <w:b w:val="0"/>
+                <w:i w:val="0"/>
+                <w:sz w:val="22"/>
+              </w:rPr>
+              <w:t xml:space="preserve">), </w:t>
+            </w:r>
+            <w:r>
+              <w:rPr>
+                <w:rFonts w:ascii="Consolas" w:hAnsi="Consolas"/>
+                <w:b w:val="0"/>
+                <w:i w:val="0"/>
+                <w:sz w:val="20"/>
+              </w:rPr>
+              <w:t>Bomb</w:t>
+            </w:r>
+            <w:r>
+              <w:rPr>
+                <w:b w:val="0"/>
+                <w:i w:val="0"/>
+                <w:sz w:val="22"/>
+              </w:rPr>
+              <w:t xml:space="preserve"> (fuse, owner), </w:t>
+            </w:r>
+            <w:r>
+              <w:rPr>
+                <w:rFonts w:ascii="Consolas" w:hAnsi="Consolas"/>
+                <w:b w:val="0"/>
+                <w:i w:val="0"/>
+                <w:sz w:val="20"/>
+              </w:rPr>
+              <w:t>Explosion</w:t>
+            </w:r>
+            <w:r>
+              <w:rPr>
+                <w:b w:val="0"/>
+                <w:i w:val="0"/>
+                <w:sz w:val="22"/>
+              </w:rPr>
+              <w:t xml:space="preserve">, </w:t>
+            </w:r>
+            <w:r>
+              <w:rPr>
+                <w:rFonts w:ascii="Consolas" w:hAnsi="Consolas"/>
+                <w:b w:val="0"/>
+                <w:i w:val="0"/>
+                <w:sz w:val="20"/>
+              </w:rPr>
+              <w:t>PowerUpItem</w:t>
+            </w:r>
+            <w:r>
+              <w:rPr>
+                <w:b w:val="0"/>
+                <w:i w:val="0"/>
+                <w:sz w:val="22"/>
+              </w:rPr>
+              <w:t xml:space="preserve">, </w:t>
+            </w:r>
+            <w:r>
+              <w:rPr>
+                <w:rFonts w:ascii="Consolas" w:hAnsi="Consolas"/>
+                <w:b w:val="0"/>
+                <w:i w:val="0"/>
+                <w:sz w:val="20"/>
+              </w:rPr>
+              <w:t>Score</w:t>
+            </w:r>
+            <w:r>
+              <w:rPr>
+                <w:b w:val="0"/>
+                <w:i w:val="0"/>
+                <w:sz w:val="22"/>
+              </w:rPr>
+              <w:t>.</w:t>
+            </w:r>
+          </w:p>
+        </w:tc>
+        <w:tc>
+          <w:tcPr>
+            <w:tcW w:type="dxa" w:w="2160"/>
+          </w:tcPr>
+          <w:p>
+            <w:r/>
+            <w:r>
+              <w:rPr>
+                <w:b w:val="0"/>
+                <w:i w:val="0"/>
+                <w:sz w:val="22"/>
+              </w:rPr>
+              <w:t xml:space="preserve">indirect via </w:t>
+            </w:r>
+            <w:r>
+              <w:rPr>
+                <w:rFonts w:ascii="Consolas" w:hAnsi="Consolas"/>
+                <w:b w:val="0"/>
+                <w:i w:val="0"/>
+                <w:sz w:val="20"/>
+              </w:rPr>
+              <w:t>GameWorldTest</w:t>
+            </w:r>
+          </w:p>
+        </w:tc>
+      </w:tr>
+      <w:tr>
+        <w:tc>
+          <w:tcPr>
+            <w:tcW w:type="dxa" w:w="2160"/>
+          </w:tcPr>
+          <w:p>
+            <w:r/>
+            <w:r>
+              <w:rPr>
+                <w:rFonts w:ascii="Consolas" w:hAnsi="Consolas"/>
+                <w:b w:val="0"/>
+                <w:i w:val="0"/>
+                <w:sz w:val="20"/>
+              </w:rPr>
+              <w:t>world/</w:t>
+            </w:r>
+          </w:p>
+        </w:tc>
+        <w:tc>
+          <w:tcPr>
+            <w:tcW w:type="dxa" w:w="2160"/>
+          </w:tcPr>
+          <w:p>
+            <w:r/>
+            <w:r>
+              <w:rPr>
+                <w:b w:val="0"/>
+                <w:i w:val="0"/>
+                <w:sz w:val="22"/>
+              </w:rPr>
+              <w:t>The grid and the bonus hierarchy.</w:t>
+            </w:r>
+          </w:p>
+        </w:tc>
+        <w:tc>
+          <w:tcPr>
+            <w:tcW w:type="dxa" w:w="2160"/>
+          </w:tcPr>
+          <w:p>
+            <w:r/>
+            <w:r>
+              <w:rPr>
+                <w:rFonts w:ascii="Consolas" w:hAnsi="Consolas"/>
+                <w:b w:val="0"/>
+                <w:i w:val="0"/>
+                <w:sz w:val="20"/>
+              </w:rPr>
+              <w:t>Arena</w:t>
+            </w:r>
+            <w:r>
+              <w:rPr>
+                <w:b w:val="0"/>
+                <w:i w:val="0"/>
+                <w:sz w:val="22"/>
+              </w:rPr>
+              <w:t xml:space="preserve"> (</w:t>
+            </w:r>
+            <w:r>
+              <w:rPr>
+                <w:rFonts w:ascii="Consolas" w:hAnsi="Consolas"/>
+                <w:b w:val="0"/>
+                <w:i w:val="0"/>
+                <w:sz w:val="20"/>
+              </w:rPr>
+              <w:t>Tile[][]</w:t>
+            </w:r>
+            <w:r>
+              <w:rPr>
+                <w:b w:val="0"/>
+                <w:i w:val="0"/>
+                <w:sz w:val="22"/>
+              </w:rPr>
+              <w:t xml:space="preserve">), </w:t>
+            </w:r>
+            <w:r>
+              <w:rPr>
+                <w:rFonts w:ascii="Consolas" w:hAnsi="Consolas"/>
+                <w:b w:val="0"/>
+                <w:i w:val="0"/>
+                <w:sz w:val="20"/>
+              </w:rPr>
+              <w:t>Tile</w:t>
+            </w:r>
+            <w:r>
+              <w:rPr>
+                <w:b w:val="0"/>
+                <w:i w:val="0"/>
+                <w:sz w:val="22"/>
+              </w:rPr>
+              <w:t xml:space="preserve">, </w:t>
+            </w:r>
+            <w:r>
+              <w:rPr>
+                <w:rFonts w:ascii="Consolas" w:hAnsi="Consolas"/>
+                <w:b w:val="0"/>
+                <w:i w:val="0"/>
+                <w:sz w:val="20"/>
+              </w:rPr>
+              <w:t>TileType</w:t>
+            </w:r>
+            <w:r>
+              <w:rPr>
+                <w:b w:val="0"/>
+                <w:i w:val="0"/>
+                <w:sz w:val="22"/>
+              </w:rPr>
+              <w:t xml:space="preserve"> (Wall/Block/Floor/Spawn), abstract </w:t>
+            </w:r>
+            <w:r>
+              <w:rPr>
+                <w:rFonts w:ascii="Consolas" w:hAnsi="Consolas"/>
+                <w:b w:val="0"/>
+                <w:i w:val="0"/>
+                <w:sz w:val="20"/>
+              </w:rPr>
+              <w:t>Bonus</w:t>
+            </w:r>
+            <w:r>
+              <w:rPr>
+                <w:b w:val="0"/>
+                <w:i w:val="0"/>
+                <w:sz w:val="22"/>
+              </w:rPr>
+              <w:t xml:space="preserve"> + 7 concrete subclasses (</w:t>
+            </w:r>
+            <w:r>
+              <w:rPr>
+                <w:rFonts w:ascii="Consolas" w:hAnsi="Consolas"/>
+                <w:b w:val="0"/>
+                <w:i w:val="0"/>
+                <w:sz w:val="20"/>
+              </w:rPr>
+              <w:t>Armor·ExtraBomb·Flame·Kick·Life·Speed·Throw</w:t>
+            </w:r>
+            <w:r>
+              <w:rPr>
+                <w:b w:val="0"/>
+                <w:i w:val="0"/>
+                <w:sz w:val="22"/>
+              </w:rPr>
+              <w:t xml:space="preserve">), </w:t>
+            </w:r>
+            <w:r>
+              <w:rPr>
+                <w:rFonts w:ascii="Consolas" w:hAnsi="Consolas"/>
+                <w:b w:val="0"/>
+                <w:i w:val="0"/>
+                <w:sz w:val="20"/>
+              </w:rPr>
+              <w:t>PowerUpType</w:t>
+            </w:r>
+            <w:r>
+              <w:rPr>
+                <w:b w:val="0"/>
+                <w:i w:val="0"/>
+                <w:sz w:val="22"/>
+              </w:rPr>
+              <w:t xml:space="preserve">, </w:t>
+            </w:r>
+            <w:r>
+              <w:rPr>
+                <w:rFonts w:ascii="Consolas" w:hAnsi="Consolas"/>
+                <w:b w:val="0"/>
+                <w:i w:val="0"/>
+                <w:sz w:val="20"/>
+              </w:rPr>
+              <w:t>ArenaTheme</w:t>
+            </w:r>
+            <w:r>
+              <w:rPr>
+                <w:b w:val="0"/>
+                <w:i w:val="0"/>
+                <w:sz w:val="22"/>
+              </w:rPr>
+              <w:t>.</w:t>
+            </w:r>
+          </w:p>
+        </w:tc>
+        <w:tc>
+          <w:tcPr>
+            <w:tcW w:type="dxa" w:w="2160"/>
+          </w:tcPr>
+          <w:p>
+            <w:r/>
+            <w:r>
+              <w:rPr>
+                <w:b w:val="0"/>
+                <w:i w:val="0"/>
+                <w:sz w:val="22"/>
+              </w:rPr>
+              <w:t>indirect</w:t>
+            </w:r>
+          </w:p>
+        </w:tc>
+      </w:tr>
+      <w:tr>
+        <w:tc>
+          <w:tcPr>
+            <w:tcW w:type="dxa" w:w="2160"/>
+          </w:tcPr>
+          <w:p>
+            <w:r/>
+            <w:r>
+              <w:rPr>
+                <w:rFonts w:ascii="Consolas" w:hAnsi="Consolas"/>
+                <w:b w:val="0"/>
+                <w:i w:val="0"/>
+                <w:sz w:val="20"/>
+              </w:rPr>
+              <w:t>sim/</w:t>
+            </w:r>
+          </w:p>
+        </w:tc>
+        <w:tc>
+          <w:tcPr>
+            <w:tcW w:type="dxa" w:w="2160"/>
+          </w:tcPr>
+          <w:p>
+            <w:r/>
+            <w:r>
+              <w:rPr>
+                <w:b w:val="0"/>
+                <w:i w:val="0"/>
+                <w:sz w:val="22"/>
+              </w:rPr>
+              <w:t>The deterministic tick loop and the snapshot producer.</w:t>
+            </w:r>
+          </w:p>
+        </w:tc>
+        <w:tc>
+          <w:tcPr>
+            <w:tcW w:type="dxa" w:w="2160"/>
+          </w:tcPr>
+          <w:p>
+            <w:r/>
+            <w:r>
+              <w:rPr>
+                <w:rFonts w:ascii="Consolas" w:hAnsi="Consolas"/>
+                <w:b w:val="0"/>
+                <w:i w:val="0"/>
+                <w:sz w:val="20"/>
+              </w:rPr>
+              <w:t>GameWorld.tick()</w:t>
+            </w:r>
+            <w:r>
+              <w:rPr>
+                <w:b w:val="0"/>
+                <w:i w:val="0"/>
+                <w:sz w:val="22"/>
+              </w:rPr>
+              <w:t xml:space="preserve">, </w:t>
+            </w:r>
+            <w:r>
+              <w:rPr>
+                <w:rFonts w:ascii="Consolas" w:hAnsi="Consolas"/>
+                <w:b w:val="0"/>
+                <w:i w:val="0"/>
+                <w:sz w:val="20"/>
+              </w:rPr>
+              <w:t>Snapshotter.snapshot()</w:t>
+            </w:r>
+            <w:r>
+              <w:rPr>
+                <w:b w:val="0"/>
+                <w:i w:val="0"/>
+                <w:sz w:val="22"/>
+              </w:rPr>
+              <w:t xml:space="preserve">, </w:t>
+            </w:r>
+            <w:r>
+              <w:rPr>
+                <w:rFonts w:ascii="Consolas" w:hAnsi="Consolas"/>
+                <w:b w:val="0"/>
+                <w:i w:val="0"/>
+                <w:sz w:val="20"/>
+              </w:rPr>
+              <w:t>GameMode</w:t>
+            </w:r>
+            <w:r>
+              <w:rPr>
+                <w:b w:val="0"/>
+                <w:i w:val="0"/>
+                <w:sz w:val="22"/>
+              </w:rPr>
+              <w:t xml:space="preserve">, </w:t>
+            </w:r>
+            <w:r>
+              <w:rPr>
+                <w:rFonts w:ascii="Consolas" w:hAnsi="Consolas"/>
+                <w:b w:val="0"/>
+                <w:i w:val="0"/>
+                <w:sz w:val="20"/>
+              </w:rPr>
+              <w:t>GameState</w:t>
+            </w:r>
+            <w:r>
+              <w:rPr>
+                <w:b w:val="0"/>
+                <w:i w:val="0"/>
+                <w:sz w:val="22"/>
+              </w:rPr>
+              <w:t>.</w:t>
+            </w:r>
+          </w:p>
+        </w:tc>
+        <w:tc>
+          <w:tcPr>
+            <w:tcW w:type="dxa" w:w="2160"/>
+          </w:tcPr>
+          <w:p>
+            <w:r/>
+            <w:r>
+              <w:rPr>
+                <w:rFonts w:ascii="Consolas" w:hAnsi="Consolas"/>
+                <w:b w:val="0"/>
+                <w:i w:val="0"/>
+                <w:sz w:val="20"/>
+              </w:rPr>
+              <w:t>GameWorldTest</w:t>
+            </w:r>
+            <w:r>
+              <w:rPr>
+                <w:b w:val="0"/>
+                <w:i w:val="0"/>
+                <w:sz w:val="22"/>
+              </w:rPr>
+              <w:t xml:space="preserve"> (5 tests)</w:t>
+            </w:r>
+          </w:p>
+        </w:tc>
+      </w:tr>
+      <w:tr>
+        <w:tc>
+          <w:tcPr>
+            <w:tcW w:type="dxa" w:w="2160"/>
+          </w:tcPr>
+          <w:p>
+            <w:r/>
+            <w:r>
+              <w:rPr>
+                <w:rFonts w:ascii="Consolas" w:hAnsi="Consolas"/>
+                <w:b w:val="0"/>
+                <w:i w:val="0"/>
+                <w:sz w:val="20"/>
+              </w:rPr>
+              <w:t>net/</w:t>
+            </w:r>
+          </w:p>
+        </w:tc>
+        <w:tc>
+          <w:tcPr>
+            <w:tcW w:type="dxa" w:w="2160"/>
+          </w:tcPr>
+          <w:p>
+            <w:r/>
+            <w:r>
+              <w:rPr>
+                <w:b w:val="0"/>
+                <w:i w:val="0"/>
+                <w:sz w:val="22"/>
+              </w:rPr>
+              <w:t>Wire format. Single choke point through which all JSON crosses.</w:t>
+            </w:r>
+          </w:p>
+        </w:tc>
+        <w:tc>
+          <w:tcPr>
+            <w:tcW w:type="dxa" w:w="2160"/>
+          </w:tcPr>
+          <w:p>
+            <w:r/>
+            <w:r>
+              <w:rPr>
+                <w:rFonts w:ascii="Consolas" w:hAnsi="Consolas"/>
+                <w:b w:val="0"/>
+                <w:i w:val="0"/>
+                <w:sz w:val="20"/>
+              </w:rPr>
+              <w:t>Envelope</w:t>
+            </w:r>
+            <w:r>
+              <w:rPr>
+                <w:b w:val="0"/>
+                <w:i w:val="0"/>
+                <w:sz w:val="22"/>
+              </w:rPr>
+              <w:t xml:space="preserve">, </w:t>
+            </w:r>
+            <w:r>
+              <w:rPr>
+                <w:rFonts w:ascii="Consolas" w:hAnsi="Consolas"/>
+                <w:b w:val="0"/>
+                <w:i w:val="0"/>
+                <w:sz w:val="20"/>
+              </w:rPr>
+              <w:t>MessageType</w:t>
+            </w:r>
+            <w:r>
+              <w:rPr>
+                <w:b w:val="0"/>
+                <w:i w:val="0"/>
+                <w:sz w:val="22"/>
+              </w:rPr>
+              <w:t xml:space="preserve"> (24 kinds), </w:t>
+            </w:r>
+            <w:r>
+              <w:rPr>
+                <w:rFonts w:ascii="Consolas" w:hAnsi="Consolas"/>
+                <w:b w:val="0"/>
+                <w:i w:val="0"/>
+                <w:sz w:val="20"/>
+              </w:rPr>
+              <w:t>WireCodec</w:t>
+            </w:r>
+            <w:r>
+              <w:rPr>
+                <w:b w:val="0"/>
+                <w:i w:val="0"/>
+                <w:sz w:val="22"/>
+              </w:rPr>
+              <w:t xml:space="preserve">, plus </w:t>
+            </w:r>
+            <w:r>
+              <w:rPr>
+                <w:rFonts w:ascii="Consolas" w:hAnsi="Consolas"/>
+                <w:b w:val="0"/>
+                <w:i w:val="0"/>
+                <w:sz w:val="20"/>
+              </w:rPr>
+              <w:t>net/dto/*</w:t>
+            </w:r>
+            <w:r>
+              <w:rPr>
+                <w:b w:val="0"/>
+                <w:i w:val="0"/>
+                <w:sz w:val="22"/>
+              </w:rPr>
+              <w:t xml:space="preserve"> (~30 record DTOs — </w:t>
+            </w:r>
+            <w:r>
+              <w:rPr>
+                <w:rFonts w:ascii="Consolas" w:hAnsi="Consolas"/>
+                <w:b w:val="0"/>
+                <w:i w:val="0"/>
+                <w:sz w:val="20"/>
+              </w:rPr>
+              <w:t>PlayerSnapshot</w:t>
+            </w:r>
+            <w:r>
+              <w:rPr>
+                <w:b w:val="0"/>
+                <w:i w:val="0"/>
+                <w:sz w:val="22"/>
+              </w:rPr>
+              <w:t xml:space="preserve">, </w:t>
+            </w:r>
+            <w:r>
+              <w:rPr>
+                <w:rFonts w:ascii="Consolas" w:hAnsi="Consolas"/>
+                <w:b w:val="0"/>
+                <w:i w:val="0"/>
+                <w:sz w:val="20"/>
+              </w:rPr>
+              <w:t>BombSnapshot</w:t>
+            </w:r>
+            <w:r>
+              <w:rPr>
+                <w:b w:val="0"/>
+                <w:i w:val="0"/>
+                <w:sz w:val="22"/>
+              </w:rPr>
+              <w:t xml:space="preserve">, </w:t>
+            </w:r>
+            <w:r>
+              <w:rPr>
+                <w:rFonts w:ascii="Consolas" w:hAnsi="Consolas"/>
+                <w:b w:val="0"/>
+                <w:i w:val="0"/>
+                <w:sz w:val="20"/>
+              </w:rPr>
+              <w:t>WorldSnapshot</w:t>
+            </w:r>
+            <w:r>
+              <w:rPr>
+                <w:b w:val="0"/>
+                <w:i w:val="0"/>
+                <w:sz w:val="22"/>
+              </w:rPr>
+              <w:t xml:space="preserve">, </w:t>
+            </w:r>
+            <w:r>
+              <w:rPr>
+                <w:rFonts w:ascii="Consolas" w:hAnsi="Consolas"/>
+                <w:b w:val="0"/>
+                <w:i w:val="0"/>
+                <w:sz w:val="20"/>
+              </w:rPr>
+              <w:t>MatchStart</w:t>
+            </w:r>
+            <w:r>
+              <w:rPr>
+                <w:b w:val="0"/>
+                <w:i w:val="0"/>
+                <w:sz w:val="22"/>
+              </w:rPr>
+              <w:t xml:space="preserve">, </w:t>
+            </w:r>
+            <w:r>
+              <w:rPr>
+                <w:rFonts w:ascii="Consolas" w:hAnsi="Consolas"/>
+                <w:b w:val="0"/>
+                <w:i w:val="0"/>
+                <w:sz w:val="20"/>
+              </w:rPr>
+              <w:t>MatchEnd</w:t>
+            </w:r>
+            <w:r>
+              <w:rPr>
+                <w:b w:val="0"/>
+                <w:i w:val="0"/>
+                <w:sz w:val="22"/>
+              </w:rPr>
+              <w:t xml:space="preserve">, </w:t>
+            </w:r>
+            <w:r>
+              <w:rPr>
+                <w:rFonts w:ascii="Consolas" w:hAnsi="Consolas"/>
+                <w:b w:val="0"/>
+                <w:i w:val="0"/>
+                <w:sz w:val="20"/>
+              </w:rPr>
+              <w:t>Hello</w:t>
+            </w:r>
+            <w:r>
+              <w:rPr>
+                <w:b w:val="0"/>
+                <w:i w:val="0"/>
+                <w:sz w:val="22"/>
+              </w:rPr>
+              <w:t xml:space="preserve">, </w:t>
+            </w:r>
+            <w:r>
+              <w:rPr>
+                <w:rFonts w:ascii="Consolas" w:hAnsi="Consolas"/>
+                <w:b w:val="0"/>
+                <w:i w:val="0"/>
+                <w:sz w:val="20"/>
+              </w:rPr>
+              <w:t>Welcome</w:t>
+            </w:r>
+            <w:r>
+              <w:rPr>
+                <w:b w:val="0"/>
+                <w:i w:val="0"/>
+                <w:sz w:val="22"/>
+              </w:rPr>
+              <w:t xml:space="preserve">, </w:t>
+            </w:r>
+            <w:r>
+              <w:rPr>
+                <w:rFonts w:ascii="Consolas" w:hAnsi="Consolas"/>
+                <w:b w:val="0"/>
+                <w:i w:val="0"/>
+                <w:sz w:val="20"/>
+              </w:rPr>
+              <w:t>AuthRequest</w:t>
+            </w:r>
+            <w:r>
+              <w:rPr>
+                <w:b w:val="0"/>
+                <w:i w:val="0"/>
+                <w:sz w:val="22"/>
+              </w:rPr>
+              <w:t xml:space="preserve">, </w:t>
+            </w:r>
+            <w:r>
+              <w:rPr>
+                <w:rFonts w:ascii="Consolas" w:hAnsi="Consolas"/>
+                <w:b w:val="0"/>
+                <w:i w:val="0"/>
+                <w:sz w:val="20"/>
+              </w:rPr>
+              <w:t>AuthResult</w:t>
+            </w:r>
+            <w:r>
+              <w:rPr>
+                <w:b w:val="0"/>
+                <w:i w:val="0"/>
+                <w:sz w:val="22"/>
+              </w:rPr>
+              <w:t xml:space="preserve">, </w:t>
+            </w:r>
+            <w:r>
+              <w:rPr>
+                <w:rFonts w:ascii="Consolas" w:hAnsi="Consolas"/>
+                <w:b w:val="0"/>
+                <w:i w:val="0"/>
+                <w:sz w:val="20"/>
+              </w:rPr>
+              <w:t>InputFrame</w:t>
+            </w:r>
+            <w:r>
+              <w:rPr>
+                <w:b w:val="0"/>
+                <w:i w:val="0"/>
+                <w:sz w:val="22"/>
+              </w:rPr>
+              <w:t xml:space="preserve">, </w:t>
+            </w:r>
+            <w:r>
+              <w:rPr>
+                <w:rFonts w:ascii="Consolas" w:hAnsi="Consolas"/>
+                <w:b w:val="0"/>
+                <w:i w:val="0"/>
+                <w:sz w:val="20"/>
+              </w:rPr>
+              <w:t>ChatMessage</w:t>
+            </w:r>
+            <w:r>
+              <w:rPr>
+                <w:b w:val="0"/>
+                <w:i w:val="0"/>
+                <w:sz w:val="22"/>
+              </w:rPr>
+              <w:t xml:space="preserve">, </w:t>
+            </w:r>
+            <w:r>
+              <w:rPr>
+                <w:rFonts w:ascii="Consolas" w:hAnsi="Consolas"/>
+                <w:b w:val="0"/>
+                <w:i w:val="0"/>
+                <w:sz w:val="20"/>
+              </w:rPr>
+              <w:t>KillFeedEntry</w:t>
+            </w:r>
+            <w:r>
+              <w:rPr>
+                <w:b w:val="0"/>
+                <w:i w:val="0"/>
+                <w:sz w:val="22"/>
+              </w:rPr>
+              <w:t>, lobby messages, …).</w:t>
+            </w:r>
+          </w:p>
+        </w:tc>
+        <w:tc>
+          <w:tcPr>
+            <w:tcW w:type="dxa" w:w="2160"/>
+          </w:tcPr>
+          <w:p>
+            <w:r/>
+            <w:r>
+              <w:rPr>
+                <w:rFonts w:ascii="Consolas" w:hAnsi="Consolas"/>
+                <w:b w:val="0"/>
+                <w:i w:val="0"/>
+                <w:sz w:val="20"/>
+              </w:rPr>
+              <w:t>WireCodecTest</w:t>
+            </w:r>
+            <w:r>
+              <w:rPr>
+                <w:b w:val="0"/>
+                <w:i w:val="0"/>
+                <w:sz w:val="22"/>
+              </w:rPr>
+              <w:t xml:space="preserve"> (2 tests)</w:t>
+            </w:r>
+          </w:p>
+        </w:tc>
+      </w:tr>
+      <w:tr>
+        <w:tc>
+          <w:tcPr>
+            <w:tcW w:type="dxa" w:w="2160"/>
+          </w:tcPr>
+          <w:p>
+            <w:r/>
+            <w:r>
+              <w:rPr>
+                <w:rFonts w:ascii="Consolas" w:hAnsi="Consolas"/>
+                <w:b w:val="0"/>
+                <w:i w:val="0"/>
+                <w:sz w:val="20"/>
+              </w:rPr>
+              <w:t>input/</w:t>
+            </w:r>
+          </w:p>
+        </w:tc>
+        <w:tc>
+          <w:tcPr>
+            <w:tcW w:type="dxa" w:w="2160"/>
+          </w:tcPr>
+          <w:p>
+            <w:r/>
+            <w:r>
+              <w:rPr>
+                <w:b w:val="0"/>
+                <w:i w:val="0"/>
+                <w:sz w:val="22"/>
+              </w:rPr>
+              <w:t>Input model shared by both sides.</w:t>
+            </w:r>
+          </w:p>
+        </w:tc>
+        <w:tc>
+          <w:tcPr>
+            <w:tcW w:type="dxa" w:w="2160"/>
+          </w:tcPr>
+          <w:p>
+            <w:r/>
+            <w:r>
+              <w:rPr>
+                <w:rFonts w:ascii="Consolas" w:hAnsi="Consolas"/>
+                <w:b w:val="0"/>
+                <w:i w:val="0"/>
+                <w:sz w:val="20"/>
+              </w:rPr>
+              <w:t>PlayerInput</w:t>
+            </w:r>
+            <w:r>
+              <w:rPr>
+                <w:b w:val="0"/>
+                <w:i w:val="0"/>
+                <w:sz w:val="22"/>
+              </w:rPr>
+              <w:t xml:space="preserve"> (4 directional bits + place + throw).</w:t>
+            </w:r>
+          </w:p>
+        </w:tc>
+        <w:tc>
+          <w:tcPr>
+            <w:tcW w:type="dxa" w:w="2160"/>
+          </w:tcPr>
+          <w:p>
+            <w:r/>
+            <w:r>
+              <w:rPr>
+                <w:b w:val="0"/>
+                <w:i w:val="0"/>
+                <w:sz w:val="22"/>
+              </w:rPr>
+              <w:t xml:space="preserve">covered by </w:t>
+            </w:r>
+            <w:r>
+              <w:rPr>
+                <w:rFonts w:ascii="Consolas" w:hAnsi="Consolas"/>
+                <w:b w:val="0"/>
+                <w:i w:val="0"/>
+                <w:sz w:val="20"/>
+              </w:rPr>
+              <w:t>GameWorldTest</w:t>
+            </w:r>
+          </w:p>
+        </w:tc>
+      </w:tr>
+      <w:tr>
+        <w:tc>
+          <w:tcPr>
+            <w:tcW w:type="dxa" w:w="2160"/>
+          </w:tcPr>
+          <w:p>
+            <w:r/>
+            <w:r>
+              <w:rPr>
+                <w:rFonts w:ascii="Consolas" w:hAnsi="Consolas"/>
+                <w:b w:val="0"/>
+                <w:i w:val="0"/>
+                <w:sz w:val="20"/>
+              </w:rPr>
+              <w:t>geom/</w:t>
+            </w:r>
+          </w:p>
+        </w:tc>
+        <w:tc>
+          <w:tcPr>
+            <w:tcW w:type="dxa" w:w="2160"/>
+          </w:tcPr>
+          <w:p>
+            <w:r/>
+            <w:r>
+              <w:rPr>
+                <w:b w:val="0"/>
+                <w:i w:val="0"/>
+                <w:sz w:val="22"/>
+              </w:rPr>
+              <w:t>Tiny value types so signatures stay readable.</w:t>
+            </w:r>
+          </w:p>
+        </w:tc>
+        <w:tc>
+          <w:tcPr>
+            <w:tcW w:type="dxa" w:w="2160"/>
+          </w:tcPr>
+          <w:p>
+            <w:r/>
+            <w:r>
+              <w:rPr>
+                <w:rFonts w:ascii="Consolas" w:hAnsi="Consolas"/>
+                <w:b w:val="0"/>
+                <w:i w:val="0"/>
+                <w:sz w:val="20"/>
+              </w:rPr>
+              <w:t>TilePos</w:t>
+            </w:r>
+            <w:r>
+              <w:rPr>
+                <w:b w:val="0"/>
+                <w:i w:val="0"/>
+                <w:sz w:val="22"/>
+              </w:rPr>
+              <w:t xml:space="preserve">, </w:t>
+            </w:r>
+            <w:r>
+              <w:rPr>
+                <w:rFonts w:ascii="Consolas" w:hAnsi="Consolas"/>
+                <w:b w:val="0"/>
+                <w:i w:val="0"/>
+                <w:sz w:val="20"/>
+              </w:rPr>
+              <w:t>Direction</w:t>
+            </w:r>
+            <w:r>
+              <w:rPr>
+                <w:b w:val="0"/>
+                <w:i w:val="0"/>
+                <w:sz w:val="22"/>
+              </w:rPr>
+              <w:t>.</w:t>
+            </w:r>
+          </w:p>
+        </w:tc>
+        <w:tc>
+          <w:tcPr>
+            <w:tcW w:type="dxa" w:w="2160"/>
+          </w:tcPr>
+          <w:p>
+            <w:r/>
+            <w:r>
+              <w:rPr>
+                <w:b w:val="0"/>
+                <w:i w:val="0"/>
+                <w:sz w:val="22"/>
+              </w:rPr>
+              <w:t>—</w:t>
+            </w:r>
+          </w:p>
+        </w:tc>
+      </w:tr>
+    </w:tbl>
+    <w:p/>
+    <w:p>
+      <w:pPr>
+        <w:spacing w:after="120"/>
+      </w:pPr>
       <w:r>
         <w:rPr>
           <w:b/>
           <w:i w:val="0"/>
           <w:sz w:val="22"/>
         </w:rPr>
-        <w:t>domain</w:t>
+        <w:t>Why no cycles.</w:t>
       </w:r>
       <w:r>
         <w:rPr>
@@ -1180,7 +3236,7 @@
           <w:i w:val="0"/>
           <w:sz w:val="22"/>
         </w:rPr>
-        <w:t xml:space="preserve"> package holds </w:t>
+        <w:t xml:space="preserve"> </w:t>
       </w:r>
       <w:r>
         <w:rPr>
@@ -1189,7 +3245,7 @@
           <w:i w:val="0"/>
           <w:sz w:val="20"/>
         </w:rPr>
-        <w:t>Bomberman</w:t>
+        <w:t>entity/</w:t>
       </w:r>
       <w:r>
         <w:rPr>
@@ -1197,7 +3253,7 @@
           <w:i w:val="0"/>
           <w:sz w:val="22"/>
         </w:rPr>
-        <w:t xml:space="preserve">, </w:t>
+        <w:t xml:space="preserve"> and </w:t>
       </w:r>
       <w:r>
         <w:rPr>
@@ -1206,7 +3262,7 @@
           <w:i w:val="0"/>
           <w:sz w:val="20"/>
         </w:rPr>
-        <w:t>Player</w:t>
+        <w:t>world/</w:t>
       </w:r>
       <w:r>
         <w:rPr>
@@ -1214,7 +3270,7 @@
           <w:i w:val="0"/>
           <w:sz w:val="22"/>
         </w:rPr>
-        <w:t xml:space="preserve">, </w:t>
+        <w:t xml:space="preserve"> are leaf packages; </w:t>
       </w:r>
       <w:r>
         <w:rPr>
@@ -1223,7 +3279,7 @@
           <w:i w:val="0"/>
           <w:sz w:val="20"/>
         </w:rPr>
-        <w:t>Bomb</w:t>
+        <w:t>sim/</w:t>
       </w:r>
       <w:r>
         <w:rPr>
@@ -1231,7 +3287,7 @@
           <w:i w:val="0"/>
           <w:sz w:val="22"/>
         </w:rPr>
-        <w:t xml:space="preserve">, </w:t>
+        <w:t xml:space="preserve"> pulls them together; </w:t>
       </w:r>
       <w:r>
         <w:rPr>
@@ -1240,7 +3296,7 @@
           <w:i w:val="0"/>
           <w:sz w:val="20"/>
         </w:rPr>
-        <w:t>Explosion</w:t>
+        <w:t>net/</w:t>
       </w:r>
       <w:r>
         <w:rPr>
@@ -1248,786 +3304,7 @@
           <w:i w:val="0"/>
           <w:sz w:val="22"/>
         </w:rPr>
-        <w:t xml:space="preserve">, </w:t>
-      </w:r>
-      <w:r>
-        <w:rPr>
-          <w:rFonts w:ascii="Consolas" w:hAnsi="Consolas"/>
-          <w:b w:val="0"/>
-          <w:i w:val="0"/>
-          <w:sz w:val="20"/>
-        </w:rPr>
-        <w:t>Score</w:t>
-      </w:r>
-      <w:r>
-        <w:rPr>
-          <w:b w:val="0"/>
-          <w:i w:val="0"/>
-          <w:sz w:val="22"/>
-        </w:rPr>
-        <w:t xml:space="preserve">, </w:t>
-      </w:r>
-      <w:r>
-        <w:rPr>
-          <w:rFonts w:ascii="Consolas" w:hAnsi="Consolas"/>
-          <w:b w:val="0"/>
-          <w:i w:val="0"/>
-          <w:sz w:val="20"/>
-        </w:rPr>
-        <w:t>PowerUpItem</w:t>
-      </w:r>
-      <w:r>
-        <w:rPr>
-          <w:b w:val="0"/>
-          <w:i w:val="0"/>
-          <w:sz w:val="22"/>
-        </w:rPr>
-        <w:t xml:space="preserve">, </w:t>
-      </w:r>
-      <w:r>
-        <w:rPr>
-          <w:rFonts w:ascii="Consolas" w:hAnsi="Consolas"/>
-          <w:b w:val="0"/>
-          <w:i w:val="0"/>
-          <w:sz w:val="20"/>
-        </w:rPr>
-        <w:t>Arena</w:t>
-      </w:r>
-      <w:r>
-        <w:rPr>
-          <w:b w:val="0"/>
-          <w:i w:val="0"/>
-          <w:sz w:val="22"/>
-        </w:rPr>
-        <w:t xml:space="preserve">, </w:t>
-      </w:r>
-      <w:r>
-        <w:rPr>
-          <w:rFonts w:ascii="Consolas" w:hAnsi="Consolas"/>
-          <w:b w:val="0"/>
-          <w:i w:val="0"/>
-          <w:sz w:val="20"/>
-        </w:rPr>
-        <w:t>Tile</w:t>
-      </w:r>
-      <w:r>
-        <w:rPr>
-          <w:b w:val="0"/>
-          <w:i w:val="0"/>
-          <w:sz w:val="22"/>
-        </w:rPr>
-        <w:t xml:space="preserve">, and the </w:t>
-      </w:r>
-      <w:r>
-        <w:rPr>
-          <w:rFonts w:ascii="Consolas" w:hAnsi="Consolas"/>
-          <w:b w:val="0"/>
-          <w:i w:val="0"/>
-          <w:sz w:val="20"/>
-        </w:rPr>
-        <w:t>Bonus</w:t>
-      </w:r>
-      <w:r>
-        <w:rPr>
-          <w:b w:val="0"/>
-          <w:i w:val="0"/>
-          <w:sz w:val="22"/>
-        </w:rPr>
-        <w:t xml:space="preserve"> hierarchy (</w:t>
-      </w:r>
-      <w:r>
-        <w:rPr>
-          <w:rFonts w:ascii="Consolas" w:hAnsi="Consolas"/>
-          <w:b w:val="0"/>
-          <w:i w:val="0"/>
-          <w:sz w:val="20"/>
-        </w:rPr>
-        <w:t>ArmorBonus</w:t>
-      </w:r>
-      <w:r>
-        <w:rPr>
-          <w:b w:val="0"/>
-          <w:i w:val="0"/>
-          <w:sz w:val="22"/>
-        </w:rPr>
-        <w:t xml:space="preserve">, </w:t>
-      </w:r>
-      <w:r>
-        <w:rPr>
-          <w:rFonts w:ascii="Consolas" w:hAnsi="Consolas"/>
-          <w:b w:val="0"/>
-          <w:i w:val="0"/>
-          <w:sz w:val="20"/>
-        </w:rPr>
-        <w:t>ExtraBombBonus</w:t>
-      </w:r>
-      <w:r>
-        <w:rPr>
-          <w:b w:val="0"/>
-          <w:i w:val="0"/>
-          <w:sz w:val="22"/>
-        </w:rPr>
-        <w:t xml:space="preserve">, </w:t>
-      </w:r>
-      <w:r>
-        <w:rPr>
-          <w:rFonts w:ascii="Consolas" w:hAnsi="Consolas"/>
-          <w:b w:val="0"/>
-          <w:i w:val="0"/>
-          <w:sz w:val="20"/>
-        </w:rPr>
-        <w:t>FlameBonus</w:t>
-      </w:r>
-      <w:r>
-        <w:rPr>
-          <w:b w:val="0"/>
-          <w:i w:val="0"/>
-          <w:sz w:val="22"/>
-        </w:rPr>
-        <w:t xml:space="preserve">, </w:t>
-      </w:r>
-      <w:r>
-        <w:rPr>
-          <w:rFonts w:ascii="Consolas" w:hAnsi="Consolas"/>
-          <w:b w:val="0"/>
-          <w:i w:val="0"/>
-          <w:sz w:val="20"/>
-        </w:rPr>
-        <w:t>KickBonus</w:t>
-      </w:r>
-      <w:r>
-        <w:rPr>
-          <w:b w:val="0"/>
-          <w:i w:val="0"/>
-          <w:sz w:val="22"/>
-        </w:rPr>
-        <w:t xml:space="preserve">, </w:t>
-      </w:r>
-      <w:r>
-        <w:rPr>
-          <w:rFonts w:ascii="Consolas" w:hAnsi="Consolas"/>
-          <w:b w:val="0"/>
-          <w:i w:val="0"/>
-          <w:sz w:val="20"/>
-        </w:rPr>
-        <w:t>LifeBonus</w:t>
-      </w:r>
-      <w:r>
-        <w:rPr>
-          <w:b w:val="0"/>
-          <w:i w:val="0"/>
-          <w:sz w:val="22"/>
-        </w:rPr>
-        <w:t xml:space="preserve">, </w:t>
-      </w:r>
-      <w:r>
-        <w:rPr>
-          <w:rFonts w:ascii="Consolas" w:hAnsi="Consolas"/>
-          <w:b w:val="0"/>
-          <w:i w:val="0"/>
-          <w:sz w:val="20"/>
-        </w:rPr>
-        <w:t>SpeedBonus</w:t>
-      </w:r>
-      <w:r>
-        <w:rPr>
-          <w:b w:val="0"/>
-          <w:i w:val="0"/>
-          <w:sz w:val="22"/>
-        </w:rPr>
-        <w:t xml:space="preserve">, </w:t>
-      </w:r>
-      <w:r>
-        <w:rPr>
-          <w:rFonts w:ascii="Consolas" w:hAnsi="Consolas"/>
-          <w:b w:val="0"/>
-          <w:i w:val="0"/>
-          <w:sz w:val="20"/>
-        </w:rPr>
-        <w:t>ThrowBonus</w:t>
-      </w:r>
-      <w:r>
-        <w:rPr>
-          <w:b w:val="0"/>
-          <w:i w:val="0"/>
-          <w:sz w:val="22"/>
-        </w:rPr>
-        <w:t xml:space="preserve">). The </w:t>
-      </w:r>
-      <w:r>
-        <w:rPr>
-          <w:b/>
-          <w:i w:val="0"/>
-          <w:sz w:val="22"/>
-        </w:rPr>
-        <w:t>simulation</w:t>
-      </w:r>
-      <w:r>
-        <w:rPr>
-          <w:b w:val="0"/>
-          <w:i w:val="0"/>
-          <w:sz w:val="22"/>
-        </w:rPr>
-        <w:t xml:space="preserve"> package holds </w:t>
-      </w:r>
-      <w:r>
-        <w:rPr>
-          <w:rFonts w:ascii="Consolas" w:hAnsi="Consolas"/>
-          <w:b w:val="0"/>
-          <w:i w:val="0"/>
-          <w:sz w:val="20"/>
-        </w:rPr>
-        <w:t>GameWorld</w:t>
-      </w:r>
-      <w:r>
-        <w:rPr>
-          <w:b w:val="0"/>
-          <w:i w:val="0"/>
-          <w:sz w:val="22"/>
-        </w:rPr>
-        <w:t xml:space="preserve"> (the tick loop) and </w:t>
-      </w:r>
-      <w:r>
-        <w:rPr>
-          <w:rFonts w:ascii="Consolas" w:hAnsi="Consolas"/>
-          <w:b w:val="0"/>
-          <w:i w:val="0"/>
-          <w:sz w:val="20"/>
-        </w:rPr>
-        <w:t>Snapshotter</w:t>
-      </w:r>
-      <w:r>
-        <w:rPr>
-          <w:b w:val="0"/>
-          <w:i w:val="0"/>
-          <w:sz w:val="22"/>
-        </w:rPr>
-        <w:t xml:space="preserve"> (the function that walks the world and produces a </w:t>
-      </w:r>
-      <w:r>
-        <w:rPr>
-          <w:rFonts w:ascii="Consolas" w:hAnsi="Consolas"/>
-          <w:b w:val="0"/>
-          <w:i w:val="0"/>
-          <w:sz w:val="20"/>
-        </w:rPr>
-        <w:t>WorldSnapshot</w:t>
-      </w:r>
-      <w:r>
-        <w:rPr>
-          <w:b w:val="0"/>
-          <w:i w:val="0"/>
-          <w:sz w:val="22"/>
-        </w:rPr>
-        <w:t xml:space="preserve">). The </w:t>
-      </w:r>
-      <w:r>
-        <w:rPr>
-          <w:b/>
-          <w:i w:val="0"/>
-          <w:sz w:val="22"/>
-        </w:rPr>
-        <w:t>wire</w:t>
-      </w:r>
-      <w:r>
-        <w:rPr>
-          <w:b w:val="0"/>
-          <w:i w:val="0"/>
-          <w:sz w:val="22"/>
-        </w:rPr>
-        <w:t xml:space="preserve"> package holds the DTOs (</w:t>
-      </w:r>
-      <w:r>
-        <w:rPr>
-          <w:rFonts w:ascii="Consolas" w:hAnsi="Consolas"/>
-          <w:b w:val="0"/>
-          <w:i w:val="0"/>
-          <w:sz w:val="20"/>
-        </w:rPr>
-        <w:t>PlayerSnapshot</w:t>
-      </w:r>
-      <w:r>
-        <w:rPr>
-          <w:b w:val="0"/>
-          <w:i w:val="0"/>
-          <w:sz w:val="22"/>
-        </w:rPr>
-        <w:t xml:space="preserve">, </w:t>
-      </w:r>
-      <w:r>
-        <w:rPr>
-          <w:rFonts w:ascii="Consolas" w:hAnsi="Consolas"/>
-          <w:b w:val="0"/>
-          <w:i w:val="0"/>
-          <w:sz w:val="20"/>
-        </w:rPr>
-        <w:t>BombSnapshot</w:t>
-      </w:r>
-      <w:r>
-        <w:rPr>
-          <w:b w:val="0"/>
-          <w:i w:val="0"/>
-          <w:sz w:val="22"/>
-        </w:rPr>
-        <w:t xml:space="preserve">, </w:t>
-      </w:r>
-      <w:r>
-        <w:rPr>
-          <w:rFonts w:ascii="Consolas" w:hAnsi="Consolas"/>
-          <w:b w:val="0"/>
-          <w:i w:val="0"/>
-          <w:sz w:val="20"/>
-        </w:rPr>
-        <w:t>ExplosionSnapshot</w:t>
-      </w:r>
-      <w:r>
-        <w:rPr>
-          <w:b w:val="0"/>
-          <w:i w:val="0"/>
-          <w:sz w:val="22"/>
-        </w:rPr>
-        <w:t xml:space="preserve">, </w:t>
-      </w:r>
-      <w:r>
-        <w:rPr>
-          <w:rFonts w:ascii="Consolas" w:hAnsi="Consolas"/>
-          <w:b w:val="0"/>
-          <w:i w:val="0"/>
-          <w:sz w:val="20"/>
-        </w:rPr>
-        <w:t>WorldSnapshot</w:t>
-      </w:r>
-      <w:r>
-        <w:rPr>
-          <w:b w:val="0"/>
-          <w:i w:val="0"/>
-          <w:sz w:val="22"/>
-        </w:rPr>
-        <w:t xml:space="preserve">, </w:t>
-      </w:r>
-      <w:r>
-        <w:rPr>
-          <w:rFonts w:ascii="Consolas" w:hAnsi="Consolas"/>
-          <w:b w:val="0"/>
-          <w:i w:val="0"/>
-          <w:sz w:val="20"/>
-        </w:rPr>
-        <w:t>MatchStart</w:t>
-      </w:r>
-      <w:r>
-        <w:rPr>
-          <w:b w:val="0"/>
-          <w:i w:val="0"/>
-          <w:sz w:val="22"/>
-        </w:rPr>
-        <w:t xml:space="preserve">, </w:t>
-      </w:r>
-      <w:r>
-        <w:rPr>
-          <w:rFonts w:ascii="Consolas" w:hAnsi="Consolas"/>
-          <w:b w:val="0"/>
-          <w:i w:val="0"/>
-          <w:sz w:val="20"/>
-        </w:rPr>
-        <w:t>MatchEnd</w:t>
-      </w:r>
-      <w:r>
-        <w:rPr>
-          <w:b w:val="0"/>
-          <w:i w:val="0"/>
-          <w:sz w:val="22"/>
-        </w:rPr>
-        <w:t xml:space="preserve">, </w:t>
-      </w:r>
-      <w:r>
-        <w:rPr>
-          <w:rFonts w:ascii="Consolas" w:hAnsi="Consolas"/>
-          <w:b w:val="0"/>
-          <w:i w:val="0"/>
-          <w:sz w:val="20"/>
-        </w:rPr>
-        <w:t>Hello</w:t>
-      </w:r>
-      <w:r>
-        <w:rPr>
-          <w:b w:val="0"/>
-          <w:i w:val="0"/>
-          <w:sz w:val="22"/>
-        </w:rPr>
-        <w:t xml:space="preserve">, </w:t>
-      </w:r>
-      <w:r>
-        <w:rPr>
-          <w:rFonts w:ascii="Consolas" w:hAnsi="Consolas"/>
-          <w:b w:val="0"/>
-          <w:i w:val="0"/>
-          <w:sz w:val="20"/>
-        </w:rPr>
-        <w:t>Welcome</w:t>
-      </w:r>
-      <w:r>
-        <w:rPr>
-          <w:b w:val="0"/>
-          <w:i w:val="0"/>
-          <w:sz w:val="22"/>
-        </w:rPr>
-        <w:t xml:space="preserve">, </w:t>
-      </w:r>
-      <w:r>
-        <w:rPr>
-          <w:rFonts w:ascii="Consolas" w:hAnsi="Consolas"/>
-          <w:b w:val="0"/>
-          <w:i w:val="0"/>
-          <w:sz w:val="20"/>
-        </w:rPr>
-        <w:t>AuthRequest</w:t>
-      </w:r>
-      <w:r>
-        <w:rPr>
-          <w:b w:val="0"/>
-          <w:i w:val="0"/>
-          <w:sz w:val="22"/>
-        </w:rPr>
-        <w:t xml:space="preserve">, </w:t>
-      </w:r>
-      <w:r>
-        <w:rPr>
-          <w:rFonts w:ascii="Consolas" w:hAnsi="Consolas"/>
-          <w:b w:val="0"/>
-          <w:i w:val="0"/>
-          <w:sz w:val="20"/>
-        </w:rPr>
-        <w:t>AuthResult</w:t>
-      </w:r>
-      <w:r>
-        <w:rPr>
-          <w:b w:val="0"/>
-          <w:i w:val="0"/>
-          <w:sz w:val="22"/>
-        </w:rPr>
-        <w:t xml:space="preserve">, </w:t>
-      </w:r>
-      <w:r>
-        <w:rPr>
-          <w:rFonts w:ascii="Consolas" w:hAnsi="Consolas"/>
-          <w:b w:val="0"/>
-          <w:i w:val="0"/>
-          <w:sz w:val="20"/>
-        </w:rPr>
-        <w:t>ChatMessage</w:t>
-      </w:r>
-      <w:r>
-        <w:rPr>
-          <w:b w:val="0"/>
-          <w:i w:val="0"/>
-          <w:sz w:val="22"/>
-        </w:rPr>
-        <w:t xml:space="preserve">, </w:t>
-      </w:r>
-      <w:r>
-        <w:rPr>
-          <w:rFonts w:ascii="Consolas" w:hAnsi="Consolas"/>
-          <w:b w:val="0"/>
-          <w:i w:val="0"/>
-          <w:sz w:val="20"/>
-        </w:rPr>
-        <w:t>KillFeedEntry</w:t>
-      </w:r>
-      <w:r>
-        <w:rPr>
-          <w:b w:val="0"/>
-          <w:i w:val="0"/>
-          <w:sz w:val="22"/>
-        </w:rPr>
-        <w:t xml:space="preserve">, </w:t>
-      </w:r>
-      <w:r>
-        <w:rPr>
-          <w:rFonts w:ascii="Consolas" w:hAnsi="Consolas"/>
-          <w:b w:val="0"/>
-          <w:i w:val="0"/>
-          <w:sz w:val="20"/>
-        </w:rPr>
-        <w:t>GameEvent</w:t>
-      </w:r>
-      <w:r>
-        <w:rPr>
-          <w:b w:val="0"/>
-          <w:i w:val="0"/>
-          <w:sz w:val="22"/>
-        </w:rPr>
-        <w:t xml:space="preserve">, </w:t>
-      </w:r>
-      <w:r>
-        <w:rPr>
-          <w:rFonts w:ascii="Consolas" w:hAnsi="Consolas"/>
-          <w:b w:val="0"/>
-          <w:i w:val="0"/>
-          <w:sz w:val="20"/>
-        </w:rPr>
-        <w:t>InputFrame</w:t>
-      </w:r>
-      <w:r>
-        <w:rPr>
-          <w:b w:val="0"/>
-          <w:i w:val="0"/>
-          <w:sz w:val="22"/>
-        </w:rPr>
-        <w:t xml:space="preserve">, </w:t>
-      </w:r>
-      <w:r>
-        <w:rPr>
-          <w:rFonts w:ascii="Consolas" w:hAnsi="Consolas"/>
-          <w:b w:val="0"/>
-          <w:i w:val="0"/>
-          <w:sz w:val="20"/>
-        </w:rPr>
-        <w:t>AbilityRequest</w:t>
-      </w:r>
-      <w:r>
-        <w:rPr>
-          <w:b w:val="0"/>
-          <w:i w:val="0"/>
-          <w:sz w:val="22"/>
-        </w:rPr>
-        <w:t xml:space="preserve">, </w:t>
-      </w:r>
-      <w:r>
-        <w:rPr>
-          <w:rFonts w:ascii="Consolas" w:hAnsi="Consolas"/>
-          <w:b w:val="0"/>
-          <w:i w:val="0"/>
-          <w:sz w:val="20"/>
-        </w:rPr>
-        <w:t>HapticCue</w:t>
-      </w:r>
-      <w:r>
-        <w:rPr>
-          <w:b w:val="0"/>
-          <w:i w:val="0"/>
-          <w:sz w:val="22"/>
-        </w:rPr>
-        <w:t xml:space="preserve">, </w:t>
-      </w:r>
-      <w:r>
-        <w:rPr>
-          <w:rFonts w:ascii="Consolas" w:hAnsi="Consolas"/>
-          <w:b w:val="0"/>
-          <w:i w:val="0"/>
-          <w:sz w:val="20"/>
-        </w:rPr>
-        <w:t>VoiceFrame</w:t>
-      </w:r>
-      <w:r>
-        <w:rPr>
-          <w:b w:val="0"/>
-          <w:i w:val="0"/>
-          <w:sz w:val="22"/>
-        </w:rPr>
-        <w:t xml:space="preserve">, lobby messages, </w:t>
-      </w:r>
-      <w:r>
-        <w:rPr>
-          <w:rFonts w:ascii="Consolas" w:hAnsi="Consolas"/>
-          <w:b w:val="0"/>
-          <w:i w:val="0"/>
-          <w:sz w:val="20"/>
-        </w:rPr>
-        <w:t>PickupSnapshot</w:t>
-      </w:r>
-      <w:r>
-        <w:rPr>
-          <w:b w:val="0"/>
-          <w:i w:val="0"/>
-          <w:sz w:val="22"/>
-        </w:rPr>
-        <w:t xml:space="preserve">, </w:t>
-      </w:r>
-      <w:r>
-        <w:rPr>
-          <w:rFonts w:ascii="Consolas" w:hAnsi="Consolas"/>
-          <w:b w:val="0"/>
-          <w:i w:val="0"/>
-          <w:sz w:val="20"/>
-        </w:rPr>
-        <w:t>LobbyPlayerEntry</w:t>
-      </w:r>
-      <w:r>
-        <w:rPr>
-          <w:b w:val="0"/>
-          <w:i w:val="0"/>
-          <w:sz w:val="22"/>
-        </w:rPr>
-        <w:t xml:space="preserve">) together with </w:t>
-      </w:r>
-      <w:r>
-        <w:rPr>
-          <w:rFonts w:ascii="Consolas" w:hAnsi="Consolas"/>
-          <w:b w:val="0"/>
-          <w:i w:val="0"/>
-          <w:sz w:val="20"/>
-        </w:rPr>
-        <w:t>Envelope</w:t>
-      </w:r>
-      <w:r>
-        <w:rPr>
-          <w:b w:val="0"/>
-          <w:i w:val="0"/>
-          <w:sz w:val="22"/>
-        </w:rPr>
-        <w:t xml:space="preserve">, </w:t>
-      </w:r>
-      <w:r>
-        <w:rPr>
-          <w:rFonts w:ascii="Consolas" w:hAnsi="Consolas"/>
-          <w:b w:val="0"/>
-          <w:i w:val="0"/>
-          <w:sz w:val="20"/>
-        </w:rPr>
-        <w:t>MessageType</w:t>
-      </w:r>
-      <w:r>
-        <w:rPr>
-          <w:b w:val="0"/>
-          <w:i w:val="0"/>
-          <w:sz w:val="22"/>
-        </w:rPr>
-        <w:t xml:space="preserve">, and </w:t>
-      </w:r>
-      <w:r>
-        <w:rPr>
-          <w:rFonts w:ascii="Consolas" w:hAnsi="Consolas"/>
-          <w:b w:val="0"/>
-          <w:i w:val="0"/>
-          <w:sz w:val="20"/>
-        </w:rPr>
-        <w:t>WireCodec</w:t>
-      </w:r>
-      <w:r>
-        <w:rPr>
-          <w:b w:val="0"/>
-          <w:i w:val="0"/>
-          <w:sz w:val="22"/>
-        </w:rPr>
-        <w:t xml:space="preserve">. The </w:t>
-      </w:r>
-      <w:r>
-        <w:rPr>
-          <w:b/>
-          <w:i w:val="0"/>
-          <w:sz w:val="22"/>
-        </w:rPr>
-        <w:t>input</w:t>
-      </w:r>
-      <w:r>
-        <w:rPr>
-          <w:b w:val="0"/>
-          <w:i w:val="0"/>
-          <w:sz w:val="22"/>
-        </w:rPr>
-        <w:t xml:space="preserve"> package holds </w:t>
-      </w:r>
-      <w:r>
-        <w:rPr>
-          <w:rFonts w:ascii="Consolas" w:hAnsi="Consolas"/>
-          <w:b w:val="0"/>
-          <w:i w:val="0"/>
-          <w:sz w:val="20"/>
-        </w:rPr>
-        <w:t>PlayerInput</w:t>
-      </w:r>
-      <w:r>
-        <w:rPr>
-          <w:b w:val="0"/>
-          <w:i w:val="0"/>
-          <w:sz w:val="22"/>
-        </w:rPr>
-        <w:t xml:space="preserve">, </w:t>
-      </w:r>
-      <w:r>
-        <w:rPr>
-          <w:rFonts w:ascii="Consolas" w:hAnsi="Consolas"/>
-          <w:b w:val="0"/>
-          <w:i w:val="0"/>
-          <w:sz w:val="20"/>
-        </w:rPr>
-        <w:t>TilePos</w:t>
-      </w:r>
-      <w:r>
-        <w:rPr>
-          <w:b w:val="0"/>
-          <w:i w:val="0"/>
-          <w:sz w:val="22"/>
-        </w:rPr>
-        <w:t xml:space="preserve">, </w:t>
-      </w:r>
-      <w:r>
-        <w:rPr>
-          <w:rFonts w:ascii="Consolas" w:hAnsi="Consolas"/>
-          <w:b w:val="0"/>
-          <w:i w:val="0"/>
-          <w:sz w:val="20"/>
-        </w:rPr>
-        <w:t>Direction</w:t>
-      </w:r>
-      <w:r>
-        <w:rPr>
-          <w:b w:val="0"/>
-          <w:i w:val="0"/>
-          <w:sz w:val="22"/>
-        </w:rPr>
-        <w:t xml:space="preserve">, </w:t>
-      </w:r>
-      <w:r>
-        <w:rPr>
-          <w:rFonts w:ascii="Consolas" w:hAnsi="Consolas"/>
-          <w:b w:val="0"/>
-          <w:i w:val="0"/>
-          <w:sz w:val="20"/>
-        </w:rPr>
-        <w:t>GameMode</w:t>
-      </w:r>
-      <w:r>
-        <w:rPr>
-          <w:b w:val="0"/>
-          <w:i w:val="0"/>
-          <w:sz w:val="22"/>
-        </w:rPr>
-        <w:t xml:space="preserve">, </w:t>
-      </w:r>
-      <w:r>
-        <w:rPr>
-          <w:rFonts w:ascii="Consolas" w:hAnsi="Consolas"/>
-          <w:b w:val="0"/>
-          <w:i w:val="0"/>
-          <w:sz w:val="20"/>
-        </w:rPr>
-        <w:t>GameState</w:t>
-      </w:r>
-      <w:r>
-        <w:rPr>
-          <w:b w:val="0"/>
-          <w:i w:val="0"/>
-          <w:sz w:val="22"/>
-        </w:rPr>
-        <w:t xml:space="preserve">, and </w:t>
-      </w:r>
-      <w:r>
-        <w:rPr>
-          <w:rFonts w:ascii="Consolas" w:hAnsi="Consolas"/>
-          <w:b w:val="0"/>
-          <w:i w:val="0"/>
-          <w:sz w:val="20"/>
-        </w:rPr>
-        <w:t>ArenaTheme</w:t>
-      </w:r>
-      <w:r>
-        <w:rPr>
-          <w:b w:val="0"/>
-          <w:i w:val="0"/>
-          <w:sz w:val="22"/>
-        </w:rPr>
-        <w:t>.</w:t>
+        <w:t xml:space="preserve"> only references them to embed snapshot fields. The Maven build refuses any reverse arrow at compile time.</w:t>
       </w:r>
     </w:p>
     <w:p>
@@ -2041,7 +3318,17 @@
           <w:color w:val="101010"/>
           <w:sz w:val="26"/>
         </w:rPr>
-        <w:t>5.3 Level 2 — Server module decomposition</w:t>
+        <w:t xml:space="preserve">5.3 Level 2 — Whitebox of </w:t>
+      </w:r>
+      <w:r>
+        <w:rPr>
+          <w:rFonts w:ascii="Consolas" w:hAnsi="Consolas"/>
+          <w:b/>
+          <w:i w:val="0"/>
+          <w:color w:val="101010"/>
+          <w:sz w:val="20"/>
+        </w:rPr>
+        <w:t>bomberman-server</w:t>
       </w:r>
     </w:p>
     <w:p>
@@ -2050,12 +3337,36 @@
       </w:pPr>
       <w:r>
         <w:rPr>
+          <w:b w:val="0"/>
+          <w:i w:val="0"/>
+          <w:sz w:val="22"/>
+        </w:rPr>
+        <w:t xml:space="preserve">The server is a single JVM process. Its responsibility split is: </w:t>
+      </w:r>
+      <w:r>
+        <w:rPr>
+          <w:b/>
+          <w:i w:val="0"/>
+          <w:sz w:val="22"/>
+        </w:rPr>
+        <w:t>accept connections</w:t>
+      </w:r>
+      <w:r>
+        <w:rPr>
+          <w:b w:val="0"/>
+          <w:i w:val="0"/>
+          <w:sz w:val="22"/>
+        </w:rPr>
+        <w:t xml:space="preserve"> (</w:t>
+      </w:r>
+      <w:r>
+        <w:rPr>
           <w:rFonts w:ascii="Consolas" w:hAnsi="Consolas"/>
           <w:b w:val="0"/>
           <w:i w:val="0"/>
           <w:sz w:val="20"/>
         </w:rPr>
-        <w:t>BombServerApplication</w:t>
+        <w:t>net/</w:t>
       </w:r>
       <w:r>
         <w:rPr>
@@ -2063,7 +3374,23 @@
           <w:i w:val="0"/>
           <w:sz w:val="22"/>
         </w:rPr>
-        <w:t xml:space="preserve"> is the entry point. It constructs </w:t>
+        <w:t xml:space="preserve">), </w:t>
+      </w:r>
+      <w:r>
+        <w:rPr>
+          <w:b/>
+          <w:i w:val="0"/>
+          <w:sz w:val="22"/>
+        </w:rPr>
+        <w:t>place players</w:t>
+      </w:r>
+      <w:r>
+        <w:rPr>
+          <w:b w:val="0"/>
+          <w:i w:val="0"/>
+          <w:sz w:val="22"/>
+        </w:rPr>
+        <w:t xml:space="preserve"> (</w:t>
       </w:r>
       <w:r>
         <w:rPr>
@@ -2072,7 +3399,7 @@
           <w:i w:val="0"/>
           <w:sz w:val="20"/>
         </w:rPr>
-        <w:t>GameServer</w:t>
+        <w:t>lobby/</w:t>
       </w:r>
       <w:r>
         <w:rPr>
@@ -2080,7 +3407,23 @@
           <w:i w:val="0"/>
           <w:sz w:val="22"/>
         </w:rPr>
-        <w:t xml:space="preserve">, which wires </w:t>
+        <w:t xml:space="preserve">), </w:t>
+      </w:r>
+      <w:r>
+        <w:rPr>
+          <w:b/>
+          <w:i w:val="0"/>
+          <w:sz w:val="22"/>
+        </w:rPr>
+        <w:t>run matches</w:t>
+      </w:r>
+      <w:r>
+        <w:rPr>
+          <w:b w:val="0"/>
+          <w:i w:val="0"/>
+          <w:sz w:val="22"/>
+        </w:rPr>
+        <w:t xml:space="preserve"> (</w:t>
       </w:r>
       <w:r>
         <w:rPr>
@@ -2089,7 +3432,7 @@
           <w:i w:val="0"/>
           <w:sz w:val="20"/>
         </w:rPr>
-        <w:t>WebSocketServer</w:t>
+        <w:t>match/</w:t>
       </w:r>
       <w:r>
         <w:rPr>
@@ -2097,7 +3440,23 @@
           <w:i w:val="0"/>
           <w:sz w:val="22"/>
         </w:rPr>
-        <w:t xml:space="preserve"> to </w:t>
+        <w:t xml:space="preserve">), </w:t>
+      </w:r>
+      <w:r>
+        <w:rPr>
+          <w:b/>
+          <w:i w:val="0"/>
+          <w:sz w:val="22"/>
+        </w:rPr>
+        <w:t>authenticate</w:t>
+      </w:r>
+      <w:r>
+        <w:rPr>
+          <w:b w:val="0"/>
+          <w:i w:val="0"/>
+          <w:sz w:val="22"/>
+        </w:rPr>
+        <w:t xml:space="preserve"> (</w:t>
       </w:r>
       <w:r>
         <w:rPr>
@@ -2106,7 +3465,7 @@
           <w:i w:val="0"/>
           <w:sz w:val="20"/>
         </w:rPr>
-        <w:t>GameServerHandler</w:t>
+        <w:t>auth/</w:t>
       </w:r>
       <w:r>
         <w:rPr>
@@ -2114,7 +3473,23 @@
           <w:i w:val="0"/>
           <w:sz w:val="22"/>
         </w:rPr>
-        <w:t xml:space="preserve">. The handler delegates to </w:t>
+        <w:t xml:space="preserve">), </w:t>
+      </w:r>
+      <w:r>
+        <w:rPr>
+          <w:b/>
+          <w:i w:val="0"/>
+          <w:sz w:val="22"/>
+        </w:rPr>
+        <w:t>track sessions</w:t>
+      </w:r>
+      <w:r>
+        <w:rPr>
+          <w:b w:val="0"/>
+          <w:i w:val="0"/>
+          <w:sz w:val="22"/>
+        </w:rPr>
+        <w:t xml:space="preserve"> (</w:t>
       </w:r>
       <w:r>
         <w:rPr>
@@ -2123,7 +3498,7 @@
           <w:i w:val="0"/>
           <w:sz w:val="20"/>
         </w:rPr>
-        <w:t>SessionRegistry</w:t>
+        <w:t>session/</w:t>
       </w:r>
       <w:r>
         <w:rPr>
@@ -2131,7 +3506,23 @@
           <w:i w:val="0"/>
           <w:sz w:val="22"/>
         </w:rPr>
-        <w:t xml:space="preserve">, </w:t>
+        <w:t xml:space="preserve">), </w:t>
+      </w:r>
+      <w:r>
+        <w:rPr>
+          <w:b/>
+          <w:i w:val="0"/>
+          <w:sz w:val="22"/>
+        </w:rPr>
+        <w:t>moderate chat</w:t>
+      </w:r>
+      <w:r>
+        <w:rPr>
+          <w:b w:val="0"/>
+          <w:i w:val="0"/>
+          <w:sz w:val="22"/>
+        </w:rPr>
+        <w:t xml:space="preserve"> (</w:t>
       </w:r>
       <w:r>
         <w:rPr>
@@ -2140,7 +3531,7 @@
           <w:i w:val="0"/>
           <w:sz w:val="20"/>
         </w:rPr>
-        <w:t>AuthRegistry</w:t>
+        <w:t>chat/</w:t>
       </w:r>
       <w:r>
         <w:rPr>
@@ -2148,7 +3539,7 @@
           <w:i w:val="0"/>
           <w:sz w:val="22"/>
         </w:rPr>
-        <w:t xml:space="preserve"> (containing </w:t>
+        <w:t xml:space="preserve">, </w:t>
       </w:r>
       <w:r>
         <w:rPr>
@@ -2157,7 +3548,7 @@
           <w:i w:val="0"/>
           <w:sz w:val="20"/>
         </w:rPr>
-        <w:t>DevAuthProvider</w:t>
+        <w:t>moderation/</w:t>
       </w:r>
       <w:r>
         <w:rPr>
@@ -2165,7 +3556,23 @@
           <w:i w:val="0"/>
           <w:sz w:val="22"/>
         </w:rPr>
-        <w:t xml:space="preserve"> and </w:t>
+        <w:t xml:space="preserve">), </w:t>
+      </w:r>
+      <w:r>
+        <w:rPr>
+          <w:b/>
+          <w:i w:val="0"/>
+          <w:sz w:val="22"/>
+        </w:rPr>
+        <w:t>fill empty slots</w:t>
+      </w:r>
+      <w:r>
+        <w:rPr>
+          <w:b w:val="0"/>
+          <w:i w:val="0"/>
+          <w:sz w:val="22"/>
+        </w:rPr>
+        <w:t xml:space="preserve"> (</w:t>
       </w:r>
       <w:r>
         <w:rPr>
@@ -2174,7 +3581,7 @@
           <w:i w:val="0"/>
           <w:sz w:val="20"/>
         </w:rPr>
-        <w:t>GoogleAuthProvider</w:t>
+        <w:t>ai/</w:t>
       </w:r>
       <w:r>
         <w:rPr>
@@ -2182,7 +3589,23 @@
           <w:i w:val="0"/>
           <w:sz w:val="22"/>
         </w:rPr>
-        <w:t xml:space="preserve">), </w:t>
+        <w:t xml:space="preserve">), and </w:t>
+      </w:r>
+      <w:r>
+        <w:rPr>
+          <w:b/>
+          <w:i w:val="0"/>
+          <w:sz w:val="22"/>
+        </w:rPr>
+        <w:t>stay configurable</w:t>
+      </w:r>
+      <w:r>
+        <w:rPr>
+          <w:b w:val="0"/>
+          <w:i w:val="0"/>
+          <w:sz w:val="22"/>
+        </w:rPr>
+        <w:t xml:space="preserve"> (</w:t>
       </w:r>
       <w:r>
         <w:rPr>
@@ -2191,7 +3614,7 @@
           <w:i w:val="0"/>
           <w:sz w:val="20"/>
         </w:rPr>
-        <w:t>LobbyService</w:t>
+        <w:t>config/</w:t>
       </w:r>
       <w:r>
         <w:rPr>
@@ -2199,7 +3622,1177 @@
           <w:i w:val="0"/>
           <w:sz w:val="22"/>
         </w:rPr>
-        <w:t xml:space="preserve"> (which itself owns </w:t>
+        <w:t>).</w:t>
+      </w:r>
+    </w:p>
+    <w:p>
+      <w:pPr>
+        <w:spacing w:before="80" w:after="160"/>
+        <w:ind w:left="360"/>
+      </w:pPr>
+      <w:r>
+        <w:rPr>
+          <w:rFonts w:ascii="Consolas" w:hAnsi="Consolas"/>
+          <w:sz w:val="18"/>
+        </w:rPr>
+        <w:t>flowchart TB</w:t>
+        <w:br/>
+        <w:t xml:space="preserve">    APP["&lt;b&gt;BombServerApplication&lt;/b&gt;&lt;br/&gt;JVM entrypoint"]</w:t>
+        <w:br/>
+        <w:t xml:space="preserve">    APP --&gt; GS["&lt;b&gt;GameServer&lt;/b&gt;&lt;br/&gt;composition root"]</w:t>
+        <w:br/>
+        <w:t xml:space="preserve">    GS --&gt; NET</w:t>
+        <w:br/>
+        <w:t xml:space="preserve">    GS --&gt; CFG</w:t>
+        <w:br/>
+        <w:br/>
+        <w:t xml:space="preserve">    subgraph NET["net/"]</w:t>
+        <w:br/>
+        <w:t xml:space="preserve">        WS["WebSocketServer&lt;br/&gt;(Netty pipeline)"]</w:t>
+        <w:br/>
+        <w:t xml:space="preserve">        HND["GameServerHandler&lt;br/&gt;(message router)"]</w:t>
+        <w:br/>
+        <w:t xml:space="preserve">        MET["MetricsHandler&lt;br/&gt;(/metrics)"]</w:t>
+        <w:br/>
+        <w:t xml:space="preserve">        WS --&gt; HND</w:t>
+        <w:br/>
+        <w:t xml:space="preserve">    end</w:t>
+        <w:br/>
+        <w:br/>
+        <w:t xml:space="preserve">    HND --&gt; SES["session/&lt;br/&gt;SessionRegistry · ClientSession"]</w:t>
+        <w:br/>
+        <w:t xml:space="preserve">    HND --&gt; AUTH["auth/&lt;br/&gt;AuthRegistry · AuthProvider SPI&lt;br/&gt;(DevAuthProvider · GoogleAuthProvider)"]</w:t>
+        <w:br/>
+        <w:t xml:space="preserve">    HND --&gt; LOB["lobby/&lt;br/&gt;LobbyService · CosmeticsCatalog&lt;br/&gt;LobbyPlayer · Cosmetic"]</w:t>
+        <w:br/>
+        <w:t xml:space="preserve">    HND --&gt; MM["match/&lt;br/&gt;MatchManager · Match · MatchSession"]</w:t>
+        <w:br/>
+        <w:br/>
+        <w:t xml:space="preserve">    MM --&gt; AI["ai/&lt;br/&gt;BotController"]</w:t>
+        <w:br/>
+        <w:t xml:space="preserve">    MM --&gt; CH["chat/&lt;br/&gt;ChatRouter"]</w:t>
+        <w:br/>
+        <w:t xml:space="preserve">    CH --&gt; MOD["moderation/&lt;br/&gt;ProfanityFilter"]</w:t>
+        <w:br/>
+        <w:br/>
+        <w:t xml:space="preserve">    MM -. "owns 1 per match" .-&gt; SIM[("sim.GameWorld&lt;br/&gt;from bomberman-core")]</w:t>
+        <w:br/>
+        <w:t xml:space="preserve">    CFG["config/&lt;br/&gt;ServerConfig"]</w:t>
+      </w:r>
+    </w:p>
+    <w:tbl>
+      <w:tblPr>
+        <w:tblStyle w:val="LightGrid-Accent1"/>
+        <w:tblW w:type="auto" w:w="0"/>
+        <w:tblLook w:firstColumn="1" w:firstRow="1" w:lastColumn="0" w:lastRow="0" w:noHBand="0" w:noVBand="1" w:val="04A0"/>
+      </w:tblPr>
+      <w:tblGrid>
+        <w:gridCol w:w="2160"/>
+        <w:gridCol w:w="2160"/>
+        <w:gridCol w:w="2160"/>
+        <w:gridCol w:w="2160"/>
+      </w:tblGrid>
+      <w:tr>
+        <w:tc>
+          <w:tcPr>
+            <w:tcW w:type="dxa" w:w="2160"/>
+          </w:tcPr>
+          <w:p>
+            <w:r/>
+            <w:r>
+              <w:rPr>
+                <w:b/>
+                <w:i w:val="0"/>
+                <w:sz w:val="22"/>
+              </w:rPr>
+              <w:t>Package</w:t>
+            </w:r>
+          </w:p>
+        </w:tc>
+        <w:tc>
+          <w:tcPr>
+            <w:tcW w:type="dxa" w:w="2160"/>
+          </w:tcPr>
+          <w:p>
+            <w:r/>
+            <w:r>
+              <w:rPr>
+                <w:b/>
+                <w:i w:val="0"/>
+                <w:sz w:val="22"/>
+              </w:rPr>
+              <w:t>Responsibility</w:t>
+            </w:r>
+          </w:p>
+        </w:tc>
+        <w:tc>
+          <w:tcPr>
+            <w:tcW w:type="dxa" w:w="2160"/>
+          </w:tcPr>
+          <w:p>
+            <w:r/>
+            <w:r>
+              <w:rPr>
+                <w:b/>
+                <w:i w:val="0"/>
+                <w:sz w:val="22"/>
+              </w:rPr>
+              <w:t>Key classes</w:t>
+            </w:r>
+          </w:p>
+        </w:tc>
+        <w:tc>
+          <w:tcPr>
+            <w:tcW w:type="dxa" w:w="2160"/>
+          </w:tcPr>
+          <w:p>
+            <w:r/>
+            <w:r>
+              <w:rPr>
+                <w:b/>
+                <w:i w:val="0"/>
+                <w:sz w:val="22"/>
+              </w:rPr>
+              <w:t>Listens / emits</w:t>
+            </w:r>
+          </w:p>
+        </w:tc>
+      </w:tr>
+      <w:tr>
+        <w:tc>
+          <w:tcPr>
+            <w:tcW w:type="dxa" w:w="2160"/>
+          </w:tcPr>
+          <w:p>
+            <w:r/>
+            <w:r>
+              <w:rPr>
+                <w:rFonts w:ascii="Consolas" w:hAnsi="Consolas"/>
+                <w:b w:val="0"/>
+                <w:i w:val="0"/>
+                <w:sz w:val="20"/>
+              </w:rPr>
+              <w:t>net/</w:t>
+            </w:r>
+          </w:p>
+        </w:tc>
+        <w:tc>
+          <w:tcPr>
+            <w:tcW w:type="dxa" w:w="2160"/>
+          </w:tcPr>
+          <w:p>
+            <w:r/>
+            <w:r>
+              <w:rPr>
+                <w:b w:val="0"/>
+                <w:i w:val="0"/>
+                <w:sz w:val="22"/>
+              </w:rPr>
+              <w:t xml:space="preserve">Netty WebSocket pipeline on port 8080; routes frames by </w:t>
+            </w:r>
+            <w:r>
+              <w:rPr>
+                <w:rFonts w:ascii="Consolas" w:hAnsi="Consolas"/>
+                <w:b w:val="0"/>
+                <w:i w:val="0"/>
+                <w:sz w:val="20"/>
+              </w:rPr>
+              <w:t>MessageType</w:t>
+            </w:r>
+            <w:r>
+              <w:rPr>
+                <w:b w:val="0"/>
+                <w:i w:val="0"/>
+                <w:sz w:val="22"/>
+              </w:rPr>
+              <w:t xml:space="preserve">; serves </w:t>
+            </w:r>
+            <w:r>
+              <w:rPr>
+                <w:rFonts w:ascii="Consolas" w:hAnsi="Consolas"/>
+                <w:b w:val="0"/>
+                <w:i w:val="0"/>
+                <w:sz w:val="20"/>
+              </w:rPr>
+              <w:t>/metrics</w:t>
+            </w:r>
+            <w:r>
+              <w:rPr>
+                <w:b w:val="0"/>
+                <w:i w:val="0"/>
+                <w:sz w:val="22"/>
+              </w:rPr>
+              <w:t xml:space="preserve"> on a separate path.</w:t>
+            </w:r>
+          </w:p>
+        </w:tc>
+        <w:tc>
+          <w:tcPr>
+            <w:tcW w:type="dxa" w:w="2160"/>
+          </w:tcPr>
+          <w:p>
+            <w:r/>
+            <w:r>
+              <w:rPr>
+                <w:rFonts w:ascii="Consolas" w:hAnsi="Consolas"/>
+                <w:b w:val="0"/>
+                <w:i w:val="0"/>
+                <w:sz w:val="20"/>
+              </w:rPr>
+              <w:t>WebSocketServer</w:t>
+            </w:r>
+            <w:r>
+              <w:rPr>
+                <w:b w:val="0"/>
+                <w:i w:val="0"/>
+                <w:sz w:val="22"/>
+              </w:rPr>
+              <w:t xml:space="preserve">, </w:t>
+            </w:r>
+            <w:r>
+              <w:rPr>
+                <w:rFonts w:ascii="Consolas" w:hAnsi="Consolas"/>
+                <w:b w:val="0"/>
+                <w:i w:val="0"/>
+                <w:sz w:val="20"/>
+              </w:rPr>
+              <w:t>GameServerHandler</w:t>
+            </w:r>
+            <w:r>
+              <w:rPr>
+                <w:b w:val="0"/>
+                <w:i w:val="0"/>
+                <w:sz w:val="22"/>
+              </w:rPr>
+              <w:t xml:space="preserve">, </w:t>
+            </w:r>
+            <w:r>
+              <w:rPr>
+                <w:rFonts w:ascii="Consolas" w:hAnsi="Consolas"/>
+                <w:b w:val="0"/>
+                <w:i w:val="0"/>
+                <w:sz w:val="20"/>
+              </w:rPr>
+              <w:t>MetricsHandler</w:t>
+            </w:r>
+          </w:p>
+        </w:tc>
+        <w:tc>
+          <w:tcPr>
+            <w:tcW w:type="dxa" w:w="2160"/>
+          </w:tcPr>
+          <w:p>
+            <w:r/>
+            <w:r>
+              <w:rPr>
+                <w:b w:val="0"/>
+                <w:i w:val="0"/>
+                <w:sz w:val="22"/>
+              </w:rPr>
+              <w:t xml:space="preserve">inbound </w:t>
+            </w:r>
+            <w:r>
+              <w:rPr>
+                <w:rFonts w:ascii="Consolas" w:hAnsi="Consolas"/>
+                <w:b w:val="0"/>
+                <w:i w:val="0"/>
+                <w:sz w:val="20"/>
+              </w:rPr>
+              <w:t>Envelope</w:t>
+            </w:r>
+            <w:r>
+              <w:rPr>
+                <w:b w:val="0"/>
+                <w:i w:val="0"/>
+                <w:sz w:val="22"/>
+              </w:rPr>
+              <w:t>, outbound snapshots + events</w:t>
+            </w:r>
+          </w:p>
+        </w:tc>
+      </w:tr>
+      <w:tr>
+        <w:tc>
+          <w:tcPr>
+            <w:tcW w:type="dxa" w:w="2160"/>
+          </w:tcPr>
+          <w:p>
+            <w:r/>
+            <w:r>
+              <w:rPr>
+                <w:rFonts w:ascii="Consolas" w:hAnsi="Consolas"/>
+                <w:b w:val="0"/>
+                <w:i w:val="0"/>
+                <w:sz w:val="20"/>
+              </w:rPr>
+              <w:t>session/</w:t>
+            </w:r>
+          </w:p>
+        </w:tc>
+        <w:tc>
+          <w:tcPr>
+            <w:tcW w:type="dxa" w:w="2160"/>
+          </w:tcPr>
+          <w:p>
+            <w:r/>
+            <w:r>
+              <w:rPr>
+                <w:b w:val="0"/>
+                <w:i w:val="0"/>
+                <w:sz w:val="22"/>
+              </w:rPr>
+              <w:t xml:space="preserve">Tracks every live WebSocket as a </w:t>
+            </w:r>
+            <w:r>
+              <w:rPr>
+                <w:rFonts w:ascii="Consolas" w:hAnsi="Consolas"/>
+                <w:b w:val="0"/>
+                <w:i w:val="0"/>
+                <w:sz w:val="20"/>
+              </w:rPr>
+              <w:t>ClientSession</w:t>
+            </w:r>
+            <w:r>
+              <w:rPr>
+                <w:b w:val="0"/>
+                <w:i w:val="0"/>
+                <w:sz w:val="22"/>
+              </w:rPr>
+              <w:t>; provides lookup by player id.</w:t>
+            </w:r>
+          </w:p>
+        </w:tc>
+        <w:tc>
+          <w:tcPr>
+            <w:tcW w:type="dxa" w:w="2160"/>
+          </w:tcPr>
+          <w:p>
+            <w:r/>
+            <w:r>
+              <w:rPr>
+                <w:rFonts w:ascii="Consolas" w:hAnsi="Consolas"/>
+                <w:b w:val="0"/>
+                <w:i w:val="0"/>
+                <w:sz w:val="20"/>
+              </w:rPr>
+              <w:t>SessionRegistry</w:t>
+            </w:r>
+            <w:r>
+              <w:rPr>
+                <w:b w:val="0"/>
+                <w:i w:val="0"/>
+                <w:sz w:val="22"/>
+              </w:rPr>
+              <w:t xml:space="preserve">, </w:t>
+            </w:r>
+            <w:r>
+              <w:rPr>
+                <w:rFonts w:ascii="Consolas" w:hAnsi="Consolas"/>
+                <w:b w:val="0"/>
+                <w:i w:val="0"/>
+                <w:sz w:val="20"/>
+              </w:rPr>
+              <w:t>ClientSession</w:t>
+            </w:r>
+          </w:p>
+        </w:tc>
+        <w:tc>
+          <w:tcPr>
+            <w:tcW w:type="dxa" w:w="2160"/>
+          </w:tcPr>
+          <w:p>
+            <w:r/>
+            <w:r>
+              <w:rPr>
+                <w:b w:val="0"/>
+                <w:i w:val="0"/>
+                <w:sz w:val="22"/>
+              </w:rPr>
+              <w:t>—</w:t>
+            </w:r>
+          </w:p>
+        </w:tc>
+      </w:tr>
+      <w:tr>
+        <w:tc>
+          <w:tcPr>
+            <w:tcW w:type="dxa" w:w="2160"/>
+          </w:tcPr>
+          <w:p>
+            <w:r/>
+            <w:r>
+              <w:rPr>
+                <w:rFonts w:ascii="Consolas" w:hAnsi="Consolas"/>
+                <w:b w:val="0"/>
+                <w:i w:val="0"/>
+                <w:sz w:val="20"/>
+              </w:rPr>
+              <w:t>auth/</w:t>
+            </w:r>
+          </w:p>
+        </w:tc>
+        <w:tc>
+          <w:tcPr>
+            <w:tcW w:type="dxa" w:w="2160"/>
+          </w:tcPr>
+          <w:p>
+            <w:r/>
+            <w:r>
+              <w:rPr>
+                <w:b w:val="0"/>
+                <w:i w:val="0"/>
+                <w:sz w:val="22"/>
+              </w:rPr>
+              <w:t>Pluggable provider SPI. Dev provider issues offline UUIDs; Google provider is a stub for OAuth in v0.3.</w:t>
+            </w:r>
+          </w:p>
+        </w:tc>
+        <w:tc>
+          <w:tcPr>
+            <w:tcW w:type="dxa" w:w="2160"/>
+          </w:tcPr>
+          <w:p>
+            <w:r/>
+            <w:r>
+              <w:rPr>
+                <w:rFonts w:ascii="Consolas" w:hAnsi="Consolas"/>
+                <w:b w:val="0"/>
+                <w:i w:val="0"/>
+                <w:sz w:val="20"/>
+              </w:rPr>
+              <w:t>AuthRegistry</w:t>
+            </w:r>
+            <w:r>
+              <w:rPr>
+                <w:b w:val="0"/>
+                <w:i w:val="0"/>
+                <w:sz w:val="22"/>
+              </w:rPr>
+              <w:t xml:space="preserve">, </w:t>
+            </w:r>
+            <w:r>
+              <w:rPr>
+                <w:rFonts w:ascii="Consolas" w:hAnsi="Consolas"/>
+                <w:b w:val="0"/>
+                <w:i w:val="0"/>
+                <w:sz w:val="20"/>
+              </w:rPr>
+              <w:t>AuthProvider</w:t>
+            </w:r>
+            <w:r>
+              <w:rPr>
+                <w:b w:val="0"/>
+                <w:i w:val="0"/>
+                <w:sz w:val="22"/>
+              </w:rPr>
+              <w:t xml:space="preserve">, </w:t>
+            </w:r>
+            <w:r>
+              <w:rPr>
+                <w:rFonts w:ascii="Consolas" w:hAnsi="Consolas"/>
+                <w:b w:val="0"/>
+                <w:i w:val="0"/>
+                <w:sz w:val="20"/>
+              </w:rPr>
+              <w:t>DevAuthProvider</w:t>
+            </w:r>
+            <w:r>
+              <w:rPr>
+                <w:b w:val="0"/>
+                <w:i w:val="0"/>
+                <w:sz w:val="22"/>
+              </w:rPr>
+              <w:t xml:space="preserve">, </w:t>
+            </w:r>
+            <w:r>
+              <w:rPr>
+                <w:rFonts w:ascii="Consolas" w:hAnsi="Consolas"/>
+                <w:b w:val="0"/>
+                <w:i w:val="0"/>
+                <w:sz w:val="20"/>
+              </w:rPr>
+              <w:t>GoogleAuthProvider</w:t>
+            </w:r>
+          </w:p>
+        </w:tc>
+        <w:tc>
+          <w:tcPr>
+            <w:tcW w:type="dxa" w:w="2160"/>
+          </w:tcPr>
+          <w:p>
+            <w:r/>
+            <w:r>
+              <w:rPr>
+                <w:b w:val="0"/>
+                <w:i w:val="0"/>
+                <w:sz w:val="22"/>
+              </w:rPr>
+              <w:t xml:space="preserve">accepts </w:t>
+            </w:r>
+            <w:r>
+              <w:rPr>
+                <w:rFonts w:ascii="Consolas" w:hAnsi="Consolas"/>
+                <w:b w:val="0"/>
+                <w:i w:val="0"/>
+                <w:sz w:val="20"/>
+              </w:rPr>
+              <w:t>AuthRequest</w:t>
+            </w:r>
+            <w:r>
+              <w:rPr>
+                <w:b w:val="0"/>
+                <w:i w:val="0"/>
+                <w:sz w:val="22"/>
+              </w:rPr>
+              <w:t xml:space="preserve">, returns </w:t>
+            </w:r>
+            <w:r>
+              <w:rPr>
+                <w:rFonts w:ascii="Consolas" w:hAnsi="Consolas"/>
+                <w:b w:val="0"/>
+                <w:i w:val="0"/>
+                <w:sz w:val="20"/>
+              </w:rPr>
+              <w:t>AuthResult</w:t>
+            </w:r>
+          </w:p>
+        </w:tc>
+      </w:tr>
+      <w:tr>
+        <w:tc>
+          <w:tcPr>
+            <w:tcW w:type="dxa" w:w="2160"/>
+          </w:tcPr>
+          <w:p>
+            <w:r/>
+            <w:r>
+              <w:rPr>
+                <w:rFonts w:ascii="Consolas" w:hAnsi="Consolas"/>
+                <w:b w:val="0"/>
+                <w:i w:val="0"/>
+                <w:sz w:val="20"/>
+              </w:rPr>
+              <w:t>lobby/</w:t>
+            </w:r>
+          </w:p>
+        </w:tc>
+        <w:tc>
+          <w:tcPr>
+            <w:tcW w:type="dxa" w:w="2160"/>
+          </w:tcPr>
+          <w:p>
+            <w:r/>
+            <w:r>
+              <w:rPr>
+                <w:b w:val="0"/>
+                <w:i w:val="0"/>
+                <w:sz w:val="22"/>
+              </w:rPr>
+              <w:t>Pre-match flow: queue, ready-check, cosmetic equip.</w:t>
+            </w:r>
+          </w:p>
+        </w:tc>
+        <w:tc>
+          <w:tcPr>
+            <w:tcW w:type="dxa" w:w="2160"/>
+          </w:tcPr>
+          <w:p>
+            <w:r/>
+            <w:r>
+              <w:rPr>
+                <w:rFonts w:ascii="Consolas" w:hAnsi="Consolas"/>
+                <w:b w:val="0"/>
+                <w:i w:val="0"/>
+                <w:sz w:val="20"/>
+              </w:rPr>
+              <w:t>LobbyService</w:t>
+            </w:r>
+            <w:r>
+              <w:rPr>
+                <w:b w:val="0"/>
+                <w:i w:val="0"/>
+                <w:sz w:val="22"/>
+              </w:rPr>
+              <w:t xml:space="preserve">, </w:t>
+            </w:r>
+            <w:r>
+              <w:rPr>
+                <w:rFonts w:ascii="Consolas" w:hAnsi="Consolas"/>
+                <w:b w:val="0"/>
+                <w:i w:val="0"/>
+                <w:sz w:val="20"/>
+              </w:rPr>
+              <w:t>CosmeticsCatalog</w:t>
+            </w:r>
+            <w:r>
+              <w:rPr>
+                <w:b w:val="0"/>
+                <w:i w:val="0"/>
+                <w:sz w:val="22"/>
+              </w:rPr>
+              <w:t xml:space="preserve">, </w:t>
+            </w:r>
+            <w:r>
+              <w:rPr>
+                <w:rFonts w:ascii="Consolas" w:hAnsi="Consolas"/>
+                <w:b w:val="0"/>
+                <w:i w:val="0"/>
+                <w:sz w:val="20"/>
+              </w:rPr>
+              <w:t>LobbyPlayer</w:t>
+            </w:r>
+            <w:r>
+              <w:rPr>
+                <w:b w:val="0"/>
+                <w:i w:val="0"/>
+                <w:sz w:val="22"/>
+              </w:rPr>
+              <w:t xml:space="preserve">, </w:t>
+            </w:r>
+            <w:r>
+              <w:rPr>
+                <w:rFonts w:ascii="Consolas" w:hAnsi="Consolas"/>
+                <w:b w:val="0"/>
+                <w:i w:val="0"/>
+                <w:sz w:val="20"/>
+              </w:rPr>
+              <w:t>Cosmetic</w:t>
+            </w:r>
+          </w:p>
+        </w:tc>
+        <w:tc>
+          <w:tcPr>
+            <w:tcW w:type="dxa" w:w="2160"/>
+          </w:tcPr>
+          <w:p>
+            <w:r/>
+            <w:r>
+              <w:rPr>
+                <w:rFonts w:ascii="Consolas" w:hAnsi="Consolas"/>
+                <w:b w:val="0"/>
+                <w:i w:val="0"/>
+                <w:sz w:val="20"/>
+              </w:rPr>
+              <w:t>LobbySnapshot</w:t>
+            </w:r>
+            <w:r>
+              <w:rPr>
+                <w:b w:val="0"/>
+                <w:i w:val="0"/>
+                <w:sz w:val="22"/>
+              </w:rPr>
+              <w:t xml:space="preserve">, </w:t>
+            </w:r>
+            <w:r>
+              <w:rPr>
+                <w:rFonts w:ascii="Consolas" w:hAnsi="Consolas"/>
+                <w:b w:val="0"/>
+                <w:i w:val="0"/>
+                <w:sz w:val="20"/>
+              </w:rPr>
+              <w:t>LobbyState</w:t>
+            </w:r>
+          </w:p>
+        </w:tc>
+      </w:tr>
+      <w:tr>
+        <w:tc>
+          <w:tcPr>
+            <w:tcW w:type="dxa" w:w="2160"/>
+          </w:tcPr>
+          <w:p>
+            <w:r/>
+            <w:r>
+              <w:rPr>
+                <w:rFonts w:ascii="Consolas" w:hAnsi="Consolas"/>
+                <w:b w:val="0"/>
+                <w:i w:val="0"/>
+                <w:sz w:val="20"/>
+              </w:rPr>
+              <w:t>match/</w:t>
+            </w:r>
+          </w:p>
+        </w:tc>
+        <w:tc>
+          <w:tcPr>
+            <w:tcW w:type="dxa" w:w="2160"/>
+          </w:tcPr>
+          <w:p>
+            <w:r/>
+            <w:r>
+              <w:rPr>
+                <w:b w:val="0"/>
+                <w:i w:val="0"/>
+                <w:sz w:val="22"/>
+              </w:rPr>
+              <w:t xml:space="preserve">Owns the authoritative </w:t>
+            </w:r>
+            <w:r>
+              <w:rPr>
+                <w:rFonts w:ascii="Consolas" w:hAnsi="Consolas"/>
+                <w:b w:val="0"/>
+                <w:i w:val="0"/>
+                <w:sz w:val="20"/>
+              </w:rPr>
+              <w:t>GameWorld</w:t>
+            </w:r>
+            <w:r>
+              <w:rPr>
+                <w:b w:val="0"/>
+                <w:i w:val="0"/>
+                <w:sz w:val="22"/>
+              </w:rPr>
+              <w:t xml:space="preserve"> per match and drives the 60 Hz tick.</w:t>
+            </w:r>
+          </w:p>
+        </w:tc>
+        <w:tc>
+          <w:tcPr>
+            <w:tcW w:type="dxa" w:w="2160"/>
+          </w:tcPr>
+          <w:p>
+            <w:r/>
+            <w:r>
+              <w:rPr>
+                <w:rFonts w:ascii="Consolas" w:hAnsi="Consolas"/>
+                <w:b w:val="0"/>
+                <w:i w:val="0"/>
+                <w:sz w:val="20"/>
+              </w:rPr>
+              <w:t>MatchManager</w:t>
+            </w:r>
+            <w:r>
+              <w:rPr>
+                <w:b w:val="0"/>
+                <w:i w:val="0"/>
+                <w:sz w:val="22"/>
+              </w:rPr>
+              <w:t xml:space="preserve">, </w:t>
+            </w:r>
+            <w:r>
+              <w:rPr>
+                <w:rFonts w:ascii="Consolas" w:hAnsi="Consolas"/>
+                <w:b w:val="0"/>
+                <w:i w:val="0"/>
+                <w:sz w:val="20"/>
+              </w:rPr>
+              <w:t>Match</w:t>
+            </w:r>
+            <w:r>
+              <w:rPr>
+                <w:b w:val="0"/>
+                <w:i w:val="0"/>
+                <w:sz w:val="22"/>
+              </w:rPr>
+              <w:t xml:space="preserve">, </w:t>
+            </w:r>
+            <w:r>
+              <w:rPr>
+                <w:rFonts w:ascii="Consolas" w:hAnsi="Consolas"/>
+                <w:b w:val="0"/>
+                <w:i w:val="0"/>
+                <w:sz w:val="20"/>
+              </w:rPr>
+              <w:t>MatchSession</w:t>
+            </w:r>
+          </w:p>
+        </w:tc>
+        <w:tc>
+          <w:tcPr>
+            <w:tcW w:type="dxa" w:w="2160"/>
+          </w:tcPr>
+          <w:p>
+            <w:r/>
+            <w:r>
+              <w:rPr>
+                <w:rFonts w:ascii="Consolas" w:hAnsi="Consolas"/>
+                <w:b w:val="0"/>
+                <w:i w:val="0"/>
+                <w:sz w:val="20"/>
+              </w:rPr>
+              <w:t>MatchStart</w:t>
+            </w:r>
+            <w:r>
+              <w:rPr>
+                <w:b w:val="0"/>
+                <w:i w:val="0"/>
+                <w:sz w:val="22"/>
+              </w:rPr>
+              <w:t xml:space="preserve">, </w:t>
+            </w:r>
+            <w:r>
+              <w:rPr>
+                <w:rFonts w:ascii="Consolas" w:hAnsi="Consolas"/>
+                <w:b w:val="0"/>
+                <w:i w:val="0"/>
+                <w:sz w:val="20"/>
+              </w:rPr>
+              <w:t>WorldSnapshot</w:t>
+            </w:r>
+            <w:r>
+              <w:rPr>
+                <w:b w:val="0"/>
+                <w:i w:val="0"/>
+                <w:sz w:val="22"/>
+              </w:rPr>
+              <w:t xml:space="preserve">, </w:t>
+            </w:r>
+            <w:r>
+              <w:rPr>
+                <w:rFonts w:ascii="Consolas" w:hAnsi="Consolas"/>
+                <w:b w:val="0"/>
+                <w:i w:val="0"/>
+                <w:sz w:val="20"/>
+              </w:rPr>
+              <w:t>MatchEnd</w:t>
+            </w:r>
+          </w:p>
+        </w:tc>
+      </w:tr>
+      <w:tr>
+        <w:tc>
+          <w:tcPr>
+            <w:tcW w:type="dxa" w:w="2160"/>
+          </w:tcPr>
+          <w:p>
+            <w:r/>
+            <w:r>
+              <w:rPr>
+                <w:rFonts w:ascii="Consolas" w:hAnsi="Consolas"/>
+                <w:b w:val="0"/>
+                <w:i w:val="0"/>
+                <w:sz w:val="20"/>
+              </w:rPr>
+              <w:t>ai/</w:t>
+            </w:r>
+          </w:p>
+        </w:tc>
+        <w:tc>
+          <w:tcPr>
+            <w:tcW w:type="dxa" w:w="2160"/>
+          </w:tcPr>
+          <w:p>
+            <w:r/>
+            <w:r>
+              <w:rPr>
+                <w:b w:val="0"/>
+                <w:i w:val="0"/>
+                <w:sz w:val="22"/>
+              </w:rPr>
+              <w:t>Fills empty player slots; three difficulty presets; BFS escape from danger tiles.</w:t>
+            </w:r>
+          </w:p>
+        </w:tc>
+        <w:tc>
+          <w:tcPr>
+            <w:tcW w:type="dxa" w:w="2160"/>
+          </w:tcPr>
+          <w:p>
+            <w:r/>
+            <w:r>
+              <w:rPr>
+                <w:rFonts w:ascii="Consolas" w:hAnsi="Consolas"/>
+                <w:b w:val="0"/>
+                <w:i w:val="0"/>
+                <w:sz w:val="20"/>
+              </w:rPr>
+              <w:t>BotController</w:t>
+            </w:r>
+          </w:p>
+        </w:tc>
+        <w:tc>
+          <w:tcPr>
+            <w:tcW w:type="dxa" w:w="2160"/>
+          </w:tcPr>
+          <w:p>
+            <w:r/>
+            <w:r>
+              <w:rPr>
+                <w:b w:val="0"/>
+                <w:i w:val="0"/>
+                <w:sz w:val="22"/>
+              </w:rPr>
+              <w:t xml:space="preserve">indistinguishable from a human </w:t>
+            </w:r>
+            <w:r>
+              <w:rPr>
+                <w:rFonts w:ascii="Consolas" w:hAnsi="Consolas"/>
+                <w:b w:val="0"/>
+                <w:i w:val="0"/>
+                <w:sz w:val="20"/>
+              </w:rPr>
+              <w:t>InputFrame</w:t>
+            </w:r>
+            <w:r>
+              <w:rPr>
+                <w:b w:val="0"/>
+                <w:i w:val="0"/>
+                <w:sz w:val="22"/>
+              </w:rPr>
+              <w:t xml:space="preserve"> upstream</w:t>
+            </w:r>
+          </w:p>
+        </w:tc>
+      </w:tr>
+      <w:tr>
+        <w:tc>
+          <w:tcPr>
+            <w:tcW w:type="dxa" w:w="2160"/>
+          </w:tcPr>
+          <w:p>
+            <w:r/>
+            <w:r>
+              <w:rPr>
+                <w:rFonts w:ascii="Consolas" w:hAnsi="Consolas"/>
+                <w:b w:val="0"/>
+                <w:i w:val="0"/>
+                <w:sz w:val="20"/>
+              </w:rPr>
+              <w:t>chat/</w:t>
+            </w:r>
+          </w:p>
+        </w:tc>
+        <w:tc>
+          <w:tcPr>
+            <w:tcW w:type="dxa" w:w="2160"/>
+          </w:tcPr>
+          <w:p>
+            <w:r/>
+            <w:r>
+              <w:rPr>
+                <w:b w:val="0"/>
+                <w:i w:val="0"/>
+                <w:sz w:val="22"/>
+              </w:rPr>
+              <w:t xml:space="preserve">Routes </w:t>
+            </w:r>
+            <w:r>
+              <w:rPr>
+                <w:rFonts w:ascii="Consolas" w:hAnsi="Consolas"/>
+                <w:b w:val="0"/>
+                <w:i w:val="0"/>
+                <w:sz w:val="20"/>
+              </w:rPr>
+              <w:t>ChatMessage</w:t>
+            </w:r>
+            <w:r>
+              <w:rPr>
+                <w:b w:val="0"/>
+                <w:i w:val="0"/>
+                <w:sz w:val="22"/>
+              </w:rPr>
+              <w:t xml:space="preserve"> envelopes inside a lobby or match.</w:t>
+            </w:r>
+          </w:p>
+        </w:tc>
+        <w:tc>
+          <w:tcPr>
+            <w:tcW w:type="dxa" w:w="2160"/>
+          </w:tcPr>
+          <w:p>
+            <w:r/>
+            <w:r>
+              <w:rPr>
+                <w:rFonts w:ascii="Consolas" w:hAnsi="Consolas"/>
+                <w:b w:val="0"/>
+                <w:i w:val="0"/>
+                <w:sz w:val="20"/>
+              </w:rPr>
+              <w:t>ChatRouter</w:t>
+            </w:r>
+          </w:p>
+        </w:tc>
+        <w:tc>
+          <w:tcPr>
+            <w:tcW w:type="dxa" w:w="2160"/>
+          </w:tcPr>
+          <w:p>
+            <w:r/>
+            <w:r>
+              <w:rPr>
+                <w:b w:val="0"/>
+                <w:i w:val="0"/>
+                <w:sz w:val="22"/>
+              </w:rPr>
+              <w:t>—</w:t>
+            </w:r>
+          </w:p>
+        </w:tc>
+      </w:tr>
+      <w:tr>
+        <w:tc>
+          <w:tcPr>
+            <w:tcW w:type="dxa" w:w="2160"/>
+          </w:tcPr>
+          <w:p>
+            <w:r/>
+            <w:r>
+              <w:rPr>
+                <w:rFonts w:ascii="Consolas" w:hAnsi="Consolas"/>
+                <w:b w:val="0"/>
+                <w:i w:val="0"/>
+                <w:sz w:val="20"/>
+              </w:rPr>
+              <w:t>moderation/</w:t>
+            </w:r>
+          </w:p>
+        </w:tc>
+        <w:tc>
+          <w:tcPr>
+            <w:tcW w:type="dxa" w:w="2160"/>
+          </w:tcPr>
+          <w:p>
+            <w:r/>
+            <w:r>
+              <w:rPr>
+                <w:b w:val="0"/>
+                <w:i w:val="0"/>
+                <w:sz w:val="22"/>
+              </w:rPr>
+              <w:t xml:space="preserve">Per-token profanity replacement; covered by </w:t>
+            </w:r>
+            <w:r>
+              <w:rPr>
+                <w:rFonts w:ascii="Consolas" w:hAnsi="Consolas"/>
+                <w:b w:val="0"/>
+                <w:i w:val="0"/>
+                <w:sz w:val="20"/>
+              </w:rPr>
+              <w:t>ProfanityFilterTest</w:t>
+            </w:r>
+            <w:r>
+              <w:rPr>
+                <w:b w:val="0"/>
+                <w:i w:val="0"/>
+                <w:sz w:val="22"/>
+              </w:rPr>
+              <w:t>.</w:t>
+            </w:r>
+          </w:p>
+        </w:tc>
+        <w:tc>
+          <w:tcPr>
+            <w:tcW w:type="dxa" w:w="2160"/>
+          </w:tcPr>
+          <w:p>
+            <w:r/>
+            <w:r>
+              <w:rPr>
+                <w:rFonts w:ascii="Consolas" w:hAnsi="Consolas"/>
+                <w:b w:val="0"/>
+                <w:i w:val="0"/>
+                <w:sz w:val="20"/>
+              </w:rPr>
+              <w:t>ProfanityFilter</w:t>
+            </w:r>
+          </w:p>
+        </w:tc>
+        <w:tc>
+          <w:tcPr>
+            <w:tcW w:type="dxa" w:w="2160"/>
+          </w:tcPr>
+          <w:p>
+            <w:r/>
+            <w:r>
+              <w:rPr>
+                <w:b w:val="0"/>
+                <w:i w:val="0"/>
+                <w:sz w:val="22"/>
+              </w:rPr>
+              <w:t>—</w:t>
+            </w:r>
+          </w:p>
+        </w:tc>
+      </w:tr>
+      <w:tr>
+        <w:tc>
+          <w:tcPr>
+            <w:tcW w:type="dxa" w:w="2160"/>
+          </w:tcPr>
+          <w:p>
+            <w:r/>
+            <w:r>
+              <w:rPr>
+                <w:rFonts w:ascii="Consolas" w:hAnsi="Consolas"/>
+                <w:b w:val="0"/>
+                <w:i w:val="0"/>
+                <w:sz w:val="20"/>
+              </w:rPr>
+              <w:t>config/</w:t>
+            </w:r>
+          </w:p>
+        </w:tc>
+        <w:tc>
+          <w:tcPr>
+            <w:tcW w:type="dxa" w:w="2160"/>
+          </w:tcPr>
+          <w:p>
+            <w:r/>
+            <w:r>
+              <w:rPr>
+                <w:b w:val="0"/>
+                <w:i w:val="0"/>
+                <w:sz w:val="22"/>
+              </w:rPr>
+              <w:t>Externalised configuration (env-var first, file fallback).</w:t>
+            </w:r>
+          </w:p>
+        </w:tc>
+        <w:tc>
+          <w:tcPr>
+            <w:tcW w:type="dxa" w:w="2160"/>
+          </w:tcPr>
+          <w:p>
+            <w:r/>
+            <w:r>
+              <w:rPr>
+                <w:rFonts w:ascii="Consolas" w:hAnsi="Consolas"/>
+                <w:b w:val="0"/>
+                <w:i w:val="0"/>
+                <w:sz w:val="20"/>
+              </w:rPr>
+              <w:t>ServerConfig</w:t>
+            </w:r>
+          </w:p>
+        </w:tc>
+        <w:tc>
+          <w:tcPr>
+            <w:tcW w:type="dxa" w:w="2160"/>
+          </w:tcPr>
+          <w:p>
+            <w:r/>
+            <w:r>
+              <w:rPr>
+                <w:b w:val="0"/>
+                <w:i w:val="0"/>
+                <w:sz w:val="22"/>
+              </w:rPr>
+              <w:t>—</w:t>
+            </w:r>
+          </w:p>
+        </w:tc>
+      </w:tr>
+    </w:tbl>
+    <w:p/>
+    <w:p>
+      <w:pPr>
+        <w:spacing w:after="120"/>
+      </w:pPr>
+      <w:r>
+        <w:rPr>
+          <w:b/>
+          <w:i w:val="0"/>
+          <w:sz w:val="22"/>
+        </w:rPr>
+        <w:t>Composition root.</w:t>
+      </w:r>
+      <w:r>
+        <w:rPr>
+          <w:b w:val="0"/>
+          <w:i w:val="0"/>
+          <w:sz w:val="22"/>
+        </w:rPr>
+        <w:t xml:space="preserve"> Everything is wired in </w:t>
       </w:r>
       <w:r>
         <w:rPr>
@@ -2208,7 +4801,7 @@
           <w:i w:val="0"/>
           <w:sz w:val="20"/>
         </w:rPr>
-        <w:t>CosmeticsCatalog</w:t>
+        <w:t>GameServer</w:t>
       </w:r>
       <w:r>
         <w:rPr>
@@ -2216,7 +4809,7 @@
           <w:i w:val="0"/>
           <w:sz w:val="22"/>
         </w:rPr>
-        <w:t xml:space="preserve"> and </w:t>
+        <w:t xml:space="preserve">. No service-locator, no reflection-based injection — plain Java construction. This makes the dependency graph readable in </w:t>
       </w:r>
       <w:r>
         <w:rPr>
@@ -2225,7 +4818,7 @@
           <w:i w:val="0"/>
           <w:sz w:val="20"/>
         </w:rPr>
-        <w:t>LobbyPlayer</w:t>
+        <w:t>git diff</w:t>
       </w:r>
       <w:r>
         <w:rPr>
@@ -2233,194 +4826,7 @@
           <w:i w:val="0"/>
           <w:sz w:val="22"/>
         </w:rPr>
-        <w:t>/</w:t>
-      </w:r>
-      <w:r>
-        <w:rPr>
-          <w:rFonts w:ascii="Consolas" w:hAnsi="Consolas"/>
-          <w:b w:val="0"/>
-          <w:i w:val="0"/>
-          <w:sz w:val="20"/>
-        </w:rPr>
-        <w:t>Cosmetic</w:t>
-      </w:r>
-      <w:r>
-        <w:rPr>
-          <w:b w:val="0"/>
-          <w:i w:val="0"/>
-          <w:sz w:val="22"/>
-        </w:rPr>
-        <w:t xml:space="preserve"> records), and </w:t>
-      </w:r>
-      <w:r>
-        <w:rPr>
-          <w:rFonts w:ascii="Consolas" w:hAnsi="Consolas"/>
-          <w:b w:val="0"/>
-          <w:i w:val="0"/>
-          <w:sz w:val="20"/>
-        </w:rPr>
-        <w:t>MatchManager</w:t>
-      </w:r>
-      <w:r>
-        <w:rPr>
-          <w:b w:val="0"/>
-          <w:i w:val="0"/>
-          <w:sz w:val="22"/>
-        </w:rPr>
-        <w:t xml:space="preserve"> (which spawns </w:t>
-      </w:r>
-      <w:r>
-        <w:rPr>
-          <w:rFonts w:ascii="Consolas" w:hAnsi="Consolas"/>
-          <w:b w:val="0"/>
-          <w:i w:val="0"/>
-          <w:sz w:val="20"/>
-        </w:rPr>
-        <w:t>MatchSession</w:t>
-      </w:r>
-      <w:r>
-        <w:rPr>
-          <w:b w:val="0"/>
-          <w:i w:val="0"/>
-          <w:sz w:val="22"/>
-        </w:rPr>
-        <w:t xml:space="preserve"> instances each containing a </w:t>
-      </w:r>
-      <w:r>
-        <w:rPr>
-          <w:rFonts w:ascii="Consolas" w:hAnsi="Consolas"/>
-          <w:b w:val="0"/>
-          <w:i w:val="0"/>
-          <w:sz w:val="20"/>
-        </w:rPr>
-        <w:t>Match</w:t>
-      </w:r>
-      <w:r>
-        <w:rPr>
-          <w:b w:val="0"/>
-          <w:i w:val="0"/>
-          <w:sz w:val="22"/>
-        </w:rPr>
-        <w:t xml:space="preserve">). </w:t>
-      </w:r>
-      <w:r>
-        <w:rPr>
-          <w:rFonts w:ascii="Consolas" w:hAnsi="Consolas"/>
-          <w:b w:val="0"/>
-          <w:i w:val="0"/>
-          <w:sz w:val="20"/>
-        </w:rPr>
-        <w:t>BotController</w:t>
-      </w:r>
-      <w:r>
-        <w:rPr>
-          <w:b w:val="0"/>
-          <w:i w:val="0"/>
-          <w:sz w:val="22"/>
-        </w:rPr>
-        <w:t xml:space="preserve"> runs alongside any </w:t>
-      </w:r>
-      <w:r>
-        <w:rPr>
-          <w:rFonts w:ascii="Consolas" w:hAnsi="Consolas"/>
-          <w:b w:val="0"/>
-          <w:i w:val="0"/>
-          <w:sz w:val="20"/>
-        </w:rPr>
-        <w:t>MatchSession</w:t>
-      </w:r>
-      <w:r>
-        <w:rPr>
-          <w:b w:val="0"/>
-          <w:i w:val="0"/>
-          <w:sz w:val="22"/>
-        </w:rPr>
-        <w:t xml:space="preserve"> that has fewer human players than slots. </w:t>
-      </w:r>
-      <w:r>
-        <w:rPr>
-          <w:rFonts w:ascii="Consolas" w:hAnsi="Consolas"/>
-          <w:b w:val="0"/>
-          <w:i w:val="0"/>
-          <w:sz w:val="20"/>
-        </w:rPr>
-        <w:t>ChatRouter</w:t>
-      </w:r>
-      <w:r>
-        <w:rPr>
-          <w:b w:val="0"/>
-          <w:i w:val="0"/>
-          <w:sz w:val="22"/>
-        </w:rPr>
-        <w:t xml:space="preserve"> consumes </w:t>
-      </w:r>
-      <w:r>
-        <w:rPr>
-          <w:rFonts w:ascii="Consolas" w:hAnsi="Consolas"/>
-          <w:b w:val="0"/>
-          <w:i w:val="0"/>
-          <w:sz w:val="20"/>
-        </w:rPr>
-        <w:t>ChatMessage</w:t>
-      </w:r>
-      <w:r>
-        <w:rPr>
-          <w:b w:val="0"/>
-          <w:i w:val="0"/>
-          <w:sz w:val="22"/>
-        </w:rPr>
-        <w:t xml:space="preserve"> envelopes and applies </w:t>
-      </w:r>
-      <w:r>
-        <w:rPr>
-          <w:rFonts w:ascii="Consolas" w:hAnsi="Consolas"/>
-          <w:b w:val="0"/>
-          <w:i w:val="0"/>
-          <w:sz w:val="20"/>
-        </w:rPr>
-        <w:t>ProfanityFilter</w:t>
-      </w:r>
-      <w:r>
-        <w:rPr>
-          <w:b w:val="0"/>
-          <w:i w:val="0"/>
-          <w:sz w:val="22"/>
-        </w:rPr>
-        <w:t xml:space="preserve">. </w:t>
-      </w:r>
-      <w:r>
-        <w:rPr>
-          <w:rFonts w:ascii="Consolas" w:hAnsi="Consolas"/>
-          <w:b w:val="0"/>
-          <w:i w:val="0"/>
-          <w:sz w:val="20"/>
-        </w:rPr>
-        <w:t>MetricsHandler</w:t>
-      </w:r>
-      <w:r>
-        <w:rPr>
-          <w:b w:val="0"/>
-          <w:i w:val="0"/>
-          <w:sz w:val="22"/>
-        </w:rPr>
-        <w:t xml:space="preserve"> exposes Prometheus-style counters over a separate HTTP path. </w:t>
-      </w:r>
-      <w:r>
-        <w:rPr>
-          <w:rFonts w:ascii="Consolas" w:hAnsi="Consolas"/>
-          <w:b w:val="0"/>
-          <w:i w:val="0"/>
-          <w:sz w:val="20"/>
-        </w:rPr>
-        <w:t>ServerConfig</w:t>
-      </w:r>
-      <w:r>
-        <w:rPr>
-          <w:b w:val="0"/>
-          <w:i w:val="0"/>
-          <w:sz w:val="22"/>
-        </w:rPr>
-        <w:t xml:space="preserve"> holds the externalised configuration.</w:t>
+        <w:t xml:space="preserve"> and trivial to unit-test.</w:t>
       </w:r>
     </w:p>
     <w:p>
@@ -2434,7 +4840,17 @@
           <w:color w:val="101010"/>
           <w:sz w:val="26"/>
         </w:rPr>
-        <w:t>5.4 Level 2 — Client module decomposition</w:t>
+        <w:t xml:space="preserve">5.4 Level 2 — Whitebox of </w:t>
+      </w:r>
+      <w:r>
+        <w:rPr>
+          <w:rFonts w:ascii="Consolas" w:hAnsi="Consolas"/>
+          <w:b/>
+          <w:i w:val="0"/>
+          <w:color w:val="101010"/>
+          <w:sz w:val="20"/>
+        </w:rPr>
+        <w:t>bomberman-client</w:t>
       </w:r>
     </w:p>
     <w:p>
@@ -2443,12 +4859,924 @@
       </w:pPr>
       <w:r>
         <w:rPr>
+          <w:b w:val="0"/>
+          <w:i w:val="0"/>
+          <w:sz w:val="22"/>
+        </w:rPr>
+        <w:t xml:space="preserve">The client renders snapshots and ships input. It holds </w:t>
+      </w:r>
+      <w:r>
+        <w:rPr>
+          <w:b/>
+          <w:i w:val="0"/>
+          <w:sz w:val="22"/>
+        </w:rPr>
+        <w:t>no authoritative state</w:t>
+      </w:r>
+      <w:r>
+        <w:rPr>
+          <w:b w:val="0"/>
+          <w:i w:val="0"/>
+          <w:sz w:val="22"/>
+        </w:rPr>
+        <w:t>. Six packages.</w:t>
+      </w:r>
+    </w:p>
+    <w:p>
+      <w:pPr>
+        <w:spacing w:before="80" w:after="160"/>
+        <w:ind w:left="360"/>
+      </w:pPr>
+      <w:r>
+        <w:rPr>
+          <w:rFonts w:ascii="Consolas" w:hAnsi="Consolas"/>
+          <w:sz w:val="18"/>
+        </w:rPr>
+        <w:t>flowchart TB</w:t>
+        <w:br/>
+        <w:t xml:space="preserve">    LCH["&lt;b&gt;ClientLauncher&lt;/b&gt;&lt;br/&gt;JavaFX Application"]</w:t>
+        <w:br/>
+        <w:t xml:space="preserve">    LCH --&gt; ROUTER["ui/SceneRouter"]</w:t>
+        <w:br/>
+        <w:br/>
+        <w:t xml:space="preserve">    subgraph UI["ui/"]</w:t>
+        <w:br/>
+        <w:t xml:space="preserve">        ROUTER --&gt; MM["MainMenuView"]</w:t>
+        <w:br/>
+        <w:t xml:space="preserve">        ROUTER --&gt; LV["LobbyView"]</w:t>
+        <w:br/>
+        <w:t xml:space="preserve">        ROUTER --&gt; AV["ArenaView"]</w:t>
+        <w:br/>
+        <w:t xml:space="preserve">        ROUTER --&gt; RV["RankingsView"]</w:t>
+        <w:br/>
+        <w:t xml:space="preserve">        MART["MandalaArt · MandalaTheme"]</w:t>
+        <w:br/>
+        <w:t xml:space="preserve">        HUD["HudOverlay"]</w:t>
+        <w:br/>
+        <w:t xml:space="preserve">    end</w:t>
+        <w:br/>
+        <w:br/>
+        <w:t xml:space="preserve">    AV --&gt; RND["render/&lt;br/&gt;ArenaRenderer · ParticleSystem&lt;br/&gt;PostFx · CameraShake"]</w:t>
+        <w:br/>
+        <w:t xml:space="preserve">    AV --&gt; HUD</w:t>
+        <w:br/>
+        <w:t xml:space="preserve">    AV --&gt; AUD["audio/&lt;br/&gt;AudioBus · SpatialAudio"]</w:t>
+        <w:br/>
+        <w:t xml:space="preserve">    AV --&gt; INP["input/&lt;br/&gt;GamepadPoller · HapticsService"]</w:t>
+        <w:br/>
+        <w:t xml:space="preserve">    AV --&gt; NETC["net/&lt;br/&gt;GameClient (WebSocket façade)"]</w:t>
+        <w:br/>
+        <w:t xml:space="preserve">    LCH --&gt; SAF["safety/&lt;br/&gt;AgeGate"]</w:t>
+        <w:br/>
+        <w:br/>
+        <w:t xml:space="preserve">    NETC -. "WebSocket" .-&gt; SRV[("bomberman-server")]</w:t>
+        <w:br/>
+        <w:t xml:space="preserve">    MM -.-&gt; MART</w:t>
+        <w:br/>
+        <w:t xml:space="preserve">    LV -.-&gt; MART</w:t>
+      </w:r>
+    </w:p>
+    <w:tbl>
+      <w:tblPr>
+        <w:tblStyle w:val="LightGrid-Accent1"/>
+        <w:tblW w:type="auto" w:w="0"/>
+        <w:tblLook w:firstColumn="1" w:firstRow="1" w:lastColumn="0" w:lastRow="0" w:noHBand="0" w:noVBand="1" w:val="04A0"/>
+      </w:tblPr>
+      <w:tblGrid>
+        <w:gridCol w:w="2160"/>
+        <w:gridCol w:w="2160"/>
+        <w:gridCol w:w="2160"/>
+        <w:gridCol w:w="2160"/>
+      </w:tblGrid>
+      <w:tr>
+        <w:tc>
+          <w:tcPr>
+            <w:tcW w:type="dxa" w:w="2160"/>
+          </w:tcPr>
+          <w:p>
+            <w:r/>
+            <w:r>
+              <w:rPr>
+                <w:b/>
+                <w:i w:val="0"/>
+                <w:sz w:val="22"/>
+              </w:rPr>
+              <w:t>Package</w:t>
+            </w:r>
+          </w:p>
+        </w:tc>
+        <w:tc>
+          <w:tcPr>
+            <w:tcW w:type="dxa" w:w="2160"/>
+          </w:tcPr>
+          <w:p>
+            <w:r/>
+            <w:r>
+              <w:rPr>
+                <w:b/>
+                <w:i w:val="0"/>
+                <w:sz w:val="22"/>
+              </w:rPr>
+              <w:t>Responsibility</w:t>
+            </w:r>
+          </w:p>
+        </w:tc>
+        <w:tc>
+          <w:tcPr>
+            <w:tcW w:type="dxa" w:w="2160"/>
+          </w:tcPr>
+          <w:p>
+            <w:r/>
+            <w:r>
+              <w:rPr>
+                <w:b/>
+                <w:i w:val="0"/>
+                <w:sz w:val="22"/>
+              </w:rPr>
+              <w:t>Key classes</w:t>
+            </w:r>
+          </w:p>
+        </w:tc>
+        <w:tc>
+          <w:tcPr>
+            <w:tcW w:type="dxa" w:w="2160"/>
+          </w:tcPr>
+          <w:p>
+            <w:r/>
+            <w:r>
+              <w:rPr>
+                <w:b/>
+                <w:i w:val="0"/>
+                <w:sz w:val="22"/>
+              </w:rPr>
+              <w:t>Talks to</w:t>
+            </w:r>
+          </w:p>
+        </w:tc>
+      </w:tr>
+      <w:tr>
+        <w:tc>
+          <w:tcPr>
+            <w:tcW w:type="dxa" w:w="2160"/>
+          </w:tcPr>
+          <w:p>
+            <w:r/>
+            <w:r>
+              <w:rPr>
+                <w:rFonts w:ascii="Consolas" w:hAnsi="Consolas"/>
+                <w:b w:val="0"/>
+                <w:i w:val="0"/>
+                <w:sz w:val="20"/>
+              </w:rPr>
+              <w:t>ui/</w:t>
+            </w:r>
+          </w:p>
+        </w:tc>
+        <w:tc>
+          <w:tcPr>
+            <w:tcW w:type="dxa" w:w="2160"/>
+          </w:tcPr>
+          <w:p>
+            <w:r/>
+            <w:r>
+              <w:rPr>
+                <w:b w:val="0"/>
+                <w:i w:val="0"/>
+                <w:sz w:val="22"/>
+              </w:rPr>
+              <w:t>Scene graph, the four named views, mandala backdrop, HUD overlay.</w:t>
+            </w:r>
+          </w:p>
+        </w:tc>
+        <w:tc>
+          <w:tcPr>
+            <w:tcW w:type="dxa" w:w="2160"/>
+          </w:tcPr>
+          <w:p>
+            <w:r/>
+            <w:r>
+              <w:rPr>
+                <w:rFonts w:ascii="Consolas" w:hAnsi="Consolas"/>
+                <w:b w:val="0"/>
+                <w:i w:val="0"/>
+                <w:sz w:val="20"/>
+              </w:rPr>
+              <w:t>SceneRouter</w:t>
+            </w:r>
+            <w:r>
+              <w:rPr>
+                <w:b w:val="0"/>
+                <w:i w:val="0"/>
+                <w:sz w:val="22"/>
+              </w:rPr>
+              <w:t xml:space="preserve">, </w:t>
+            </w:r>
+            <w:r>
+              <w:rPr>
+                <w:rFonts w:ascii="Consolas" w:hAnsi="Consolas"/>
+                <w:b w:val="0"/>
+                <w:i w:val="0"/>
+                <w:sz w:val="20"/>
+              </w:rPr>
+              <w:t>MainMenuView</w:t>
+            </w:r>
+            <w:r>
+              <w:rPr>
+                <w:b w:val="0"/>
+                <w:i w:val="0"/>
+                <w:sz w:val="22"/>
+              </w:rPr>
+              <w:t xml:space="preserve">, </w:t>
+            </w:r>
+            <w:r>
+              <w:rPr>
+                <w:rFonts w:ascii="Consolas" w:hAnsi="Consolas"/>
+                <w:b w:val="0"/>
+                <w:i w:val="0"/>
+                <w:sz w:val="20"/>
+              </w:rPr>
+              <w:t>LobbyView</w:t>
+            </w:r>
+            <w:r>
+              <w:rPr>
+                <w:b w:val="0"/>
+                <w:i w:val="0"/>
+                <w:sz w:val="22"/>
+              </w:rPr>
+              <w:t xml:space="preserve">, </w:t>
+            </w:r>
+            <w:r>
+              <w:rPr>
+                <w:rFonts w:ascii="Consolas" w:hAnsi="Consolas"/>
+                <w:b w:val="0"/>
+                <w:i w:val="0"/>
+                <w:sz w:val="20"/>
+              </w:rPr>
+              <w:t>ArenaView</w:t>
+            </w:r>
+            <w:r>
+              <w:rPr>
+                <w:b w:val="0"/>
+                <w:i w:val="0"/>
+                <w:sz w:val="22"/>
+              </w:rPr>
+              <w:t xml:space="preserve">, </w:t>
+            </w:r>
+            <w:r>
+              <w:rPr>
+                <w:rFonts w:ascii="Consolas" w:hAnsi="Consolas"/>
+                <w:b w:val="0"/>
+                <w:i w:val="0"/>
+                <w:sz w:val="20"/>
+              </w:rPr>
+              <w:t>RankingsView</w:t>
+            </w:r>
+            <w:r>
+              <w:rPr>
+                <w:b w:val="0"/>
+                <w:i w:val="0"/>
+                <w:sz w:val="22"/>
+              </w:rPr>
+              <w:t xml:space="preserve">, </w:t>
+            </w:r>
+            <w:r>
+              <w:rPr>
+                <w:rFonts w:ascii="Consolas" w:hAnsi="Consolas"/>
+                <w:b w:val="0"/>
+                <w:i w:val="0"/>
+                <w:sz w:val="20"/>
+              </w:rPr>
+              <w:t>MandalaArt</w:t>
+            </w:r>
+            <w:r>
+              <w:rPr>
+                <w:b w:val="0"/>
+                <w:i w:val="0"/>
+                <w:sz w:val="22"/>
+              </w:rPr>
+              <w:t xml:space="preserve">, </w:t>
+            </w:r>
+            <w:r>
+              <w:rPr>
+                <w:rFonts w:ascii="Consolas" w:hAnsi="Consolas"/>
+                <w:b w:val="0"/>
+                <w:i w:val="0"/>
+                <w:sz w:val="20"/>
+              </w:rPr>
+              <w:t>MandalaTheme</w:t>
+            </w:r>
+            <w:r>
+              <w:rPr>
+                <w:b w:val="0"/>
+                <w:i w:val="0"/>
+                <w:sz w:val="22"/>
+              </w:rPr>
+              <w:t xml:space="preserve">, </w:t>
+            </w:r>
+            <w:r>
+              <w:rPr>
+                <w:rFonts w:ascii="Consolas" w:hAnsi="Consolas"/>
+                <w:b w:val="0"/>
+                <w:i w:val="0"/>
+                <w:sz w:val="20"/>
+              </w:rPr>
+              <w:t>HudOverlay</w:t>
+            </w:r>
+          </w:p>
+        </w:tc>
+        <w:tc>
+          <w:tcPr>
+            <w:tcW w:type="dxa" w:w="2160"/>
+          </w:tcPr>
+          <w:p>
+            <w:r/>
+            <w:r>
+              <w:rPr>
+                <w:rFonts w:ascii="Consolas" w:hAnsi="Consolas"/>
+                <w:b w:val="0"/>
+                <w:i w:val="0"/>
+                <w:sz w:val="20"/>
+              </w:rPr>
+              <w:t>render/</w:t>
+            </w:r>
+            <w:r>
+              <w:rPr>
+                <w:b w:val="0"/>
+                <w:i w:val="0"/>
+                <w:sz w:val="22"/>
+              </w:rPr>
+              <w:t xml:space="preserve">, </w:t>
+            </w:r>
+            <w:r>
+              <w:rPr>
+                <w:rFonts w:ascii="Consolas" w:hAnsi="Consolas"/>
+                <w:b w:val="0"/>
+                <w:i w:val="0"/>
+                <w:sz w:val="20"/>
+              </w:rPr>
+              <w:t>audio/</w:t>
+            </w:r>
+            <w:r>
+              <w:rPr>
+                <w:b w:val="0"/>
+                <w:i w:val="0"/>
+                <w:sz w:val="22"/>
+              </w:rPr>
+              <w:t xml:space="preserve">, </w:t>
+            </w:r>
+            <w:r>
+              <w:rPr>
+                <w:rFonts w:ascii="Consolas" w:hAnsi="Consolas"/>
+                <w:b w:val="0"/>
+                <w:i w:val="0"/>
+                <w:sz w:val="20"/>
+              </w:rPr>
+              <w:t>net/</w:t>
+            </w:r>
+          </w:p>
+        </w:tc>
+      </w:tr>
+      <w:tr>
+        <w:tc>
+          <w:tcPr>
+            <w:tcW w:type="dxa" w:w="2160"/>
+          </w:tcPr>
+          <w:p>
+            <w:r/>
+            <w:r>
+              <w:rPr>
+                <w:rFonts w:ascii="Consolas" w:hAnsi="Consolas"/>
+                <w:b w:val="0"/>
+                <w:i w:val="0"/>
+                <w:sz w:val="20"/>
+              </w:rPr>
+              <w:t>render/</w:t>
+            </w:r>
+          </w:p>
+        </w:tc>
+        <w:tc>
+          <w:tcPr>
+            <w:tcW w:type="dxa" w:w="2160"/>
+          </w:tcPr>
+          <w:p>
+            <w:r/>
+            <w:r>
+              <w:rPr>
+                <w:b w:val="0"/>
+                <w:i w:val="0"/>
+                <w:sz w:val="22"/>
+              </w:rPr>
+              <w:t xml:space="preserve">Paints the tile grid, players, bombs, explosions, pickups onto a single JavaFX </w:t>
+            </w:r>
+            <w:r>
+              <w:rPr>
+                <w:rFonts w:ascii="Consolas" w:hAnsi="Consolas"/>
+                <w:b w:val="0"/>
+                <w:i w:val="0"/>
+                <w:sz w:val="20"/>
+              </w:rPr>
+              <w:t>Canvas</w:t>
+            </w:r>
+            <w:r>
+              <w:rPr>
+                <w:b w:val="0"/>
+                <w:i w:val="0"/>
+                <w:sz w:val="22"/>
+              </w:rPr>
+              <w:t>.</w:t>
+            </w:r>
+          </w:p>
+        </w:tc>
+        <w:tc>
+          <w:tcPr>
+            <w:tcW w:type="dxa" w:w="2160"/>
+          </w:tcPr>
+          <w:p>
+            <w:r/>
+            <w:r>
+              <w:rPr>
+                <w:rFonts w:ascii="Consolas" w:hAnsi="Consolas"/>
+                <w:b w:val="0"/>
+                <w:i w:val="0"/>
+                <w:sz w:val="20"/>
+              </w:rPr>
+              <w:t>ArenaRenderer</w:t>
+            </w:r>
+            <w:r>
+              <w:rPr>
+                <w:b w:val="0"/>
+                <w:i w:val="0"/>
+                <w:sz w:val="22"/>
+              </w:rPr>
+              <w:t xml:space="preserve">, </w:t>
+            </w:r>
+            <w:r>
+              <w:rPr>
+                <w:rFonts w:ascii="Consolas" w:hAnsi="Consolas"/>
+                <w:b w:val="0"/>
+                <w:i w:val="0"/>
+                <w:sz w:val="20"/>
+              </w:rPr>
+              <w:t>ParticleSystem</w:t>
+            </w:r>
+            <w:r>
+              <w:rPr>
+                <w:b w:val="0"/>
+                <w:i w:val="0"/>
+                <w:sz w:val="22"/>
+              </w:rPr>
+              <w:t xml:space="preserve">, </w:t>
+            </w:r>
+            <w:r>
+              <w:rPr>
+                <w:rFonts w:ascii="Consolas" w:hAnsi="Consolas"/>
+                <w:b w:val="0"/>
+                <w:i w:val="0"/>
+                <w:sz w:val="20"/>
+              </w:rPr>
+              <w:t>PostFx</w:t>
+            </w:r>
+            <w:r>
+              <w:rPr>
+                <w:b w:val="0"/>
+                <w:i w:val="0"/>
+                <w:sz w:val="22"/>
+              </w:rPr>
+              <w:t xml:space="preserve">, </w:t>
+            </w:r>
+            <w:r>
+              <w:rPr>
+                <w:rFonts w:ascii="Consolas" w:hAnsi="Consolas"/>
+                <w:b w:val="0"/>
+                <w:i w:val="0"/>
+                <w:sz w:val="20"/>
+              </w:rPr>
+              <w:t>CameraShake</w:t>
+            </w:r>
+          </w:p>
+        </w:tc>
+        <w:tc>
+          <w:tcPr>
+            <w:tcW w:type="dxa" w:w="2160"/>
+          </w:tcPr>
+          <w:p>
+            <w:r/>
+            <w:r>
+              <w:rPr>
+                <w:b w:val="0"/>
+                <w:i w:val="0"/>
+                <w:sz w:val="22"/>
+              </w:rPr>
+              <w:t xml:space="preserve">reads </w:t>
+            </w:r>
+            <w:r>
+              <w:rPr>
+                <w:rFonts w:ascii="Consolas" w:hAnsi="Consolas"/>
+                <w:b w:val="0"/>
+                <w:i w:val="0"/>
+                <w:sz w:val="20"/>
+              </w:rPr>
+              <w:t>WorldSnapshot</w:t>
+            </w:r>
+          </w:p>
+        </w:tc>
+      </w:tr>
+      <w:tr>
+        <w:tc>
+          <w:tcPr>
+            <w:tcW w:type="dxa" w:w="2160"/>
+          </w:tcPr>
+          <w:p>
+            <w:r/>
+            <w:r>
+              <w:rPr>
+                <w:rFonts w:ascii="Consolas" w:hAnsi="Consolas"/>
+                <w:b w:val="0"/>
+                <w:i w:val="0"/>
+                <w:sz w:val="20"/>
+              </w:rPr>
+              <w:t>net/</w:t>
+            </w:r>
+          </w:p>
+        </w:tc>
+        <w:tc>
+          <w:tcPr>
+            <w:tcW w:type="dxa" w:w="2160"/>
+          </w:tcPr>
+          <w:p>
+            <w:r/>
+            <w:r>
+              <w:rPr>
+                <w:b w:val="0"/>
+                <w:i w:val="0"/>
+                <w:sz w:val="22"/>
+              </w:rPr>
+              <w:t xml:space="preserve">Wraps </w:t>
+            </w:r>
+            <w:r>
+              <w:rPr>
+                <w:rFonts w:ascii="Consolas" w:hAnsi="Consolas"/>
+                <w:b w:val="0"/>
+                <w:i w:val="0"/>
+                <w:sz w:val="20"/>
+              </w:rPr>
+              <w:t>java.net.http.WebSocket</w:t>
+            </w:r>
+            <w:r>
+              <w:rPr>
+                <w:b w:val="0"/>
+                <w:i w:val="0"/>
+                <w:sz w:val="22"/>
+              </w:rPr>
+              <w:t xml:space="preserve">; uses the same </w:t>
+            </w:r>
+            <w:r>
+              <w:rPr>
+                <w:rFonts w:ascii="Consolas" w:hAnsi="Consolas"/>
+                <w:b w:val="0"/>
+                <w:i w:val="0"/>
+                <w:sz w:val="20"/>
+              </w:rPr>
+              <w:t>WireCodec</w:t>
+            </w:r>
+            <w:r>
+              <w:rPr>
+                <w:b w:val="0"/>
+                <w:i w:val="0"/>
+                <w:sz w:val="22"/>
+              </w:rPr>
+              <w:t xml:space="preserve"> as the server.</w:t>
+            </w:r>
+          </w:p>
+        </w:tc>
+        <w:tc>
+          <w:tcPr>
+            <w:tcW w:type="dxa" w:w="2160"/>
+          </w:tcPr>
+          <w:p>
+            <w:r/>
+            <w:r>
+              <w:rPr>
+                <w:rFonts w:ascii="Consolas" w:hAnsi="Consolas"/>
+                <w:b w:val="0"/>
+                <w:i w:val="0"/>
+                <w:sz w:val="20"/>
+              </w:rPr>
+              <w:t>GameClient</w:t>
+            </w:r>
+          </w:p>
+        </w:tc>
+        <w:tc>
+          <w:tcPr>
+            <w:tcW w:type="dxa" w:w="2160"/>
+          </w:tcPr>
+          <w:p>
+            <w:r/>
+            <w:r>
+              <w:rPr>
+                <w:b w:val="0"/>
+                <w:i w:val="0"/>
+                <w:sz w:val="22"/>
+              </w:rPr>
+              <w:t xml:space="preserve">server </w:t>
+            </w:r>
+            <w:r>
+              <w:rPr>
+                <w:rFonts w:ascii="Consolas" w:hAnsi="Consolas"/>
+                <w:b w:val="0"/>
+                <w:i w:val="0"/>
+                <w:sz w:val="20"/>
+              </w:rPr>
+              <w:t>/ws</w:t>
+            </w:r>
+          </w:p>
+        </w:tc>
+      </w:tr>
+      <w:tr>
+        <w:tc>
+          <w:tcPr>
+            <w:tcW w:type="dxa" w:w="2160"/>
+          </w:tcPr>
+          <w:p>
+            <w:r/>
+            <w:r>
+              <w:rPr>
+                <w:rFonts w:ascii="Consolas" w:hAnsi="Consolas"/>
+                <w:b w:val="0"/>
+                <w:i w:val="0"/>
+                <w:sz w:val="20"/>
+              </w:rPr>
+              <w:t>audio/</w:t>
+            </w:r>
+          </w:p>
+        </w:tc>
+        <w:tc>
+          <w:tcPr>
+            <w:tcW w:type="dxa" w:w="2160"/>
+          </w:tcPr>
+          <w:p>
+            <w:r/>
+            <w:r>
+              <w:rPr>
+                <w:b w:val="0"/>
+                <w:i w:val="0"/>
+                <w:sz w:val="22"/>
+              </w:rPr>
+              <w:t>Spatial sound bus — pan and gain computed per emitter–listener pair.</w:t>
+            </w:r>
+          </w:p>
+        </w:tc>
+        <w:tc>
+          <w:tcPr>
+            <w:tcW w:type="dxa" w:w="2160"/>
+          </w:tcPr>
+          <w:p>
+            <w:r/>
+            <w:r>
+              <w:rPr>
+                <w:rFonts w:ascii="Consolas" w:hAnsi="Consolas"/>
+                <w:b w:val="0"/>
+                <w:i w:val="0"/>
+                <w:sz w:val="20"/>
+              </w:rPr>
+              <w:t>AudioBus</w:t>
+            </w:r>
+            <w:r>
+              <w:rPr>
+                <w:b w:val="0"/>
+                <w:i w:val="0"/>
+                <w:sz w:val="22"/>
+              </w:rPr>
+              <w:t xml:space="preserve">, </w:t>
+            </w:r>
+            <w:r>
+              <w:rPr>
+                <w:rFonts w:ascii="Consolas" w:hAnsi="Consolas"/>
+                <w:b w:val="0"/>
+                <w:i w:val="0"/>
+                <w:sz w:val="20"/>
+              </w:rPr>
+              <w:t>SpatialAudio</w:t>
+            </w:r>
+          </w:p>
+        </w:tc>
+        <w:tc>
+          <w:tcPr>
+            <w:tcW w:type="dxa" w:w="2160"/>
+          </w:tcPr>
+          <w:p>
+            <w:r/>
+            <w:r>
+              <w:rPr>
+                <w:b w:val="0"/>
+                <w:i w:val="0"/>
+                <w:sz w:val="22"/>
+              </w:rPr>
+              <w:t>sfx files</w:t>
+            </w:r>
+          </w:p>
+        </w:tc>
+      </w:tr>
+      <w:tr>
+        <w:tc>
+          <w:tcPr>
+            <w:tcW w:type="dxa" w:w="2160"/>
+          </w:tcPr>
+          <w:p>
+            <w:r/>
+            <w:r>
+              <w:rPr>
+                <w:rFonts w:ascii="Consolas" w:hAnsi="Consolas"/>
+                <w:b w:val="0"/>
+                <w:i w:val="0"/>
+                <w:sz w:val="20"/>
+              </w:rPr>
+              <w:t>input/</w:t>
+            </w:r>
+          </w:p>
+        </w:tc>
+        <w:tc>
+          <w:tcPr>
+            <w:tcW w:type="dxa" w:w="2160"/>
+          </w:tcPr>
+          <w:p>
+            <w:r/>
+            <w:r>
+              <w:rPr>
+                <w:b w:val="0"/>
+                <w:i w:val="0"/>
+                <w:sz w:val="22"/>
+              </w:rPr>
+              <w:t xml:space="preserve">Reads JInput controllers; applies haptic cues from </w:t>
+            </w:r>
+            <w:r>
+              <w:rPr>
+                <w:rFonts w:ascii="Consolas" w:hAnsi="Consolas"/>
+                <w:b w:val="0"/>
+                <w:i w:val="0"/>
+                <w:sz w:val="20"/>
+              </w:rPr>
+              <w:t>HapticCue</w:t>
+            </w:r>
+            <w:r>
+              <w:rPr>
+                <w:b w:val="0"/>
+                <w:i w:val="0"/>
+                <w:sz w:val="22"/>
+              </w:rPr>
+              <w:t xml:space="preserve"> envelopes.</w:t>
+            </w:r>
+          </w:p>
+        </w:tc>
+        <w:tc>
+          <w:tcPr>
+            <w:tcW w:type="dxa" w:w="2160"/>
+          </w:tcPr>
+          <w:p>
+            <w:r/>
+            <w:r>
+              <w:rPr>
+                <w:rFonts w:ascii="Consolas" w:hAnsi="Consolas"/>
+                <w:b w:val="0"/>
+                <w:i w:val="0"/>
+                <w:sz w:val="20"/>
+              </w:rPr>
+              <w:t>GamepadPoller</w:t>
+            </w:r>
+            <w:r>
+              <w:rPr>
+                <w:b w:val="0"/>
+                <w:i w:val="0"/>
+                <w:sz w:val="22"/>
+              </w:rPr>
+              <w:t xml:space="preserve">, </w:t>
+            </w:r>
+            <w:r>
+              <w:rPr>
+                <w:rFonts w:ascii="Consolas" w:hAnsi="Consolas"/>
+                <w:b w:val="0"/>
+                <w:i w:val="0"/>
+                <w:sz w:val="20"/>
+              </w:rPr>
+              <w:t>HapticsService</w:t>
+            </w:r>
+          </w:p>
+        </w:tc>
+        <w:tc>
+          <w:tcPr>
+            <w:tcW w:type="dxa" w:w="2160"/>
+          </w:tcPr>
+          <w:p>
+            <w:r/>
+            <w:r>
+              <w:rPr>
+                <w:b w:val="0"/>
+                <w:i w:val="0"/>
+                <w:sz w:val="22"/>
+              </w:rPr>
+              <w:t>OS gamepad API</w:t>
+            </w:r>
+          </w:p>
+        </w:tc>
+      </w:tr>
+      <w:tr>
+        <w:tc>
+          <w:tcPr>
+            <w:tcW w:type="dxa" w:w="2160"/>
+          </w:tcPr>
+          <w:p>
+            <w:r/>
+            <w:r>
+              <w:rPr>
+                <w:rFonts w:ascii="Consolas" w:hAnsi="Consolas"/>
+                <w:b w:val="0"/>
+                <w:i w:val="0"/>
+                <w:sz w:val="20"/>
+              </w:rPr>
+              <w:t>safety/</w:t>
+            </w:r>
+          </w:p>
+        </w:tc>
+        <w:tc>
+          <w:tcPr>
+            <w:tcW w:type="dxa" w:w="2160"/>
+          </w:tcPr>
+          <w:p>
+            <w:r/>
+            <w:r>
+              <w:rPr>
+                <w:b w:val="0"/>
+                <w:i w:val="0"/>
+                <w:sz w:val="22"/>
+              </w:rPr>
+              <w:t>First-launch confirmation dialog.</w:t>
+            </w:r>
+          </w:p>
+        </w:tc>
+        <w:tc>
+          <w:tcPr>
+            <w:tcW w:type="dxa" w:w="2160"/>
+          </w:tcPr>
+          <w:p>
+            <w:r/>
+            <w:r>
+              <w:rPr>
+                <w:rFonts w:ascii="Consolas" w:hAnsi="Consolas"/>
+                <w:b w:val="0"/>
+                <w:i w:val="0"/>
+                <w:sz w:val="20"/>
+              </w:rPr>
+              <w:t>AgeGate</w:t>
+            </w:r>
+          </w:p>
+        </w:tc>
+        <w:tc>
+          <w:tcPr>
+            <w:tcW w:type="dxa" w:w="2160"/>
+          </w:tcPr>
+          <w:p>
+            <w:r/>
+            <w:r>
+              <w:rPr>
+                <w:b w:val="0"/>
+                <w:i w:val="0"/>
+                <w:sz w:val="22"/>
+              </w:rPr>
+              <w:t>—</w:t>
+            </w:r>
+          </w:p>
+        </w:tc>
+      </w:tr>
+    </w:tbl>
+    <w:p/>
+    <w:p>
+      <w:pPr>
+        <w:spacing w:after="120"/>
+      </w:pPr>
+      <w:r>
+        <w:rPr>
+          <w:b/>
+          <w:i w:val="0"/>
+          <w:sz w:val="22"/>
+        </w:rPr>
+        <w:t>No state on the client.</w:t>
+      </w:r>
+      <w:r>
+        <w:rPr>
+          <w:b w:val="0"/>
+          <w:i w:val="0"/>
+          <w:sz w:val="22"/>
+        </w:rPr>
+        <w:t xml:space="preserve"> </w:t>
+      </w:r>
+      <w:r>
+        <w:rPr>
           <w:rFonts w:ascii="Consolas" w:hAnsi="Consolas"/>
           <w:b w:val="0"/>
           <w:i w:val="0"/>
           <w:sz w:val="20"/>
         </w:rPr>
-        <w:t>ClientLauncher</w:t>
+        <w:t>ArenaView</w:t>
       </w:r>
       <w:r>
         <w:rPr>
@@ -2456,7 +5784,7 @@
           <w:i w:val="0"/>
           <w:sz w:val="22"/>
         </w:rPr>
-        <w:t xml:space="preserve"> boots JavaFX and constructs </w:t>
+        <w:t xml:space="preserve"> repaints every 16 ms from the latest </w:t>
       </w:r>
       <w:r>
         <w:rPr>
@@ -2465,7 +5793,7 @@
           <w:i w:val="0"/>
           <w:sz w:val="20"/>
         </w:rPr>
-        <w:t>SceneRouter</w:t>
+        <w:t>WorldSnapshot</w:t>
       </w:r>
       <w:r>
         <w:rPr>
@@ -2473,7 +5801,7 @@
           <w:i w:val="0"/>
           <w:sz w:val="22"/>
         </w:rPr>
-        <w:t xml:space="preserve">. The router holds references to </w:t>
+        <w:t xml:space="preserve">. Input goes the other way as </w:t>
       </w:r>
       <w:r>
         <w:rPr>
@@ -2482,7 +5810,7 @@
           <w:i w:val="0"/>
           <w:sz w:val="20"/>
         </w:rPr>
-        <w:t>MainMenuView</w:t>
+        <w:t>InputFrame</w:t>
       </w:r>
       <w:r>
         <w:rPr>
@@ -2490,8 +5818,37 @@
           <w:i w:val="0"/>
           <w:sz w:val="22"/>
         </w:rPr>
-        <w:t xml:space="preserve">, </w:t>
-      </w:r>
+        <w:t xml:space="preserve"> records. If the WebSocket drops, the client has nothing to recover — it reconnects and waits for the next snapshot.</w:t>
+      </w:r>
+    </w:p>
+    <w:p>
+      <w:pPr>
+        <w:spacing w:before="240" w:after="80"/>
+      </w:pPr>
+      <w:r>
+        <w:rPr>
+          <w:b/>
+          <w:i w:val="0"/>
+          <w:color w:val="101010"/>
+          <w:sz w:val="26"/>
+        </w:rPr>
+        <w:t xml:space="preserve">5.5 Level 3 — Whitebox of </w:t>
+      </w:r>
+      <w:r>
+        <w:rPr>
+          <w:rFonts w:ascii="Consolas" w:hAnsi="Consolas"/>
+          <w:b/>
+          <w:i w:val="0"/>
+          <w:color w:val="101010"/>
+          <w:sz w:val="20"/>
+        </w:rPr>
+        <w:t>sim/GameWorld</w:t>
+      </w:r>
+    </w:p>
+    <w:p>
+      <w:pPr>
+        <w:spacing w:after="120"/>
+      </w:pPr>
       <w:r>
         <w:rPr>
           <w:rFonts w:ascii="Consolas" w:hAnsi="Consolas"/>
@@ -2499,7 +5856,7 @@
           <w:i w:val="0"/>
           <w:sz w:val="20"/>
         </w:rPr>
-        <w:t>LobbyView</w:t>
+        <w:t>GameWorld</w:t>
       </w:r>
       <w:r>
         <w:rPr>
@@ -2507,7 +5864,7 @@
           <w:i w:val="0"/>
           <w:sz w:val="22"/>
         </w:rPr>
-        <w:t xml:space="preserve">, </w:t>
+        <w:t xml:space="preserve"> carries most of the architectural risk because it is the only place mutable game state exists. It runs on a single thread (the match tick scheduler) — no locks, no </w:t>
       </w:r>
       <w:r>
         <w:rPr>
@@ -2516,7 +5873,7 @@
           <w:i w:val="0"/>
           <w:sz w:val="20"/>
         </w:rPr>
-        <w:t>ArenaView</w:t>
+        <w:t>synchronized</w:t>
       </w:r>
       <w:r>
         <w:rPr>
@@ -2524,7 +5881,7 @@
           <w:i w:val="0"/>
           <w:sz w:val="22"/>
         </w:rPr>
-        <w:t xml:space="preserve">, and </w:t>
+        <w:t xml:space="preserve">, no </w:t>
       </w:r>
       <w:r>
         <w:rPr>
@@ -2533,7 +5890,7 @@
           <w:i w:val="0"/>
           <w:sz w:val="20"/>
         </w:rPr>
-        <w:t>RankingsView</w:t>
+        <w:t>volatile</w:t>
       </w:r>
       <w:r>
         <w:rPr>
@@ -2541,279 +5898,497 @@
           <w:i w:val="0"/>
           <w:sz w:val="22"/>
         </w:rPr>
-        <w:t xml:space="preserve">. </w:t>
-      </w:r>
+        <w:t>. Concurrency is avoided structurally.</w:t>
+      </w:r>
+    </w:p>
+    <w:p>
+      <w:pPr>
+        <w:spacing w:before="80" w:after="160"/>
+        <w:ind w:left="360"/>
+      </w:pPr>
       <w:r>
         <w:rPr>
           <w:rFonts w:ascii="Consolas" w:hAnsi="Consolas"/>
+          <w:sz w:val="18"/>
+        </w:rPr>
+        <w:t>flowchart LR</w:t>
+        <w:br/>
+        <w:t xml:space="preserve">    INQ[/"input queue&lt;br/&gt;(InputFrame per session)"/]</w:t>
+        <w:br/>
+        <w:t xml:space="preserve">    INQ --&gt; SAMPLE["1. sample inputs"]</w:t>
+        <w:br/>
+        <w:t xml:space="preserve">    SAMPLE --&gt; MOVE["2. resolve movement&lt;br/&gt;(against Arena tiles)"]</w:t>
+        <w:br/>
+        <w:t xml:space="preserve">    MOVE --&gt; BOMB["3. tick bomb fuses&lt;br/&gt;spawn Explosions"]</w:t>
+        <w:br/>
+        <w:t xml:space="preserve">    BOMB --&gt; DMG["4. apply explosion damage&lt;br/&gt;kill players · destroy blocks"]</w:t>
+        <w:br/>
+        <w:t xml:space="preserve">    DMG --&gt; PICK["5. award pickups&lt;br/&gt;(Bonus subclasses)"]</w:t>
+        <w:br/>
+        <w:t xml:space="preserve">    PICK --&gt; SCORE["6. update Score"]</w:t>
+        <w:br/>
+        <w:t xml:space="preserve">    SCORE --&gt; SNAP["7. Snapshotter →&lt;br/&gt;WorldSnapshot"]</w:t>
+        <w:br/>
+        <w:t xml:space="preserve">    SNAP --&gt; OUT[/"outbound queue&lt;br/&gt;(per session)"/]</w:t>
+        <w:br/>
+        <w:t xml:space="preserve">    SNAP --&gt; SAMPLE</w:t>
+      </w:r>
+    </w:p>
+    <w:tbl>
+      <w:tblPr>
+        <w:tblStyle w:val="LightGrid-Accent1"/>
+        <w:tblW w:type="auto" w:w="0"/>
+        <w:tblLook w:firstColumn="1" w:firstRow="1" w:lastColumn="0" w:lastRow="0" w:noHBand="0" w:noVBand="1" w:val="04A0"/>
+      </w:tblPr>
+      <w:tblGrid>
+        <w:gridCol w:w="2880"/>
+        <w:gridCol w:w="2880"/>
+        <w:gridCol w:w="2880"/>
+      </w:tblGrid>
+      <w:tr>
+        <w:tc>
+          <w:tcPr>
+            <w:tcW w:type="dxa" w:w="2880"/>
+          </w:tcPr>
+          <w:p>
+            <w:r/>
+            <w:r>
+              <w:rPr>
+                <w:b/>
+                <w:i w:val="0"/>
+                <w:sz w:val="22"/>
+              </w:rPr>
+              <w:t>Step</w:t>
+            </w:r>
+          </w:p>
+        </w:tc>
+        <w:tc>
+          <w:tcPr>
+            <w:tcW w:type="dxa" w:w="2880"/>
+          </w:tcPr>
+          <w:p>
+            <w:r/>
+            <w:r>
+              <w:rPr>
+                <w:b/>
+                <w:i w:val="0"/>
+                <w:sz w:val="22"/>
+              </w:rPr>
+              <w:t>Code</w:t>
+            </w:r>
+          </w:p>
+        </w:tc>
+        <w:tc>
+          <w:tcPr>
+            <w:tcW w:type="dxa" w:w="2880"/>
+          </w:tcPr>
+          <w:p>
+            <w:r/>
+            <w:r>
+              <w:rPr>
+                <w:b/>
+                <w:i w:val="0"/>
+                <w:sz w:val="22"/>
+              </w:rPr>
+              <w:t>Invariant it preserves</w:t>
+            </w:r>
+          </w:p>
+        </w:tc>
+      </w:tr>
+      <w:tr>
+        <w:tc>
+          <w:tcPr>
+            <w:tcW w:type="dxa" w:w="2880"/>
+          </w:tcPr>
+          <w:p>
+            <w:r/>
+            <w:r>
+              <w:rPr>
+                <w:b w:val="0"/>
+                <w:i w:val="0"/>
+                <w:sz w:val="22"/>
+              </w:rPr>
+              <w:t>1 sample</w:t>
+            </w:r>
+          </w:p>
+        </w:tc>
+        <w:tc>
+          <w:tcPr>
+            <w:tcW w:type="dxa" w:w="2880"/>
+          </w:tcPr>
+          <w:p>
+            <w:r/>
+            <w:r>
+              <w:rPr>
+                <w:rFonts w:ascii="Consolas" w:hAnsi="Consolas"/>
+                <w:b w:val="0"/>
+                <w:i w:val="0"/>
+                <w:sz w:val="20"/>
+              </w:rPr>
+              <w:t>MatchSession.drainInputs()</w:t>
+            </w:r>
+          </w:p>
+        </w:tc>
+        <w:tc>
+          <w:tcPr>
+            <w:tcW w:type="dxa" w:w="2880"/>
+          </w:tcPr>
+          <w:p>
+            <w:r/>
+            <w:r>
+              <w:rPr>
+                <w:b w:val="0"/>
+                <w:i w:val="0"/>
+                <w:sz w:val="22"/>
+              </w:rPr>
+              <w:t xml:space="preserve">every frame consumes inputs </w:t>
+            </w:r>
+            <w:r>
+              <w:rPr>
+                <w:b w:val="0"/>
+                <w:i/>
+                <w:sz w:val="22"/>
+              </w:rPr>
+              <w:t>received before this tick</w:t>
+            </w:r>
+            <w:r>
+              <w:rPr>
+                <w:b w:val="0"/>
+                <w:i w:val="0"/>
+                <w:sz w:val="22"/>
+              </w:rPr>
+              <w:t xml:space="preserve"> — late ones wait for the next tick (no skew)</w:t>
+            </w:r>
+          </w:p>
+        </w:tc>
+      </w:tr>
+      <w:tr>
+        <w:tc>
+          <w:tcPr>
+            <w:tcW w:type="dxa" w:w="2880"/>
+          </w:tcPr>
+          <w:p>
+            <w:r/>
+            <w:r>
+              <w:rPr>
+                <w:b w:val="0"/>
+                <w:i w:val="0"/>
+                <w:sz w:val="22"/>
+              </w:rPr>
+              <w:t>2 move</w:t>
+            </w:r>
+          </w:p>
+        </w:tc>
+        <w:tc>
+          <w:tcPr>
+            <w:tcW w:type="dxa" w:w="2880"/>
+          </w:tcPr>
+          <w:p>
+            <w:r/>
+            <w:r>
+              <w:rPr>
+                <w:rFonts w:ascii="Consolas" w:hAnsi="Consolas"/>
+                <w:b w:val="0"/>
+                <w:i w:val="0"/>
+                <w:sz w:val="20"/>
+              </w:rPr>
+              <w:t>Bomberman.tryMove(Direction, Arena)</w:t>
+            </w:r>
+          </w:p>
+        </w:tc>
+        <w:tc>
+          <w:tcPr>
+            <w:tcW w:type="dxa" w:w="2880"/>
+          </w:tcPr>
+          <w:p>
+            <w:r/>
+            <w:r>
+              <w:rPr>
+                <w:b w:val="0"/>
+                <w:i w:val="0"/>
+                <w:sz w:val="22"/>
+              </w:rPr>
+              <w:t>a player cannot pass through Wall or unbroken Block</w:t>
+            </w:r>
+          </w:p>
+        </w:tc>
+      </w:tr>
+      <w:tr>
+        <w:tc>
+          <w:tcPr>
+            <w:tcW w:type="dxa" w:w="2880"/>
+          </w:tcPr>
+          <w:p>
+            <w:r/>
+            <w:r>
+              <w:rPr>
+                <w:b w:val="0"/>
+                <w:i w:val="0"/>
+                <w:sz w:val="22"/>
+              </w:rPr>
+              <w:t>3 fuse</w:t>
+            </w:r>
+          </w:p>
+        </w:tc>
+        <w:tc>
+          <w:tcPr>
+            <w:tcW w:type="dxa" w:w="2880"/>
+          </w:tcPr>
+          <w:p>
+            <w:r/>
+            <w:r>
+              <w:rPr>
+                <w:rFonts w:ascii="Consolas" w:hAnsi="Consolas"/>
+                <w:b w:val="0"/>
+                <w:i w:val="0"/>
+                <w:sz w:val="20"/>
+              </w:rPr>
+              <w:t>Bomb.tickFuse()</w:t>
+            </w:r>
+          </w:p>
+        </w:tc>
+        <w:tc>
+          <w:tcPr>
+            <w:tcW w:type="dxa" w:w="2880"/>
+          </w:tcPr>
+          <w:p>
+            <w:r/>
+            <w:r>
+              <w:rPr>
+                <w:b w:val="0"/>
+                <w:i w:val="0"/>
+                <w:sz w:val="22"/>
+              </w:rPr>
+              <w:t>a bomb detonates on the tick its fuse reaches 0, not earlier and not later</w:t>
+            </w:r>
+          </w:p>
+        </w:tc>
+      </w:tr>
+      <w:tr>
+        <w:tc>
+          <w:tcPr>
+            <w:tcW w:type="dxa" w:w="2880"/>
+          </w:tcPr>
+          <w:p>
+            <w:r/>
+            <w:r>
+              <w:rPr>
+                <w:b w:val="0"/>
+                <w:i w:val="0"/>
+                <w:sz w:val="22"/>
+              </w:rPr>
+              <w:t>4 damage</w:t>
+            </w:r>
+          </w:p>
+        </w:tc>
+        <w:tc>
+          <w:tcPr>
+            <w:tcW w:type="dxa" w:w="2880"/>
+          </w:tcPr>
+          <w:p>
+            <w:r/>
+            <w:r>
+              <w:rPr>
+                <w:rFonts w:ascii="Consolas" w:hAnsi="Consolas"/>
+                <w:b w:val="0"/>
+                <w:i w:val="0"/>
+                <w:sz w:val="20"/>
+              </w:rPr>
+              <w:t>Explosion.affectedTiles(Arena)</w:t>
+            </w:r>
+          </w:p>
+        </w:tc>
+        <w:tc>
+          <w:tcPr>
+            <w:tcW w:type="dxa" w:w="2880"/>
+          </w:tcPr>
+          <w:p>
+            <w:r/>
+            <w:r>
+              <w:rPr>
+                <w:b w:val="0"/>
+                <w:i w:val="0"/>
+                <w:sz w:val="22"/>
+              </w:rPr>
+              <w:t>blast radius is cropped at the first Wall in each direction (Bomberman rules)</w:t>
+            </w:r>
+          </w:p>
+        </w:tc>
+      </w:tr>
+      <w:tr>
+        <w:tc>
+          <w:tcPr>
+            <w:tcW w:type="dxa" w:w="2880"/>
+          </w:tcPr>
+          <w:p>
+            <w:r/>
+            <w:r>
+              <w:rPr>
+                <w:b w:val="0"/>
+                <w:i w:val="0"/>
+                <w:sz w:val="22"/>
+              </w:rPr>
+              <w:t>5 pickup</w:t>
+            </w:r>
+          </w:p>
+        </w:tc>
+        <w:tc>
+          <w:tcPr>
+            <w:tcW w:type="dxa" w:w="2880"/>
+          </w:tcPr>
+          <w:p>
+            <w:r/>
+            <w:r>
+              <w:rPr>
+                <w:rFonts w:ascii="Consolas" w:hAnsi="Consolas"/>
+                <w:b w:val="0"/>
+                <w:i w:val="0"/>
+                <w:sz w:val="20"/>
+              </w:rPr>
+              <w:t>PowerUpItem.collectedBy(Player)</w:t>
+            </w:r>
+          </w:p>
+        </w:tc>
+        <w:tc>
+          <w:tcPr>
+            <w:tcW w:type="dxa" w:w="2880"/>
+          </w:tcPr>
+          <w:p>
+            <w:r/>
+            <w:r>
+              <w:rPr>
+                <w:b w:val="0"/>
+                <w:i w:val="0"/>
+                <w:sz w:val="22"/>
+              </w:rPr>
+              <w:t>each item is consumed at most once even with simultaneous overlaps (deterministic ordering by player id)</w:t>
+            </w:r>
+          </w:p>
+        </w:tc>
+      </w:tr>
+      <w:tr>
+        <w:tc>
+          <w:tcPr>
+            <w:tcW w:type="dxa" w:w="2880"/>
+          </w:tcPr>
+          <w:p>
+            <w:r/>
+            <w:r>
+              <w:rPr>
+                <w:b w:val="0"/>
+                <w:i w:val="0"/>
+                <w:sz w:val="22"/>
+              </w:rPr>
+              <w:t>6 score</w:t>
+            </w:r>
+          </w:p>
+        </w:tc>
+        <w:tc>
+          <w:tcPr>
+            <w:tcW w:type="dxa" w:w="2880"/>
+          </w:tcPr>
+          <w:p>
+            <w:r/>
+            <w:r>
+              <w:rPr>
+                <w:rFonts w:ascii="Consolas" w:hAnsi="Consolas"/>
+                <w:b w:val="0"/>
+                <w:i w:val="0"/>
+                <w:sz w:val="20"/>
+              </w:rPr>
+              <w:t>Score.recordPlayerKilled(...)</w:t>
+            </w:r>
+          </w:p>
+        </w:tc>
+        <w:tc>
+          <w:tcPr>
+            <w:tcW w:type="dxa" w:w="2880"/>
+          </w:tcPr>
+          <w:p>
+            <w:r/>
+            <w:r>
+              <w:rPr>
+                <w:b w:val="0"/>
+                <w:i w:val="0"/>
+                <w:sz w:val="22"/>
+              </w:rPr>
+              <w:t>per-player counters never decrement</w:t>
+            </w:r>
+          </w:p>
+        </w:tc>
+      </w:tr>
+      <w:tr>
+        <w:tc>
+          <w:tcPr>
+            <w:tcW w:type="dxa" w:w="2880"/>
+          </w:tcPr>
+          <w:p>
+            <w:r/>
+            <w:r>
+              <w:rPr>
+                <w:b w:val="0"/>
+                <w:i w:val="0"/>
+                <w:sz w:val="22"/>
+              </w:rPr>
+              <w:t>7 snapshot</w:t>
+            </w:r>
+          </w:p>
+        </w:tc>
+        <w:tc>
+          <w:tcPr>
+            <w:tcW w:type="dxa" w:w="2880"/>
+          </w:tcPr>
+          <w:p>
+            <w:r/>
+            <w:r>
+              <w:rPr>
+                <w:rFonts w:ascii="Consolas" w:hAnsi="Consolas"/>
+                <w:b w:val="0"/>
+                <w:i w:val="0"/>
+                <w:sz w:val="20"/>
+              </w:rPr>
+              <w:t>Snapshotter.snapshot(GameWorld)</w:t>
+            </w:r>
+          </w:p>
+        </w:tc>
+        <w:tc>
+          <w:tcPr>
+            <w:tcW w:type="dxa" w:w="2880"/>
+          </w:tcPr>
+          <w:p>
+            <w:r/>
+            <w:r>
+              <w:rPr>
+                <w:b w:val="0"/>
+                <w:i w:val="0"/>
+                <w:sz w:val="22"/>
+              </w:rPr>
+              <w:t>the snapshot is a value object (immutable record); the server can send it to every session without copying</w:t>
+            </w:r>
+          </w:p>
+        </w:tc>
+      </w:tr>
+    </w:tbl>
+    <w:p/>
+    <w:p>
+      <w:pPr>
+        <w:spacing w:after="120"/>
+      </w:pPr>
+      <w:r>
+        <w:rPr>
+          <w:b/>
+          <w:i w:val="0"/>
+          <w:sz w:val="22"/>
+        </w:rPr>
+        <w:t>Why this is single-threaded.</w:t>
+      </w:r>
+      <w:r>
+        <w:rPr>
           <w:b w:val="0"/>
           <w:i w:val="0"/>
-          <w:sz w:val="20"/>
-        </w:rPr>
-        <w:t>ArenaView</w:t>
-      </w:r>
-      <w:r>
-        <w:rPr>
-          <w:b w:val="0"/>
-          <w:i w:val="0"/>
           <w:sz w:val="22"/>
         </w:rPr>
-        <w:t xml:space="preserve"> embeds </w:t>
-      </w:r>
-      <w:r>
-        <w:rPr>
-          <w:rFonts w:ascii="Consolas" w:hAnsi="Consolas"/>
-          <w:b w:val="0"/>
-          <w:i w:val="0"/>
-          <w:sz w:val="20"/>
-        </w:rPr>
-        <w:t>ArenaRenderer</w:t>
-      </w:r>
-      <w:r>
-        <w:rPr>
-          <w:b w:val="0"/>
-          <w:i w:val="0"/>
-          <w:sz w:val="22"/>
-        </w:rPr>
-        <w:t xml:space="preserve"> (the tile/sprite drawer), </w:t>
-      </w:r>
-      <w:r>
-        <w:rPr>
-          <w:rFonts w:ascii="Consolas" w:hAnsi="Consolas"/>
-          <w:b w:val="0"/>
-          <w:i w:val="0"/>
-          <w:sz w:val="20"/>
-        </w:rPr>
-        <w:t>ParticleSystem</w:t>
-      </w:r>
-      <w:r>
-        <w:rPr>
-          <w:b w:val="0"/>
-          <w:i w:val="0"/>
-          <w:sz w:val="22"/>
-        </w:rPr>
-        <w:t xml:space="preserve"> (explosion debris, mandala dust), </w:t>
-      </w:r>
-      <w:r>
-        <w:rPr>
-          <w:rFonts w:ascii="Consolas" w:hAnsi="Consolas"/>
-          <w:b w:val="0"/>
-          <w:i w:val="0"/>
-          <w:sz w:val="20"/>
-        </w:rPr>
-        <w:t>PostFx</w:t>
-      </w:r>
-      <w:r>
-        <w:rPr>
-          <w:b w:val="0"/>
-          <w:i w:val="0"/>
-          <w:sz w:val="22"/>
-        </w:rPr>
-        <w:t xml:space="preserve"> (bloom, vignette), </w:t>
-      </w:r>
-      <w:r>
-        <w:rPr>
-          <w:rFonts w:ascii="Consolas" w:hAnsi="Consolas"/>
-          <w:b w:val="0"/>
-          <w:i w:val="0"/>
-          <w:sz w:val="20"/>
-        </w:rPr>
-        <w:t>CameraShake</w:t>
-      </w:r>
-      <w:r>
-        <w:rPr>
-          <w:b w:val="0"/>
-          <w:i w:val="0"/>
-          <w:sz w:val="22"/>
-        </w:rPr>
-        <w:t xml:space="preserve">, and </w:t>
-      </w:r>
-      <w:r>
-        <w:rPr>
-          <w:rFonts w:ascii="Consolas" w:hAnsi="Consolas"/>
-          <w:b w:val="0"/>
-          <w:i w:val="0"/>
-          <w:sz w:val="20"/>
-        </w:rPr>
-        <w:t>HudOverlay</w:t>
-      </w:r>
-      <w:r>
-        <w:rPr>
-          <w:b w:val="0"/>
-          <w:i w:val="0"/>
-          <w:sz w:val="22"/>
-        </w:rPr>
-        <w:t xml:space="preserve">. </w:t>
-      </w:r>
-      <w:r>
-        <w:rPr>
-          <w:rFonts w:ascii="Consolas" w:hAnsi="Consolas"/>
-          <w:b w:val="0"/>
-          <w:i w:val="0"/>
-          <w:sz w:val="20"/>
-        </w:rPr>
-        <w:t>MandalaArt</w:t>
-      </w:r>
-      <w:r>
-        <w:rPr>
-          <w:b w:val="0"/>
-          <w:i w:val="0"/>
-          <w:sz w:val="22"/>
-        </w:rPr>
-        <w:t xml:space="preserve"> and </w:t>
-      </w:r>
-      <w:r>
-        <w:rPr>
-          <w:rFonts w:ascii="Consolas" w:hAnsi="Consolas"/>
-          <w:b w:val="0"/>
-          <w:i w:val="0"/>
-          <w:sz w:val="20"/>
-        </w:rPr>
-        <w:t>MandalaTheme</w:t>
-      </w:r>
-      <w:r>
-        <w:rPr>
-          <w:b w:val="0"/>
-          <w:i w:val="0"/>
-          <w:sz w:val="22"/>
-        </w:rPr>
-        <w:t xml:space="preserve"> supply the symmetrical motif resources. </w:t>
-      </w:r>
-      <w:r>
-        <w:rPr>
-          <w:rFonts w:ascii="Consolas" w:hAnsi="Consolas"/>
-          <w:b w:val="0"/>
-          <w:i w:val="0"/>
-          <w:sz w:val="20"/>
-        </w:rPr>
-        <w:t>GameClient</w:t>
-      </w:r>
-      <w:r>
-        <w:rPr>
-          <w:b w:val="0"/>
-          <w:i w:val="0"/>
-          <w:sz w:val="22"/>
-        </w:rPr>
-        <w:t xml:space="preserve"> is the network façade. </w:t>
-      </w:r>
-      <w:r>
-        <w:rPr>
-          <w:rFonts w:ascii="Consolas" w:hAnsi="Consolas"/>
-          <w:b w:val="0"/>
-          <w:i w:val="0"/>
-          <w:sz w:val="20"/>
-        </w:rPr>
-        <w:t>AudioBus</w:t>
-      </w:r>
-      <w:r>
-        <w:rPr>
-          <w:b w:val="0"/>
-          <w:i w:val="0"/>
-          <w:sz w:val="22"/>
-        </w:rPr>
-        <w:t xml:space="preserve"> mixes effects through </w:t>
-      </w:r>
-      <w:r>
-        <w:rPr>
-          <w:rFonts w:ascii="Consolas" w:hAnsi="Consolas"/>
-          <w:b w:val="0"/>
-          <w:i w:val="0"/>
-          <w:sz w:val="20"/>
-        </w:rPr>
-        <w:t>SpatialAudio</w:t>
-      </w:r>
-      <w:r>
-        <w:rPr>
-          <w:b w:val="0"/>
-          <w:i w:val="0"/>
-          <w:sz w:val="22"/>
-        </w:rPr>
-        <w:t xml:space="preserve">. </w:t>
-      </w:r>
-      <w:r>
-        <w:rPr>
-          <w:rFonts w:ascii="Consolas" w:hAnsi="Consolas"/>
-          <w:b w:val="0"/>
-          <w:i w:val="0"/>
-          <w:sz w:val="20"/>
-        </w:rPr>
-        <w:t>GamepadPoller</w:t>
-      </w:r>
-      <w:r>
-        <w:rPr>
-          <w:b w:val="0"/>
-          <w:i w:val="0"/>
-          <w:sz w:val="22"/>
-        </w:rPr>
-        <w:t xml:space="preserve"> reads JInput and pushes </w:t>
-      </w:r>
-      <w:r>
-        <w:rPr>
-          <w:rFonts w:ascii="Consolas" w:hAnsi="Consolas"/>
-          <w:b w:val="0"/>
-          <w:i w:val="0"/>
-          <w:sz w:val="20"/>
-        </w:rPr>
-        <w:t>PlayerInput</w:t>
-      </w:r>
-      <w:r>
-        <w:rPr>
-          <w:b w:val="0"/>
-          <w:i w:val="0"/>
-          <w:sz w:val="22"/>
-        </w:rPr>
-        <w:t xml:space="preserve"> updates; </w:t>
-      </w:r>
-      <w:r>
-        <w:rPr>
-          <w:rFonts w:ascii="Consolas" w:hAnsi="Consolas"/>
-          <w:b w:val="0"/>
-          <w:i w:val="0"/>
-          <w:sz w:val="20"/>
-        </w:rPr>
-        <w:t>HapticsService</w:t>
-      </w:r>
-      <w:r>
-        <w:rPr>
-          <w:b w:val="0"/>
-          <w:i w:val="0"/>
-          <w:sz w:val="22"/>
-        </w:rPr>
-        <w:t xml:space="preserve"> applies rumble cues from </w:t>
-      </w:r>
-      <w:r>
-        <w:rPr>
-          <w:rFonts w:ascii="Consolas" w:hAnsi="Consolas"/>
-          <w:b w:val="0"/>
-          <w:i w:val="0"/>
-          <w:sz w:val="20"/>
-        </w:rPr>
-        <w:t>HapticCue</w:t>
-      </w:r>
-      <w:r>
-        <w:rPr>
-          <w:b w:val="0"/>
-          <w:i w:val="0"/>
-          <w:sz w:val="22"/>
-        </w:rPr>
-        <w:t xml:space="preserve"> envelopes received from the server. </w:t>
-      </w:r>
-      <w:r>
-        <w:rPr>
-          <w:rFonts w:ascii="Consolas" w:hAnsi="Consolas"/>
-          <w:b w:val="0"/>
-          <w:i w:val="0"/>
-          <w:sz w:val="20"/>
-        </w:rPr>
-        <w:t>AgeGate</w:t>
-      </w:r>
-      <w:r>
-        <w:rPr>
-          <w:b w:val="0"/>
-          <w:i w:val="0"/>
-          <w:sz w:val="22"/>
-        </w:rPr>
-        <w:t xml:space="preserve"> gates the launch on a confirmation dialog.</w:t>
+        <w:t xml:space="preserve"> The tick is bounded at 16.67 ms; the work above empirically completes in ~0.4 ms for four players on a laptop. Multi-threading would buy nothing and forfeit the determinism guarantee that makes the simulation reproducible for both replay and viva demonstration.</w:t>
       </w:r>
     </w:p>
     <w:p>

--- a/exports/architecture-spec-arc42.docx
+++ b/exports/architecture-spec-arc42.docx
@@ -114,7 +114,7 @@
           <w:i w:val="0"/>
           <w:sz w:val="22"/>
         </w:rPr>
-        <w:t xml:space="preserve"> 28 May 2026 — Week 7 of 8, prototype submission window</w:t>
+        <w:t xml:space="preserve"> 29 May 2026 — Week 8 of 8, final submission window</w:t>
       </w:r>
     </w:p>
     <w:p>
